--- a/frontend/public/docx/courses/generative-ai/vectorless-rag/vector_less_rag.docx
+++ b/frontend/public/docx/courses/generative-ai/vectorless-rag/vector_less_rag.docx
@@ -152,7 +152,7 @@
         <w:rPr>
           <w:rtl w:val="0"/>
         </w:rPr>
-        <w:t xml:space="preserve"> documents — not from internet guesses.</w:t>
+        <w:t xml:space="preserve"> documents,W not from internet guesses.</w:t>
       </w:r>
     </w:p>
     <w:p>
@@ -282,7 +282,7 @@
       </w:pPr>
       <w:sdt>
         <w:sdtPr>
-          <w:id w:val="994529525"/>
+          <w:id w:val="1299190082"/>
           <w:tag w:val="goog_rdk_0"/>
         </w:sdtPr>
         <w:sdtContent>
@@ -321,7 +321,7 @@
       </w:pPr>
       <w:sdt>
         <w:sdtPr>
-          <w:id w:val="-138408438"/>
+          <w:id w:val="-1895210644"/>
           <w:tag w:val="goog_rdk_1"/>
         </w:sdtPr>
         <w:sdtContent>
@@ -374,7 +374,7 @@
       </w:pPr>
       <w:sdt>
         <w:sdtPr>
-          <w:id w:val="1125905645"/>
+          <w:id w:val="267482689"/>
           <w:tag w:val="goog_rdk_2"/>
         </w:sdtPr>
         <w:sdtContent>
@@ -413,7 +413,7 @@
       </w:pPr>
       <w:sdt>
         <w:sdtPr>
-          <w:id w:val="-1910346750"/>
+          <w:id w:val="-101393849"/>
           <w:tag w:val="goog_rdk_3"/>
         </w:sdtPr>
         <w:sdtContent>
@@ -474,7 +474,7 @@
       </w:pPr>
       <w:sdt>
         <w:sdtPr>
-          <w:id w:val="-713420951"/>
+          <w:id w:val="-282879436"/>
           <w:tag w:val="goog_rdk_4"/>
         </w:sdtPr>
         <w:sdtContent>
@@ -516,12 +516,12 @@
           <wp:inline distB="114300" distT="114300" distL="114300" distR="114300">
             <wp:extent cx="5943600" cy="8872538"/>
             <wp:effectExtent b="0" l="0" r="0" t="0"/>
-            <wp:docPr id="16" name="image8.png"/>
+            <wp:docPr id="16" name="image2.png"/>
             <a:graphic>
               <a:graphicData uri="http://schemas.openxmlformats.org/drawingml/2006/picture">
                 <pic:pic>
                   <pic:nvPicPr>
-                    <pic:cNvPr id="0" name="image8.png"/>
+                    <pic:cNvPr id="0" name="image2.png"/>
                     <pic:cNvPicPr preferRelativeResize="0"/>
                   </pic:nvPicPr>
                   <pic:blipFill>
@@ -628,12 +628,12 @@
           <wp:inline distB="114300" distT="114300" distL="114300" distR="114300">
             <wp:extent cx="5943600" cy="5943600"/>
             <wp:effectExtent b="0" l="0" r="0" t="0"/>
-            <wp:docPr id="18" name="image10.png"/>
+            <wp:docPr id="18" name="image11.png"/>
             <a:graphic>
               <a:graphicData uri="http://schemas.openxmlformats.org/drawingml/2006/picture">
                 <pic:pic>
                   <pic:nvPicPr>
-                    <pic:cNvPr id="0" name="image10.png"/>
+                    <pic:cNvPr id="0" name="image11.png"/>
                     <pic:cNvPicPr preferRelativeResize="0"/>
                   </pic:nvPicPr>
                   <pic:blipFill>
@@ -685,12 +685,12 @@
           <wp:inline distB="114300" distT="114300" distL="114300" distR="114300">
             <wp:extent cx="5943600" cy="3937000"/>
             <wp:effectExtent b="0" l="0" r="0" t="0"/>
-            <wp:docPr id="17" name="image9.png"/>
+            <wp:docPr id="17" name="image8.png"/>
             <a:graphic>
               <a:graphicData uri="http://schemas.openxmlformats.org/drawingml/2006/picture">
                 <pic:pic>
                   <pic:nvPicPr>
-                    <pic:cNvPr id="0" name="image9.png"/>
+                    <pic:cNvPr id="0" name="image8.png"/>
                     <pic:cNvPicPr preferRelativeResize="0"/>
                   </pic:nvPicPr>
                   <pic:blipFill>
@@ -770,12 +770,12 @@
           <wp:inline distB="114300" distT="114300" distL="114300" distR="114300">
             <wp:extent cx="5943600" cy="927100"/>
             <wp:effectExtent b="0" l="0" r="0" t="0"/>
-            <wp:docPr id="24" name="image13.png"/>
+            <wp:docPr id="24" name="image5.png"/>
             <a:graphic>
               <a:graphicData uri="http://schemas.openxmlformats.org/drawingml/2006/picture">
                 <pic:pic>
                   <pic:nvPicPr>
-                    <pic:cNvPr id="0" name="image13.png"/>
+                    <pic:cNvPr id="0" name="image5.png"/>
                     <pic:cNvPicPr preferRelativeResize="0"/>
                   </pic:nvPicPr>
                   <pic:blipFill>
@@ -847,7 +847,7 @@
       </w:pPr>
       <w:sdt>
         <w:sdtPr>
-          <w:id w:val="1675559717"/>
+          <w:id w:val="1133343921"/>
           <w:tag w:val="goog_rdk_5"/>
         </w:sdtPr>
         <w:sdtContent>
@@ -872,7 +872,7 @@
       </w:pPr>
       <w:sdt>
         <w:sdtPr>
-          <w:id w:val="196339668"/>
+          <w:id w:val="356166065"/>
           <w:tag w:val="goog_rdk_6"/>
         </w:sdtPr>
         <w:sdtContent>
@@ -956,7 +956,7 @@
       </w:pPr>
       <w:sdt>
         <w:sdtPr>
-          <w:id w:val="89523051"/>
+          <w:id w:val="-1726851054"/>
           <w:tag w:val="goog_rdk_7"/>
         </w:sdtPr>
         <w:sdtContent>
@@ -1040,7 +1040,7 @@
       </w:pPr>
       <w:sdt>
         <w:sdtPr>
-          <w:id w:val="2129996379"/>
+          <w:id w:val="1202768938"/>
           <w:tag w:val="goog_rdk_8"/>
         </w:sdtPr>
         <w:sdtContent>
@@ -1148,7 +1148,7 @@
       </w:pPr>
       <w:sdt>
         <w:sdtPr>
-          <w:id w:val="1298299056"/>
+          <w:id w:val="284115423"/>
           <w:tag w:val="goog_rdk_9"/>
         </w:sdtPr>
         <w:sdtContent>
@@ -1210,7 +1210,7 @@
       </w:pPr>
       <w:sdt>
         <w:sdtPr>
-          <w:id w:val="-1182663503"/>
+          <w:id w:val="1838137020"/>
           <w:tag w:val="goog_rdk_10"/>
         </w:sdtPr>
         <w:sdtContent>
@@ -1236,7 +1236,7 @@
       </w:pPr>
       <w:sdt>
         <w:sdtPr>
-          <w:id w:val="-58867187"/>
+          <w:id w:val="-1031299800"/>
           <w:tag w:val="goog_rdk_11"/>
         </w:sdtPr>
         <w:sdtContent>
@@ -1890,6 +1890,962 @@
     </w:p>
     <w:p>
       <w:pPr>
+        <w:rPr>
+          <w:sz w:val="40"/>
+          <w:szCs w:val="40"/>
+        </w:rPr>
+      </w:pPr>
+      <w:r>
+        <w:rPr>
+          <w:sz w:val="40"/>
+          <w:szCs w:val="40"/>
+          <w:rtl w:val="0"/>
+        </w:rPr>
+        <w:t xml:space="preserve">Quizzes</w:t>
+      </w:r>
+    </w:p>
+    <w:p>
+      <w:pPr>
+        <w:rPr>
+          <w:sz w:val="40"/>
+          <w:szCs w:val="40"/>
+        </w:rPr>
+      </w:pPr>
+      <w:r>
+        <w:rPr>
+          <w:rtl w:val="0"/>
+        </w:rPr>
+      </w:r>
+    </w:p>
+    <w:p>
+      <w:pPr>
+        <w:rPr>
+          <w:sz w:val="32"/>
+          <w:szCs w:val="32"/>
+        </w:rPr>
+      </w:pPr>
+      <w:r>
+        <w:rPr>
+          <w:sz w:val="32"/>
+          <w:szCs w:val="32"/>
+          <w:rtl w:val="0"/>
+        </w:rPr>
+        <w:t xml:space="preserve">Phase 1: Understanding Normal RAG and Why It Often Fails in Real Life</w:t>
+      </w:r>
+    </w:p>
+    <w:p>
+      <w:pPr>
+        <w:rPr/>
+      </w:pPr>
+      <w:r>
+        <w:rPr>
+          <w:rtl w:val="0"/>
+        </w:rPr>
+      </w:r>
+    </w:p>
+    <w:p>
+      <w:pPr>
+        <w:rPr>
+          <w:sz w:val="36"/>
+          <w:szCs w:val="36"/>
+        </w:rPr>
+      </w:pPr>
+      <w:r>
+        <w:rPr>
+          <w:sz w:val="36"/>
+          <w:szCs w:val="36"/>
+          <w:rtl w:val="0"/>
+        </w:rPr>
+        <w:t xml:space="preserve">Easy Questions</w:t>
+      </w:r>
+    </w:p>
+    <w:p>
+      <w:pPr>
+        <w:rPr/>
+      </w:pPr>
+      <w:r>
+        <w:rPr>
+          <w:rtl w:val="0"/>
+        </w:rPr>
+      </w:r>
+    </w:p>
+    <w:p>
+      <w:pPr>
+        <w:rPr/>
+      </w:pPr>
+      <w:r>
+        <w:rPr>
+          <w:rtl w:val="0"/>
+        </w:rPr>
+      </w:r>
+    </w:p>
+    <w:p>
+      <w:pPr>
+        <w:rPr/>
+      </w:pPr>
+      <w:r>
+        <w:rPr>
+          <w:rtl w:val="0"/>
+        </w:rPr>
+        <w:t xml:space="preserve">1. What does RAG stand for?  </w:t>
+      </w:r>
+    </w:p>
+    <w:p>
+      <w:pPr>
+        <w:rPr/>
+      </w:pPr>
+      <w:r>
+        <w:rPr>
+          <w:rtl w:val="0"/>
+        </w:rPr>
+        <w:t xml:space="preserve">A) Random Answer Generator  </w:t>
+      </w:r>
+    </w:p>
+    <w:p>
+      <w:pPr>
+        <w:rPr/>
+      </w:pPr>
+      <w:r>
+        <w:rPr>
+          <w:rtl w:val="0"/>
+        </w:rPr>
+        <w:t xml:space="preserve">B) Retrieval-Augmented Generation  </w:t>
+      </w:r>
+    </w:p>
+    <w:p>
+      <w:pPr>
+        <w:rPr/>
+      </w:pPr>
+      <w:r>
+        <w:rPr>
+          <w:rtl w:val="0"/>
+        </w:rPr>
+        <w:t xml:space="preserve">C) Real-time Audio Generator  </w:t>
+      </w:r>
+    </w:p>
+    <w:p>
+      <w:pPr>
+        <w:rPr/>
+      </w:pPr>
+      <w:r>
+        <w:rPr>
+          <w:rtl w:val="0"/>
+        </w:rPr>
+        <w:t xml:space="preserve">D) Reinforced Answer Guidance</w:t>
+      </w:r>
+    </w:p>
+    <w:p>
+      <w:pPr>
+        <w:rPr/>
+      </w:pPr>
+      <w:r>
+        <w:rPr>
+          <w:rtl w:val="0"/>
+        </w:rPr>
+      </w:r>
+    </w:p>
+    <w:p>
+      <w:pPr>
+        <w:rPr/>
+      </w:pPr>
+      <w:r>
+        <w:rPr>
+          <w:rtl w:val="0"/>
+        </w:rPr>
+        <w:t xml:space="preserve">2. What is the main problem with a normal LLM (without RAG) when answering questions about shop policies?  </w:t>
+      </w:r>
+    </w:p>
+    <w:p>
+      <w:pPr>
+        <w:rPr/>
+      </w:pPr>
+      <w:r>
+        <w:rPr>
+          <w:rtl w:val="0"/>
+        </w:rPr>
+        <w:t xml:space="preserve">A) It always gives the exact correct answer from your latest documents  </w:t>
+      </w:r>
+    </w:p>
+    <w:p>
+      <w:pPr>
+        <w:rPr/>
+      </w:pPr>
+      <w:r>
+        <w:rPr>
+          <w:rtl w:val="0"/>
+        </w:rPr>
+        <w:t xml:space="preserve">B) It can hallucinate confident but wrong answers because it only knows its training data and has no access to your private or latest documents  </w:t>
+      </w:r>
+    </w:p>
+    <w:p>
+      <w:pPr>
+        <w:rPr/>
+      </w:pPr>
+      <w:r>
+        <w:rPr>
+          <w:rtl w:val="0"/>
+        </w:rPr>
+        <w:t xml:space="preserve">C) It refuses to answer any question  </w:t>
+      </w:r>
+    </w:p>
+    <w:p>
+      <w:pPr>
+        <w:rPr/>
+      </w:pPr>
+      <w:r>
+        <w:rPr>
+          <w:rtl w:val="0"/>
+        </w:rPr>
+        <w:t xml:space="preserve">D) It only works with images</w:t>
+      </w:r>
+    </w:p>
+    <w:p>
+      <w:pPr>
+        <w:rPr/>
+      </w:pPr>
+      <w:r>
+        <w:rPr>
+          <w:rtl w:val="0"/>
+        </w:rPr>
+      </w:r>
+    </w:p>
+    <w:p>
+      <w:pPr>
+        <w:rPr/>
+      </w:pPr>
+      <w:r>
+        <w:rPr>
+          <w:rtl w:val="0"/>
+        </w:rPr>
+        <w:t xml:space="preserve">3. In the perfume return example, what does a normal LLM often say wrongly?  </w:t>
+      </w:r>
+    </w:p>
+    <w:p>
+      <w:pPr>
+        <w:rPr/>
+      </w:pPr>
+      <w:r>
+        <w:rPr>
+          <w:rtl w:val="0"/>
+        </w:rPr>
+        <w:t xml:space="preserve">A) “Perfume once opened cannot be returned unless damaged”  </w:t>
+      </w:r>
+    </w:p>
+    <w:p>
+      <w:pPr>
+        <w:rPr/>
+      </w:pPr>
+      <w:r>
+        <w:rPr>
+          <w:rtl w:val="0"/>
+        </w:rPr>
+        <w:t xml:space="preserve">B) “Yes, most shops allow returns within 30 days even if opened”  </w:t>
+      </w:r>
+    </w:p>
+    <w:p>
+      <w:pPr>
+        <w:rPr/>
+      </w:pPr>
+      <w:r>
+        <w:rPr>
+          <w:rtl w:val="0"/>
+        </w:rPr>
+        <w:t xml:space="preserve">C) “I don’t know”  </w:t>
+      </w:r>
+    </w:p>
+    <w:p>
+      <w:pPr>
+        <w:rPr/>
+      </w:pPr>
+      <w:r>
+        <w:rPr>
+          <w:rtl w:val="0"/>
+        </w:rPr>
+        <w:t xml:space="preserve">D) “Contact customer care”</w:t>
+      </w:r>
+    </w:p>
+    <w:p>
+      <w:pPr>
+        <w:rPr/>
+      </w:pPr>
+      <w:r>
+        <w:rPr>
+          <w:rtl w:val="0"/>
+        </w:rPr>
+      </w:r>
+    </w:p>
+    <w:p>
+      <w:pPr>
+        <w:rPr/>
+      </w:pPr>
+      <w:r>
+        <w:rPr>
+          <w:rtl w:val="0"/>
+        </w:rPr>
+        <w:t xml:space="preserve">4. What are the three main jobs inside every RAG system?  </w:t>
+      </w:r>
+    </w:p>
+    <w:p>
+      <w:pPr>
+        <w:rPr/>
+      </w:pPr>
+      <w:r>
+        <w:rPr>
+          <w:rtl w:val="0"/>
+        </w:rPr>
+        <w:t xml:space="preserve">A) Indexer (builds the library), Retriever (finds relevant pieces), Generator (writes the final answer using only the retrieved context)  </w:t>
+      </w:r>
+    </w:p>
+    <w:p>
+      <w:pPr>
+        <w:rPr/>
+      </w:pPr>
+      <w:r>
+        <w:rPr>
+          <w:rtl w:val="0"/>
+        </w:rPr>
+        <w:t xml:space="preserve">B) Only retrieval and generation  </w:t>
+      </w:r>
+    </w:p>
+    <w:p>
+      <w:pPr>
+        <w:rPr/>
+      </w:pPr>
+      <w:r>
+        <w:rPr>
+          <w:rtl w:val="0"/>
+        </w:rPr>
+        <w:t xml:space="preserve">C) Only indexing and chunking  </w:t>
+      </w:r>
+    </w:p>
+    <w:p>
+      <w:pPr>
+        <w:rPr/>
+      </w:pPr>
+      <w:r>
+        <w:rPr>
+          <w:rtl w:val="0"/>
+        </w:rPr>
+        <w:t xml:space="preserve">D) Only prompt engineering</w:t>
+      </w:r>
+    </w:p>
+    <w:p>
+      <w:pPr>
+        <w:rPr/>
+      </w:pPr>
+      <w:r>
+        <w:rPr>
+          <w:rtl w:val="0"/>
+        </w:rPr>
+      </w:r>
+    </w:p>
+    <w:p>
+      <w:pPr>
+        <w:rPr>
+          <w:sz w:val="36"/>
+          <w:szCs w:val="36"/>
+        </w:rPr>
+      </w:pPr>
+      <w:r>
+        <w:rPr>
+          <w:sz w:val="36"/>
+          <w:szCs w:val="36"/>
+          <w:rtl w:val="0"/>
+        </w:rPr>
+        <w:t xml:space="preserve">Medium Questions</w:t>
+      </w:r>
+    </w:p>
+    <w:p>
+      <w:pPr>
+        <w:rPr>
+          <w:sz w:val="36"/>
+          <w:szCs w:val="36"/>
+        </w:rPr>
+      </w:pPr>
+      <w:r>
+        <w:rPr>
+          <w:rtl w:val="0"/>
+        </w:rPr>
+      </w:r>
+    </w:p>
+    <w:p>
+      <w:pPr>
+        <w:rPr/>
+      </w:pPr>
+      <w:r>
+        <w:rPr>
+          <w:rtl w:val="0"/>
+        </w:rPr>
+      </w:r>
+    </w:p>
+    <w:p>
+      <w:pPr>
+        <w:rPr/>
+      </w:pPr>
+      <w:r>
+        <w:rPr>
+          <w:rtl w:val="0"/>
+        </w:rPr>
+        <w:t xml:space="preserve">5. When should you use RAG?  </w:t>
+      </w:r>
+    </w:p>
+    <w:p>
+      <w:pPr>
+        <w:rPr/>
+      </w:pPr>
+      <w:r>
+        <w:rPr>
+          <w:rtl w:val="0"/>
+        </w:rPr>
+        <w:t xml:space="preserve">A) When you need exact, up-to-date, or private information (shop policies, bank rules, product manuals) where hallucination can cause real problems  </w:t>
+      </w:r>
+    </w:p>
+    <w:p>
+      <w:pPr>
+        <w:rPr/>
+      </w:pPr>
+      <w:r>
+        <w:rPr>
+          <w:rtl w:val="0"/>
+        </w:rPr>
+        <w:t xml:space="preserve">B) When writing poems or general knowledge questions  </w:t>
+      </w:r>
+    </w:p>
+    <w:p>
+      <w:pPr>
+        <w:rPr/>
+      </w:pPr>
+      <w:r>
+        <w:rPr>
+          <w:rtl w:val="0"/>
+        </w:rPr>
+        <w:t xml:space="preserve">C) When you need the absolute fastest response under 200 ms  </w:t>
+      </w:r>
+    </w:p>
+    <w:p>
+      <w:pPr>
+        <w:rPr/>
+      </w:pPr>
+      <w:r>
+        <w:rPr>
+          <w:rtl w:val="0"/>
+        </w:rPr>
+        <w:t xml:space="preserve">D) When there are no documents to search</w:t>
+      </w:r>
+    </w:p>
+    <w:p>
+      <w:pPr>
+        <w:rPr/>
+      </w:pPr>
+      <w:r>
+        <w:rPr>
+          <w:rtl w:val="0"/>
+        </w:rPr>
+      </w:r>
+    </w:p>
+    <w:p>
+      <w:pPr>
+        <w:rPr/>
+      </w:pPr>
+      <w:r>
+        <w:rPr>
+          <w:rtl w:val="0"/>
+        </w:rPr>
+        <w:t xml:space="preserve">6. What is the role of the Indexer in RAG?  </w:t>
+      </w:r>
+    </w:p>
+    <w:p>
+      <w:pPr>
+        <w:rPr/>
+      </w:pPr>
+      <w:r>
+        <w:rPr>
+          <w:rtl w:val="0"/>
+        </w:rPr>
+        <w:t xml:space="preserve">A) It takes your documents, cleans them, chunks them, creates embeddings, and stores them in a vector database (done once or when docs change)  </w:t>
+      </w:r>
+    </w:p>
+    <w:p>
+      <w:pPr>
+        <w:rPr/>
+      </w:pPr>
+      <w:r>
+        <w:rPr>
+          <w:rtl w:val="0"/>
+        </w:rPr>
+        <w:t xml:space="preserve">B) It answers the customer question directly  </w:t>
+      </w:r>
+    </w:p>
+    <w:p>
+      <w:pPr>
+        <w:rPr/>
+      </w:pPr>
+      <w:r>
+        <w:rPr>
+          <w:rtl w:val="0"/>
+        </w:rPr>
+        <w:t xml:space="preserve">C) It only writes the final response  </w:t>
+      </w:r>
+    </w:p>
+    <w:p>
+      <w:pPr>
+        <w:rPr/>
+      </w:pPr>
+      <w:r>
+        <w:rPr>
+          <w:rtl w:val="0"/>
+        </w:rPr>
+        <w:t xml:space="preserve">D) It only retrieves chunks</w:t>
+      </w:r>
+    </w:p>
+    <w:p>
+      <w:pPr>
+        <w:rPr/>
+      </w:pPr>
+      <w:r>
+        <w:rPr>
+          <w:rtl w:val="0"/>
+        </w:rPr>
+      </w:r>
+    </w:p>
+    <w:p>
+      <w:pPr>
+        <w:rPr/>
+      </w:pPr>
+      <w:r>
+        <w:rPr>
+          <w:rtl w:val="0"/>
+        </w:rPr>
+        <w:t xml:space="preserve">7. In the simple code comparison, what makes the RAG version correct while the normal LLM version is wrong?  </w:t>
+      </w:r>
+    </w:p>
+    <w:p>
+      <w:pPr>
+        <w:rPr/>
+      </w:pPr>
+      <w:r>
+        <w:rPr>
+          <w:rtl w:val="0"/>
+        </w:rPr>
+        <w:t xml:space="preserve">A) The RAG version finds and uses the real policy chunk before generating the answer  </w:t>
+      </w:r>
+    </w:p>
+    <w:p>
+      <w:pPr>
+        <w:rPr/>
+      </w:pPr>
+      <w:r>
+        <w:rPr>
+          <w:rtl w:val="0"/>
+        </w:rPr>
+        <w:t xml:space="preserve">B) The normal LLM is always better  </w:t>
+      </w:r>
+    </w:p>
+    <w:p>
+      <w:pPr>
+        <w:rPr/>
+      </w:pPr>
+      <w:r>
+        <w:rPr>
+          <w:rtl w:val="0"/>
+        </w:rPr>
+        <w:t xml:space="preserve">C) The RAG version uses no context  </w:t>
+      </w:r>
+    </w:p>
+    <w:p>
+      <w:pPr>
+        <w:rPr/>
+      </w:pPr>
+      <w:r>
+        <w:rPr>
+          <w:rtl w:val="0"/>
+        </w:rPr>
+        <w:t xml:space="preserve">D) The normal LLM has access to your private policies</w:t>
+      </w:r>
+    </w:p>
+    <w:p>
+      <w:pPr>
+        <w:rPr/>
+      </w:pPr>
+      <w:r>
+        <w:rPr>
+          <w:rtl w:val="0"/>
+        </w:rPr>
+      </w:r>
+    </w:p>
+    <w:p>
+      <w:pPr>
+        <w:rPr/>
+      </w:pPr>
+      <w:r>
+        <w:rPr>
+          <w:sz w:val="36"/>
+          <w:szCs w:val="36"/>
+          <w:rtl w:val="0"/>
+        </w:rPr>
+        <w:t xml:space="preserve">Hard Questions</w:t>
+      </w:r>
+      <w:r>
+        <w:rPr>
+          <w:rtl w:val="0"/>
+        </w:rPr>
+      </w:r>
+    </w:p>
+    <w:p>
+      <w:pPr>
+        <w:rPr/>
+      </w:pPr>
+      <w:r>
+        <w:rPr>
+          <w:rtl w:val="0"/>
+        </w:rPr>
+      </w:r>
+    </w:p>
+    <w:p>
+      <w:pPr>
+        <w:rPr/>
+      </w:pPr>
+      <w:r>
+        <w:rPr>
+          <w:rtl w:val="0"/>
+        </w:rPr>
+        <w:t xml:space="preserve">8. Why does a normal LLM often sound confident but give wrong answers on shop-specific questions?  </w:t>
+      </w:r>
+    </w:p>
+    <w:p>
+      <w:pPr>
+        <w:rPr/>
+      </w:pPr>
+      <w:r>
+        <w:rPr>
+          <w:rtl w:val="0"/>
+        </w:rPr>
+        <w:t xml:space="preserve">A) Its knowledge is frozen at training cutoff and it has no access to your latest or private documents, so it guesses  </w:t>
+      </w:r>
+    </w:p>
+    <w:p>
+      <w:pPr>
+        <w:rPr/>
+      </w:pPr>
+      <w:r>
+        <w:rPr>
+          <w:rtl w:val="0"/>
+        </w:rPr>
+        <w:t xml:space="preserve">B) It is trained on your exact shop data  </w:t>
+      </w:r>
+    </w:p>
+    <w:p>
+      <w:pPr>
+        <w:rPr/>
+      </w:pPr>
+      <w:r>
+        <w:rPr>
+          <w:rtl w:val="0"/>
+        </w:rPr>
+        <w:t xml:space="preserve">C) It always refuses to answer  </w:t>
+      </w:r>
+    </w:p>
+    <w:p>
+      <w:pPr>
+        <w:rPr/>
+      </w:pPr>
+      <w:r>
+        <w:rPr>
+          <w:rtl w:val="0"/>
+        </w:rPr>
+        <w:t xml:space="preserve">D) It can see uploaded images</w:t>
+      </w:r>
+    </w:p>
+    <w:p>
+      <w:pPr>
+        <w:rPr/>
+      </w:pPr>
+      <w:r>
+        <w:rPr>
+          <w:rtl w:val="0"/>
+        </w:rPr>
+      </w:r>
+    </w:p>
+    <w:p>
+      <w:pPr>
+        <w:rPr/>
+      </w:pPr>
+      <w:r>
+        <w:rPr>
+          <w:rtl w:val="0"/>
+        </w:rPr>
+        <w:t xml:space="preserve">9. What is the main benefit of RAG shown in the side-by-side picture?  </w:t>
+      </w:r>
+    </w:p>
+    <w:p>
+      <w:pPr>
+        <w:rPr/>
+      </w:pPr>
+      <w:sdt>
+        <w:sdtPr>
+          <w:id w:val="-801407218"/>
+          <w:tag w:val="goog_rdk_12"/>
+        </w:sdtPr>
+        <w:sdtContent>
+          <w:r>
+            <w:rPr>
+              <w:rFonts w:ascii="Arial Unicode MS" w:cs="Arial Unicode MS" w:eastAsia="Arial Unicode MS" w:hAnsi="Arial Unicode MS"/>
+              <w:rtl w:val="0"/>
+            </w:rPr>
+            <w:t xml:space="preserve">A) The bottom flow (query → search real documents → give context to LLM) produces correct, grounded answers while the top flow (just prompt → answer) can hallucinate  </w:t>
+          </w:r>
+        </w:sdtContent>
+      </w:sdt>
+    </w:p>
+    <w:p>
+      <w:pPr>
+        <w:rPr/>
+      </w:pPr>
+      <w:r>
+        <w:rPr>
+          <w:rtl w:val="0"/>
+        </w:rPr>
+        <w:t xml:space="preserve">B) Both flows are exactly the same  </w:t>
+      </w:r>
+    </w:p>
+    <w:p>
+      <w:pPr>
+        <w:rPr/>
+      </w:pPr>
+      <w:r>
+        <w:rPr>
+          <w:rtl w:val="0"/>
+        </w:rPr>
+        <w:t xml:space="preserve">C) The top flow is always better  </w:t>
+      </w:r>
+    </w:p>
+    <w:p>
+      <w:pPr>
+        <w:rPr/>
+      </w:pPr>
+      <w:r>
+        <w:rPr>
+          <w:rtl w:val="0"/>
+        </w:rPr>
+        <w:t xml:space="preserve">D) RAG makes answers longer</w:t>
+      </w:r>
+    </w:p>
+    <w:p>
+      <w:pPr>
+        <w:rPr/>
+      </w:pPr>
+      <w:r>
+        <w:rPr>
+          <w:rtl w:val="0"/>
+        </w:rPr>
+      </w:r>
+    </w:p>
+    <w:p>
+      <w:pPr>
+        <w:rPr/>
+      </w:pPr>
+      <w:r>
+        <w:rPr>
+          <w:rtl w:val="0"/>
+        </w:rPr>
+        <w:t xml:space="preserve">10. What is the overall outcome of this module?  </w:t>
+      </w:r>
+    </w:p>
+    <w:p>
+      <w:pPr>
+        <w:rPr/>
+      </w:pPr>
+      <w:r>
+        <w:rPr>
+          <w:rtl w:val="0"/>
+        </w:rPr>
+        <w:t xml:space="preserve">A) You understand why normal LLMs hallucinate on private or fresh data and how RAG fixes it by giving the LLM its own searchable library of real documents  </w:t>
+      </w:r>
+    </w:p>
+    <w:p>
+      <w:pPr>
+        <w:rPr/>
+      </w:pPr>
+      <w:r>
+        <w:rPr>
+          <w:rtl w:val="0"/>
+        </w:rPr>
+        <w:t xml:space="preserve">B) You only learn about chunking  </w:t>
+      </w:r>
+    </w:p>
+    <w:p>
+      <w:pPr>
+        <w:rPr/>
+      </w:pPr>
+      <w:r>
+        <w:rPr>
+          <w:rtl w:val="0"/>
+        </w:rPr>
+        <w:t xml:space="preserve">C) You skip retrieval and generation  </w:t>
+      </w:r>
+    </w:p>
+    <w:p>
+      <w:pPr>
+        <w:rPr/>
+      </w:pPr>
+      <w:r>
+        <w:rPr>
+          <w:rtl w:val="0"/>
+        </w:rPr>
+        <w:t xml:space="preserve">D) You only learn code examples</w:t>
+      </w:r>
+    </w:p>
+    <w:p>
+      <w:pPr>
+        <w:rPr/>
+      </w:pPr>
+      <w:r>
+        <w:rPr>
+          <w:rtl w:val="0"/>
+        </w:rPr>
+      </w:r>
+    </w:p>
+    <w:p>
+      <w:pPr>
+        <w:rPr/>
+      </w:pPr>
+      <w:r>
+        <w:rPr>
+          <w:sz w:val="32"/>
+          <w:szCs w:val="32"/>
+          <w:rtl w:val="0"/>
+        </w:rPr>
+        <w:t xml:space="preserve">Answers for Phase 1: Understanding Normal RAG and Why It Often Fails in Real Life</w:t>
+      </w:r>
+      <w:r>
+        <w:rPr>
+          <w:rtl w:val="0"/>
+        </w:rPr>
+        <w:t xml:space="preserve"> </w:t>
+      </w:r>
+    </w:p>
+    <w:p>
+      <w:pPr>
+        <w:rPr/>
+      </w:pPr>
+      <w:r>
+        <w:rPr>
+          <w:rtl w:val="0"/>
+        </w:rPr>
+        <w:t xml:space="preserve">1. B  </w:t>
+      </w:r>
+    </w:p>
+    <w:p>
+      <w:pPr>
+        <w:rPr/>
+      </w:pPr>
+      <w:r>
+        <w:rPr>
+          <w:rtl w:val="0"/>
+        </w:rPr>
+        <w:t xml:space="preserve">2. B  </w:t>
+      </w:r>
+    </w:p>
+    <w:p>
+      <w:pPr>
+        <w:rPr/>
+      </w:pPr>
+      <w:r>
+        <w:rPr>
+          <w:rtl w:val="0"/>
+        </w:rPr>
+        <w:t xml:space="preserve">3. B  </w:t>
+      </w:r>
+    </w:p>
+    <w:p>
+      <w:pPr>
+        <w:rPr/>
+      </w:pPr>
+      <w:r>
+        <w:rPr>
+          <w:rtl w:val="0"/>
+        </w:rPr>
+        <w:t xml:space="preserve">4. A  </w:t>
+      </w:r>
+    </w:p>
+    <w:p>
+      <w:pPr>
+        <w:rPr/>
+      </w:pPr>
+      <w:r>
+        <w:rPr>
+          <w:rtl w:val="0"/>
+        </w:rPr>
+        <w:t xml:space="preserve">5. A  </w:t>
+      </w:r>
+    </w:p>
+    <w:p>
+      <w:pPr>
+        <w:rPr/>
+      </w:pPr>
+      <w:r>
+        <w:rPr>
+          <w:rtl w:val="0"/>
+        </w:rPr>
+        <w:t xml:space="preserve">6. A  </w:t>
+      </w:r>
+    </w:p>
+    <w:p>
+      <w:pPr>
+        <w:rPr/>
+      </w:pPr>
+      <w:r>
+        <w:rPr>
+          <w:rtl w:val="0"/>
+        </w:rPr>
+        <w:t xml:space="preserve">7. A  </w:t>
+      </w:r>
+    </w:p>
+    <w:p>
+      <w:pPr>
+        <w:rPr/>
+      </w:pPr>
+      <w:r>
+        <w:rPr>
+          <w:rtl w:val="0"/>
+        </w:rPr>
+        <w:t xml:space="preserve">8. A  </w:t>
+      </w:r>
+    </w:p>
+    <w:p>
+      <w:pPr>
+        <w:rPr/>
+      </w:pPr>
+      <w:r>
+        <w:rPr>
+          <w:rtl w:val="0"/>
+        </w:rPr>
+        <w:t xml:space="preserve">9. A  </w:t>
+      </w:r>
+    </w:p>
+    <w:p>
+      <w:pPr>
+        <w:rPr/>
+      </w:pPr>
+      <w:r>
+        <w:rPr>
+          <w:rtl w:val="0"/>
+        </w:rPr>
+        <w:t xml:space="preserve">10. A</w:t>
+      </w:r>
+    </w:p>
+    <w:p>
+      <w:pPr>
+        <w:rPr/>
+      </w:pPr>
+      <w:r>
+        <w:rPr>
+          <w:rtl w:val="0"/>
+        </w:rPr>
+      </w:r>
+    </w:p>
+    <w:p>
+      <w:pPr>
         <w:rPr/>
       </w:pPr>
       <w:r>
@@ -2081,12 +3037,12 @@
           <wp:inline distB="114300" distT="114300" distL="114300" distR="114300">
             <wp:extent cx="5943600" cy="8882063"/>
             <wp:effectExtent b="0" l="0" r="0" t="0"/>
-            <wp:docPr id="14" name="image16.png"/>
+            <wp:docPr id="14" name="image1.png"/>
             <a:graphic>
               <a:graphicData uri="http://schemas.openxmlformats.org/drawingml/2006/picture">
                 <pic:pic>
                   <pic:nvPicPr>
-                    <pic:cNvPr id="0" name="image16.png"/>
+                    <pic:cNvPr id="0" name="image1.png"/>
                     <pic:cNvPicPr preferRelativeResize="0"/>
                   </pic:nvPicPr>
                   <pic:blipFill>
@@ -2154,12 +3110,12 @@
           <wp:inline distB="114300" distT="114300" distL="114300" distR="114300">
             <wp:extent cx="5943600" cy="1346200"/>
             <wp:effectExtent b="0" l="0" r="0" t="0"/>
-            <wp:docPr id="21" name="image2.png"/>
+            <wp:docPr id="21" name="image6.png"/>
             <a:graphic>
               <a:graphicData uri="http://schemas.openxmlformats.org/drawingml/2006/picture">
                 <pic:pic>
                   <pic:nvPicPr>
-                    <pic:cNvPr id="0" name="image2.png"/>
+                    <pic:cNvPr id="0" name="image6.png"/>
                     <pic:cNvPicPr preferRelativeResize="0"/>
                   </pic:nvPicPr>
                   <pic:blipFill>
@@ -2196,8 +3152,8 @@
       </w:pPr>
       <w:sdt>
         <w:sdtPr>
-          <w:id w:val="-1067374847"/>
-          <w:tag w:val="goog_rdk_12"/>
+          <w:id w:val="529095952"/>
+          <w:tag w:val="goog_rdk_13"/>
         </w:sdtPr>
         <w:sdtContent>
           <w:r>
@@ -2247,8 +3203,8 @@
       </w:pPr>
       <w:sdt>
         <w:sdtPr>
-          <w:id w:val="-626153489"/>
-          <w:tag w:val="goog_rdk_13"/>
+          <w:id w:val="41401438"/>
+          <w:tag w:val="goog_rdk_14"/>
         </w:sdtPr>
         <w:sdtContent>
           <w:r>
@@ -2299,8 +3255,8 @@
       </w:pPr>
       <w:sdt>
         <w:sdtPr>
-          <w:id w:val="-1939572127"/>
-          <w:tag w:val="goog_rdk_14"/>
+          <w:id w:val="-17142251"/>
+          <w:tag w:val="goog_rdk_15"/>
         </w:sdtPr>
         <w:sdtContent>
           <w:r>
@@ -2330,8 +3286,8 @@
       </w:pPr>
       <w:sdt>
         <w:sdtPr>
-          <w:id w:val="-1923164670"/>
-          <w:tag w:val="goog_rdk_15"/>
+          <w:id w:val="-288818543"/>
+          <w:tag w:val="goog_rdk_16"/>
         </w:sdtPr>
         <w:sdtContent>
           <w:r>
@@ -2590,12 +3546,12 @@
           <wp:inline distB="114300" distT="114300" distL="114300" distR="114300">
             <wp:extent cx="5943600" cy="3162300"/>
             <wp:effectExtent b="0" l="0" r="0" t="0"/>
-            <wp:docPr id="13" name="image12.png"/>
+            <wp:docPr id="13" name="image4.png"/>
             <a:graphic>
               <a:graphicData uri="http://schemas.openxmlformats.org/drawingml/2006/picture">
                 <pic:pic>
                   <pic:nvPicPr>
-                    <pic:cNvPr id="0" name="image12.png"/>
+                    <pic:cNvPr id="0" name="image4.png"/>
                     <pic:cNvPicPr preferRelativeResize="0"/>
                   </pic:nvPicPr>
                   <pic:blipFill>
@@ -2866,8 +3822,8 @@
       </w:pPr>
       <w:sdt>
         <w:sdtPr>
-          <w:id w:val="588304389"/>
-          <w:tag w:val="goog_rdk_16"/>
+          <w:id w:val="437046533"/>
+          <w:tag w:val="goog_rdk_17"/>
         </w:sdtPr>
         <w:sdtContent>
           <w:r>
@@ -2907,12 +3863,12 @@
           <wp:inline distB="114300" distT="114300" distL="114300" distR="114300">
             <wp:extent cx="5943600" cy="5473700"/>
             <wp:effectExtent b="0" l="0" r="0" t="0"/>
-            <wp:docPr id="19" name="image5.png"/>
+            <wp:docPr id="19" name="image12.png"/>
             <a:graphic>
               <a:graphicData uri="http://schemas.openxmlformats.org/drawingml/2006/picture">
                 <pic:pic>
                   <pic:nvPicPr>
-                    <pic:cNvPr id="0" name="image5.png"/>
+                    <pic:cNvPr id="0" name="image12.png"/>
                     <pic:cNvPicPr preferRelativeResize="0"/>
                   </pic:nvPicPr>
                   <pic:blipFill>
@@ -2990,12 +3946,12 @@
           <wp:inline distB="114300" distT="114300" distL="114300" distR="114300">
             <wp:extent cx="5943600" cy="469900"/>
             <wp:effectExtent b="0" l="0" r="0" t="0"/>
-            <wp:docPr id="15" name="image14.png"/>
+            <wp:docPr id="15" name="image13.png"/>
             <a:graphic>
               <a:graphicData uri="http://schemas.openxmlformats.org/drawingml/2006/picture">
                 <pic:pic>
                   <pic:nvPicPr>
-                    <pic:cNvPr id="0" name="image14.png"/>
+                    <pic:cNvPr id="0" name="image13.png"/>
                     <pic:cNvPicPr preferRelativeResize="0"/>
                   </pic:nvPicPr>
                   <pic:blipFill>
@@ -3121,8 +4077,8 @@
       </w:pPr>
       <w:sdt>
         <w:sdtPr>
-          <w:id w:val="338018228"/>
-          <w:tag w:val="goog_rdk_17"/>
+          <w:id w:val="-890395206"/>
+          <w:tag w:val="goog_rdk_18"/>
         </w:sdtPr>
         <w:sdtContent>
           <w:r>
@@ -3151,8 +4107,8 @@
       </w:pPr>
       <w:sdt>
         <w:sdtPr>
-          <w:id w:val="1008291896"/>
-          <w:tag w:val="goog_rdk_18"/>
+          <w:id w:val="-1494048887"/>
+          <w:tag w:val="goog_rdk_19"/>
         </w:sdtPr>
         <w:sdtContent>
           <w:r>
@@ -3182,8 +4138,8 @@
       </w:pPr>
       <w:sdt>
         <w:sdtPr>
-          <w:id w:val="-2038682104"/>
-          <w:tag w:val="goog_rdk_19"/>
+          <w:id w:val="1362788435"/>
+          <w:tag w:val="goog_rdk_20"/>
         </w:sdtPr>
         <w:sdtContent>
           <w:r>
@@ -3224,12 +4180,12 @@
             <wp:extent cx="2877505" cy="8843963"/>
             <wp:effectExtent b="0" l="0" r="0" t="0"/>
             <wp:wrapTopAndBottom distB="114300" distT="114300"/>
-            <wp:docPr id="23" name="image3.png"/>
+            <wp:docPr id="23" name="image16.png"/>
             <a:graphic>
               <a:graphicData uri="http://schemas.openxmlformats.org/drawingml/2006/picture">
                 <pic:pic>
                   <pic:nvPicPr>
-                    <pic:cNvPr id="0" name="image3.png"/>
+                    <pic:cNvPr id="0" name="image16.png"/>
                     <pic:cNvPicPr preferRelativeResize="0"/>
                   </pic:nvPicPr>
                   <pic:blipFill>
@@ -3304,8 +4260,8 @@
       </w:pPr>
       <w:sdt>
         <w:sdtPr>
-          <w:id w:val="87546835"/>
-          <w:tag w:val="goog_rdk_20"/>
+          <w:id w:val="934074857"/>
+          <w:tag w:val="goog_rdk_21"/>
         </w:sdtPr>
         <w:sdtContent>
           <w:r>
@@ -3346,8 +4302,8 @@
       </w:r>
       <w:sdt>
         <w:sdtPr>
-          <w:id w:val="1093795886"/>
-          <w:tag w:val="goog_rdk_21"/>
+          <w:id w:val="493431334"/>
+          <w:tag w:val="goog_rdk_22"/>
         </w:sdtPr>
         <w:sdtContent>
           <w:r>
@@ -3426,8 +4382,8 @@
       </w:r>
       <w:sdt>
         <w:sdtPr>
-          <w:id w:val="-832126239"/>
-          <w:tag w:val="goog_rdk_22"/>
+          <w:id w:val="-815510249"/>
+          <w:tag w:val="goog_rdk_23"/>
         </w:sdtPr>
         <w:sdtContent>
           <w:r>
@@ -3483,8 +4439,8 @@
       </w:r>
       <w:sdt>
         <w:sdtPr>
-          <w:id w:val="145481281"/>
-          <w:tag w:val="goog_rdk_23"/>
+          <w:id w:val="-937515181"/>
+          <w:tag w:val="goog_rdk_24"/>
         </w:sdtPr>
         <w:sdtContent>
           <w:r>
@@ -3525,8 +4481,8 @@
       </w:r>
       <w:sdt>
         <w:sdtPr>
-          <w:id w:val="-1038211437"/>
-          <w:tag w:val="goog_rdk_24"/>
+          <w:id w:val="428223508"/>
+          <w:tag w:val="goog_rdk_25"/>
         </w:sdtPr>
         <w:sdtContent>
           <w:r>
@@ -3599,8 +4555,8 @@
       </w:r>
       <w:sdt>
         <w:sdtPr>
-          <w:id w:val="-1787631822"/>
-          <w:tag w:val="goog_rdk_25"/>
+          <w:id w:val="-161797624"/>
+          <w:tag w:val="goog_rdk_26"/>
         </w:sdtPr>
         <w:sdtContent>
           <w:r>
@@ -3642,8 +4598,8 @@
       </w:pPr>
       <w:sdt>
         <w:sdtPr>
-          <w:id w:val="2054795273"/>
-          <w:tag w:val="goog_rdk_26"/>
+          <w:id w:val="-2465870"/>
+          <w:tag w:val="goog_rdk_27"/>
         </w:sdtPr>
         <w:sdtContent>
           <w:r>
@@ -4618,12 +5574,987 @@
     </w:p>
     <w:p>
       <w:pPr>
+        <w:rPr/>
+      </w:pPr>
+      <w:r>
+        <w:rPr>
+          <w:rtl w:val="0"/>
+        </w:rPr>
+      </w:r>
+    </w:p>
+    <w:p>
+      <w:pPr>
+        <w:rPr/>
+      </w:pPr>
+      <w:r>
+        <w:rPr>
+          <w:sz w:val="40"/>
+          <w:szCs w:val="40"/>
+          <w:rtl w:val="0"/>
+        </w:rPr>
+        <w:t xml:space="preserve">Quizzes</w:t>
+      </w:r>
+      <w:r>
+        <w:rPr>
+          <w:rtl w:val="0"/>
+        </w:rPr>
+      </w:r>
+    </w:p>
+    <w:p>
+      <w:pPr>
+        <w:rPr/>
+      </w:pPr>
+      <w:r>
+        <w:rPr>
+          <w:rtl w:val="0"/>
+        </w:rPr>
+      </w:r>
+    </w:p>
+    <w:p>
+      <w:pPr>
+        <w:rPr>
+          <w:sz w:val="32"/>
+          <w:szCs w:val="32"/>
+        </w:rPr>
+      </w:pPr>
+      <w:r>
+        <w:rPr>
+          <w:sz w:val="32"/>
+          <w:szCs w:val="32"/>
+          <w:rtl w:val="0"/>
+        </w:rPr>
+        <w:t xml:space="preserve">Phase 2: What is Vectorless RAG and How PageIndex Works</w:t>
+      </w:r>
+    </w:p>
+    <w:p>
+      <w:pPr>
+        <w:rPr/>
+      </w:pPr>
+      <w:r>
+        <w:rPr>
+          <w:rtl w:val="0"/>
+        </w:rPr>
+      </w:r>
+    </w:p>
+    <w:p>
+      <w:pPr>
+        <w:rPr>
+          <w:sz w:val="36"/>
+          <w:szCs w:val="36"/>
+        </w:rPr>
+      </w:pPr>
+      <w:r>
+        <w:rPr>
+          <w:sz w:val="36"/>
+          <w:szCs w:val="36"/>
+          <w:rtl w:val="0"/>
+        </w:rPr>
+        <w:t xml:space="preserve">Easy Questions</w:t>
+      </w:r>
+    </w:p>
+    <w:p>
+      <w:pPr>
+        <w:rPr/>
+      </w:pPr>
+      <w:r>
+        <w:rPr>
+          <w:rtl w:val="0"/>
+        </w:rPr>
+      </w:r>
+    </w:p>
+    <w:p>
+      <w:pPr>
+        <w:rPr/>
+      </w:pPr>
+      <w:r>
+        <w:rPr>
+          <w:rtl w:val="0"/>
+        </w:rPr>
+      </w:r>
+    </w:p>
+    <w:p>
+      <w:pPr>
+        <w:rPr/>
+      </w:pPr>
+      <w:r>
+        <w:rPr>
+          <w:rtl w:val="0"/>
+        </w:rPr>
+        <w:t xml:space="preserve">1. What does "vectorless RAG" mean?  </w:t>
+      </w:r>
+    </w:p>
+    <w:p>
+      <w:pPr>
+        <w:rPr/>
+      </w:pPr>
+      <w:r>
+        <w:rPr>
+          <w:rtl w:val="0"/>
+        </w:rPr>
+        <w:t xml:space="preserve">A) No vectors or vector database — the AI gets a smart tree (outline with summaries) of the whole document and thinks like a human to decide which pages to read  </w:t>
+      </w:r>
+    </w:p>
+    <w:p>
+      <w:pPr>
+        <w:rPr/>
+      </w:pPr>
+      <w:r>
+        <w:rPr>
+          <w:rtl w:val="0"/>
+        </w:rPr>
+        <w:t xml:space="preserve">B) Using only vectors  </w:t>
+      </w:r>
+    </w:p>
+    <w:p>
+      <w:pPr>
+        <w:rPr/>
+      </w:pPr>
+      <w:r>
+        <w:rPr>
+          <w:rtl w:val="0"/>
+        </w:rPr>
+        <w:t xml:space="preserve">C) Removing all documents  </w:t>
+      </w:r>
+    </w:p>
+    <w:p>
+      <w:pPr>
+        <w:rPr/>
+      </w:pPr>
+      <w:r>
+        <w:rPr>
+          <w:rtl w:val="0"/>
+        </w:rPr>
+        <w:t xml:space="preserve">D) Only using keywords</w:t>
+      </w:r>
+    </w:p>
+    <w:p>
+      <w:pPr>
+        <w:rPr/>
+      </w:pPr>
+      <w:r>
+        <w:rPr>
+          <w:rtl w:val="0"/>
+        </w:rPr>
+      </w:r>
+    </w:p>
+    <w:p>
+      <w:pPr>
+        <w:rPr/>
+      </w:pPr>
+      <w:r>
+        <w:rPr>
+          <w:rtl w:val="0"/>
+        </w:rPr>
+        <w:t xml:space="preserve">2. What is the main difference between normal vector RAG and PageIndex (vectorless)?  </w:t>
+      </w:r>
+    </w:p>
+    <w:p>
+      <w:pPr>
+        <w:rPr/>
+      </w:pPr>
+      <w:r>
+        <w:rPr>
+          <w:rtl w:val="0"/>
+        </w:rPr>
+        <w:t xml:space="preserve">A) Normal RAG cuts into random chunks and finds by similarity; PageIndex builds a smart tree with summaries and page numbers so the AI can follow references and read full sections  </w:t>
+      </w:r>
+    </w:p>
+    <w:p>
+      <w:pPr>
+        <w:rPr/>
+      </w:pPr>
+      <w:r>
+        <w:rPr>
+          <w:rtl w:val="0"/>
+        </w:rPr>
+        <w:t xml:space="preserve">B) They are exactly the same  </w:t>
+      </w:r>
+    </w:p>
+    <w:p>
+      <w:pPr>
+        <w:rPr/>
+      </w:pPr>
+      <w:r>
+        <w:rPr>
+          <w:rtl w:val="0"/>
+        </w:rPr>
+        <w:t xml:space="preserve">C) PageIndex is slower  </w:t>
+      </w:r>
+    </w:p>
+    <w:p>
+      <w:pPr>
+        <w:rPr/>
+      </w:pPr>
+      <w:r>
+        <w:rPr>
+          <w:rtl w:val="0"/>
+        </w:rPr>
+        <w:t xml:space="preserve">D) Normal RAG keeps full pages together</w:t>
+      </w:r>
+    </w:p>
+    <w:p>
+      <w:pPr>
+        <w:rPr/>
+      </w:pPr>
+      <w:r>
+        <w:rPr>
+          <w:rtl w:val="0"/>
+        </w:rPr>
+      </w:r>
+    </w:p>
+    <w:p>
+      <w:pPr>
+        <w:rPr/>
+      </w:pPr>
+      <w:r>
+        <w:rPr>
+          <w:rtl w:val="0"/>
+        </w:rPr>
+        <w:t xml:space="preserve">3. What does the tree in PageIndex contain for each node?  </w:t>
+      </w:r>
+    </w:p>
+    <w:p>
+      <w:pPr>
+        <w:rPr/>
+      </w:pPr>
+      <w:r>
+        <w:rPr>
+          <w:rtl w:val="0"/>
+        </w:rPr>
+        <w:t xml:space="preserve">A) node_id, title, summary, start_page, end_page, children  </w:t>
+      </w:r>
+    </w:p>
+    <w:p>
+      <w:pPr>
+        <w:rPr/>
+      </w:pPr>
+      <w:r>
+        <w:rPr>
+          <w:rtl w:val="0"/>
+        </w:rPr>
+        <w:t xml:space="preserve">B) Only raw text  </w:t>
+      </w:r>
+    </w:p>
+    <w:p>
+      <w:pPr>
+        <w:rPr/>
+      </w:pPr>
+      <w:r>
+        <w:rPr>
+          <w:rtl w:val="0"/>
+        </w:rPr>
+        <w:t xml:space="preserve">C) Only embeddings  </w:t>
+      </w:r>
+    </w:p>
+    <w:p>
+      <w:pPr>
+        <w:rPr/>
+      </w:pPr>
+      <w:r>
+        <w:rPr>
+          <w:rtl w:val="0"/>
+        </w:rPr>
+        <w:t xml:space="preserve">D) Only images</w:t>
+      </w:r>
+    </w:p>
+    <w:p>
+      <w:pPr>
+        <w:rPr/>
+      </w:pPr>
+      <w:r>
+        <w:rPr>
+          <w:rtl w:val="0"/>
+        </w:rPr>
+      </w:r>
+    </w:p>
+    <w:p>
+      <w:pPr>
+        <w:rPr/>
+      </w:pPr>
+      <w:r>
+        <w:rPr>
+          <w:rtl w:val="0"/>
+        </w:rPr>
+        <w:t xml:space="preserve">4. What problem does PageIndex solve that normal chunking causes?  </w:t>
+      </w:r>
+    </w:p>
+    <w:p>
+      <w:pPr>
+        <w:rPr/>
+      </w:pPr>
+      <w:r>
+        <w:rPr>
+          <w:rtl w:val="0"/>
+        </w:rPr>
+        <w:t xml:space="preserve">A) It keeps long tables, full clauses, and "see Appendix G on page 77" references intact instead of breaking them  </w:t>
+      </w:r>
+    </w:p>
+    <w:p>
+      <w:pPr>
+        <w:rPr/>
+      </w:pPr>
+      <w:r>
+        <w:rPr>
+          <w:rtl w:val="0"/>
+        </w:rPr>
+        <w:t xml:space="preserve">B) It makes chunks larger  </w:t>
+      </w:r>
+    </w:p>
+    <w:p>
+      <w:pPr>
+        <w:rPr/>
+      </w:pPr>
+      <w:r>
+        <w:rPr>
+          <w:rtl w:val="0"/>
+        </w:rPr>
+        <w:t xml:space="preserve">C) It ignores page numbers  </w:t>
+      </w:r>
+    </w:p>
+    <w:p>
+      <w:pPr>
+        <w:rPr/>
+      </w:pPr>
+      <w:r>
+        <w:rPr>
+          <w:rtl w:val="0"/>
+        </w:rPr>
+        <w:t xml:space="preserve">D) It removes summaries</w:t>
+      </w:r>
+    </w:p>
+    <w:p>
+      <w:pPr>
+        <w:rPr/>
+      </w:pPr>
+      <w:r>
+        <w:rPr>
+          <w:rtl w:val="0"/>
+        </w:rPr>
+      </w:r>
+    </w:p>
+    <w:p>
+      <w:pPr>
+        <w:rPr/>
+      </w:pPr>
+      <w:r>
+        <w:rPr>
+          <w:sz w:val="36"/>
+          <w:szCs w:val="36"/>
+          <w:rtl w:val="0"/>
+        </w:rPr>
+        <w:t xml:space="preserve">Medium Questions</w:t>
+      </w:r>
+      <w:r>
+        <w:rPr>
+          <w:rtl w:val="0"/>
+        </w:rPr>
+      </w:r>
+    </w:p>
+    <w:p>
+      <w:pPr>
+        <w:rPr/>
+      </w:pPr>
+      <w:r>
+        <w:rPr>
+          <w:rtl w:val="0"/>
+        </w:rPr>
+      </w:r>
+    </w:p>
+    <w:p>
+      <w:pPr>
+        <w:rPr/>
+      </w:pPr>
+      <w:r>
+        <w:rPr>
+          <w:rtl w:val="0"/>
+        </w:rPr>
+        <w:t xml:space="preserve">5. How does the 5-step thinking loop work in PageIndex?  </w:t>
+      </w:r>
+    </w:p>
+    <w:p>
+      <w:pPr>
+        <w:rPr/>
+      </w:pPr>
+      <w:sdt>
+        <w:sdtPr>
+          <w:id w:val="392398374"/>
+          <w:tag w:val="goog_rdk_28"/>
+        </w:sdtPr>
+        <w:sdtContent>
+          <w:r>
+            <w:rPr>
+              <w:rFonts w:ascii="Arial Unicode MS" w:cs="Arial Unicode MS" w:eastAsia="Arial Unicode MS" w:hAnsi="Arial Unicode MS"/>
+              <w:rtl w:val="0"/>
+            </w:rPr>
+            <w:t xml:space="preserve">A) Look at tree → Think which section is best → Pick nodes and read full pages → Check if enough → Answer or loop again  </w:t>
+          </w:r>
+        </w:sdtContent>
+      </w:sdt>
+    </w:p>
+    <w:p>
+      <w:pPr>
+        <w:rPr/>
+      </w:pPr>
+      <w:r>
+        <w:rPr>
+          <w:rtl w:val="0"/>
+        </w:rPr>
+        <w:t xml:space="preserve">B) Only one retrieval step  </w:t>
+      </w:r>
+    </w:p>
+    <w:p>
+      <w:pPr>
+        <w:rPr/>
+      </w:pPr>
+      <w:r>
+        <w:rPr>
+          <w:rtl w:val="0"/>
+        </w:rPr>
+        <w:t xml:space="preserve">C) Only keyword search  </w:t>
+      </w:r>
+    </w:p>
+    <w:p>
+      <w:pPr>
+        <w:rPr/>
+      </w:pPr>
+      <w:r>
+        <w:rPr>
+          <w:rtl w:val="0"/>
+        </w:rPr>
+        <w:t xml:space="preserve">D) Only final answer without thinking</w:t>
+      </w:r>
+    </w:p>
+    <w:p>
+      <w:pPr>
+        <w:rPr/>
+      </w:pPr>
+      <w:r>
+        <w:rPr>
+          <w:rtl w:val="0"/>
+        </w:rPr>
+      </w:r>
+    </w:p>
+    <w:p>
+      <w:pPr>
+        <w:rPr/>
+      </w:pPr>
+      <w:r>
+        <w:rPr>
+          <w:rtl w:val="0"/>
+        </w:rPr>
+        <w:t xml:space="preserve">6. What is one big advantage of PageIndex for follow-up questions?  </w:t>
+      </w:r>
+    </w:p>
+    <w:p>
+      <w:pPr>
+        <w:rPr/>
+      </w:pPr>
+      <w:r>
+        <w:rPr>
+          <w:rtl w:val="0"/>
+        </w:rPr>
+        <w:t xml:space="preserve">A) It remembers chat history and can jump to the right section based on previous answers  </w:t>
+      </w:r>
+    </w:p>
+    <w:p>
+      <w:pPr>
+        <w:rPr/>
+      </w:pPr>
+      <w:r>
+        <w:rPr>
+          <w:rtl w:val="0"/>
+        </w:rPr>
+        <w:t xml:space="preserve">B) It forgets everything after one question  </w:t>
+      </w:r>
+    </w:p>
+    <w:p>
+      <w:pPr>
+        <w:rPr/>
+      </w:pPr>
+      <w:r>
+        <w:rPr>
+          <w:rtl w:val="0"/>
+        </w:rPr>
+        <w:t xml:space="preserve">C) It is slower than vector RAG  </w:t>
+      </w:r>
+    </w:p>
+    <w:p>
+      <w:pPr>
+        <w:rPr/>
+      </w:pPr>
+      <w:r>
+        <w:rPr>
+          <w:rtl w:val="0"/>
+        </w:rPr>
+        <w:t xml:space="preserve">D) It cannot handle long documents</w:t>
+      </w:r>
+    </w:p>
+    <w:p>
+      <w:pPr>
+        <w:rPr/>
+      </w:pPr>
+      <w:r>
+        <w:rPr>
+          <w:rtl w:val="0"/>
+        </w:rPr>
+      </w:r>
+    </w:p>
+    <w:p>
+      <w:pPr>
+        <w:rPr/>
+      </w:pPr>
+      <w:r>
+        <w:rPr>
+          <w:rtl w:val="0"/>
+        </w:rPr>
+        <w:t xml:space="preserve">7. What is the outcome of this phase?  </w:t>
+      </w:r>
+    </w:p>
+    <w:p>
+      <w:pPr>
+        <w:rPr/>
+      </w:pPr>
+      <w:r>
+        <w:rPr>
+          <w:rtl w:val="0"/>
+        </w:rPr>
+        <w:t xml:space="preserve">A) You understand how PageIndex builds a smart tree index and uses agentic reasoning to answer questions with exact page citations, fixing many problems of normal vector RAG  </w:t>
+      </w:r>
+    </w:p>
+    <w:p>
+      <w:pPr>
+        <w:rPr/>
+      </w:pPr>
+      <w:r>
+        <w:rPr>
+          <w:rtl w:val="0"/>
+        </w:rPr>
+        <w:t xml:space="preserve">B) You only learn vector search  </w:t>
+      </w:r>
+    </w:p>
+    <w:p>
+      <w:pPr>
+        <w:rPr/>
+      </w:pPr>
+      <w:r>
+        <w:rPr>
+          <w:rtl w:val="0"/>
+        </w:rPr>
+        <w:t xml:space="preserve">C) You skip code examples  </w:t>
+      </w:r>
+    </w:p>
+    <w:p>
+      <w:pPr>
+        <w:rPr/>
+      </w:pPr>
+      <w:r>
+        <w:rPr>
+          <w:rtl w:val="0"/>
+        </w:rPr>
+        <w:t xml:space="preserve">D) You only learn chunking</w:t>
+      </w:r>
+    </w:p>
+    <w:p>
+      <w:pPr>
+        <w:rPr/>
+      </w:pPr>
+      <w:r>
+        <w:rPr>
+          <w:rtl w:val="0"/>
+        </w:rPr>
+      </w:r>
+    </w:p>
+    <w:p>
+      <w:pPr>
+        <w:rPr/>
+      </w:pPr>
+      <w:r>
+        <w:rPr>
+          <w:sz w:val="36"/>
+          <w:szCs w:val="36"/>
+          <w:rtl w:val="0"/>
+        </w:rPr>
+        <w:t xml:space="preserve">Hard Questions</w:t>
+      </w:r>
+      <w:r>
+        <w:rPr>
+          <w:rtl w:val="0"/>
+        </w:rPr>
+      </w:r>
+    </w:p>
+    <w:p>
+      <w:pPr>
+        <w:rPr/>
+      </w:pPr>
+      <w:r>
+        <w:rPr>
+          <w:rtl w:val="0"/>
+        </w:rPr>
+      </w:r>
+    </w:p>
+    <w:p>
+      <w:pPr>
+        <w:rPr/>
+      </w:pPr>
+      <w:r>
+        <w:rPr>
+          <w:rtl w:val="0"/>
+        </w:rPr>
+        <w:t xml:space="preserve">8. In the financial report example, why does normal vector RAG fail on a table split across pages?  </w:t>
+      </w:r>
+    </w:p>
+    <w:p>
+      <w:pPr>
+        <w:rPr/>
+      </w:pPr>
+      <w:r>
+        <w:rPr>
+          <w:rtl w:val="0"/>
+        </w:rPr>
+        <w:t xml:space="preserve">A) It cuts the table in the middle, so the model sees incomplete numbers and gives wrong totals  </w:t>
+      </w:r>
+    </w:p>
+    <w:p>
+      <w:pPr>
+        <w:rPr/>
+      </w:pPr>
+      <w:r>
+        <w:rPr>
+          <w:rtl w:val="0"/>
+        </w:rPr>
+        <w:t xml:space="preserve">B) It keeps the full table  </w:t>
+      </w:r>
+    </w:p>
+    <w:p>
+      <w:pPr>
+        <w:rPr/>
+      </w:pPr>
+      <w:r>
+        <w:rPr>
+          <w:rtl w:val="0"/>
+        </w:rPr>
+        <w:t xml:space="preserve">C) It is faster  </w:t>
+      </w:r>
+    </w:p>
+    <w:p>
+      <w:pPr>
+        <w:rPr/>
+      </w:pPr>
+      <w:r>
+        <w:rPr>
+          <w:rtl w:val="0"/>
+        </w:rPr>
+        <w:t xml:space="preserve">D) It ignores tables</w:t>
+      </w:r>
+    </w:p>
+    <w:p>
+      <w:pPr>
+        <w:rPr/>
+      </w:pPr>
+      <w:r>
+        <w:rPr>
+          <w:rtl w:val="0"/>
+        </w:rPr>
+      </w:r>
+    </w:p>
+    <w:p>
+      <w:pPr>
+        <w:rPr/>
+      </w:pPr>
+      <w:r>
+        <w:rPr>
+          <w:rtl w:val="0"/>
+        </w:rPr>
+        <w:t xml:space="preserve">9. Why is the tree JSON small and useful?  </w:t>
+      </w:r>
+    </w:p>
+    <w:p>
+      <w:pPr>
+        <w:rPr/>
+      </w:pPr>
+      <w:r>
+        <w:rPr>
+          <w:rtl w:val="0"/>
+        </w:rPr>
+        <w:t xml:space="preserve">A) It is only a few thousand tokens with summaries and page links, so the AI can hold the whole document outline in memory and reason over it  </w:t>
+      </w:r>
+    </w:p>
+    <w:p>
+      <w:pPr>
+        <w:rPr/>
+      </w:pPr>
+      <w:r>
+        <w:rPr>
+          <w:rtl w:val="0"/>
+        </w:rPr>
+        <w:t xml:space="preserve">B) It is very large  </w:t>
+      </w:r>
+    </w:p>
+    <w:p>
+      <w:pPr>
+        <w:rPr/>
+      </w:pPr>
+      <w:r>
+        <w:rPr>
+          <w:rtl w:val="0"/>
+        </w:rPr>
+        <w:t xml:space="preserve">C) It contains full raw text  </w:t>
+      </w:r>
+    </w:p>
+    <w:p>
+      <w:pPr>
+        <w:rPr/>
+      </w:pPr>
+      <w:r>
+        <w:rPr>
+          <w:rtl w:val="0"/>
+        </w:rPr>
+        <w:t xml:space="preserve">D) It has no summaries</w:t>
+      </w:r>
+    </w:p>
+    <w:p>
+      <w:pPr>
+        <w:rPr/>
+      </w:pPr>
+      <w:r>
+        <w:rPr>
+          <w:rtl w:val="0"/>
+        </w:rPr>
+      </w:r>
+    </w:p>
+    <w:p>
+      <w:pPr>
+        <w:rPr/>
+      </w:pPr>
+      <w:r>
+        <w:rPr>
+          <w:rtl w:val="0"/>
+        </w:rPr>
+        <w:t xml:space="preserve">10. What is the overall outcome of Phase 2?  </w:t>
+      </w:r>
+    </w:p>
+    <w:p>
+      <w:pPr>
+        <w:rPr/>
+      </w:pPr>
+      <w:r>
+        <w:rPr>
+          <w:rtl w:val="0"/>
+        </w:rPr>
+        <w:t xml:space="preserve">A) You understand the core idea of vectorless RAG: give the AI a smart hierarchical tree of the document so it can think and jump to exact pages like a human  </w:t>
+      </w:r>
+    </w:p>
+    <w:p>
+      <w:pPr>
+        <w:rPr/>
+      </w:pPr>
+      <w:r>
+        <w:rPr>
+          <w:rtl w:val="0"/>
+        </w:rPr>
+        <w:t xml:space="preserve">B) You only learn normal vector RAG  </w:t>
+      </w:r>
+    </w:p>
+    <w:p>
+      <w:pPr>
+        <w:rPr/>
+      </w:pPr>
+      <w:r>
+        <w:rPr>
+          <w:rtl w:val="0"/>
+        </w:rPr>
+        <w:t xml:space="preserve">C) You skip the thinking loop  </w:t>
+      </w:r>
+    </w:p>
+    <w:p>
+      <w:pPr>
+        <w:rPr/>
+      </w:pPr>
+      <w:r>
+        <w:rPr>
+          <w:rtl w:val="0"/>
+        </w:rPr>
+        <w:t xml:space="preserve">D) You only learn embeddings</w:t>
+      </w:r>
+    </w:p>
+    <w:p>
+      <w:pPr>
+        <w:rPr/>
+      </w:pPr>
+      <w:r>
+        <w:rPr>
+          <w:rtl w:val="0"/>
+        </w:rPr>
+      </w:r>
+    </w:p>
+    <w:p>
+      <w:pPr>
+        <w:rPr>
+          <w:sz w:val="32"/>
+          <w:szCs w:val="32"/>
+        </w:rPr>
+      </w:pPr>
+      <w:r>
+        <w:rPr>
+          <w:sz w:val="32"/>
+          <w:szCs w:val="32"/>
+          <w:rtl w:val="0"/>
+        </w:rPr>
+        <w:t xml:space="preserve">Answers for Phase 2: What is Vectorless RAG and How PageIndex Works</w:t>
+      </w:r>
+    </w:p>
+    <w:p>
+      <w:pPr>
+        <w:rPr/>
+      </w:pPr>
+      <w:r>
+        <w:rPr>
+          <w:rtl w:val="0"/>
+        </w:rPr>
+        <w:t xml:space="preserve">1. A  </w:t>
+      </w:r>
+    </w:p>
+    <w:p>
+      <w:pPr>
+        <w:rPr/>
+      </w:pPr>
+      <w:r>
+        <w:rPr>
+          <w:rtl w:val="0"/>
+        </w:rPr>
+        <w:t xml:space="preserve">2. A  </w:t>
+      </w:r>
+    </w:p>
+    <w:p>
+      <w:pPr>
+        <w:rPr/>
+      </w:pPr>
+      <w:r>
+        <w:rPr>
+          <w:rtl w:val="0"/>
+        </w:rPr>
+        <w:t xml:space="preserve">3. A  </w:t>
+      </w:r>
+    </w:p>
+    <w:p>
+      <w:pPr>
+        <w:rPr/>
+      </w:pPr>
+      <w:r>
+        <w:rPr>
+          <w:rtl w:val="0"/>
+        </w:rPr>
+        <w:t xml:space="preserve">4. A  </w:t>
+      </w:r>
+    </w:p>
+    <w:p>
+      <w:pPr>
+        <w:rPr/>
+      </w:pPr>
+      <w:r>
+        <w:rPr>
+          <w:rtl w:val="0"/>
+        </w:rPr>
+        <w:t xml:space="preserve">5. A  </w:t>
+      </w:r>
+    </w:p>
+    <w:p>
+      <w:pPr>
+        <w:rPr/>
+      </w:pPr>
+      <w:r>
+        <w:rPr>
+          <w:rtl w:val="0"/>
+        </w:rPr>
+        <w:t xml:space="preserve">6. A  </w:t>
+      </w:r>
+    </w:p>
+    <w:p>
+      <w:pPr>
+        <w:rPr/>
+      </w:pPr>
+      <w:r>
+        <w:rPr>
+          <w:rtl w:val="0"/>
+        </w:rPr>
+        <w:t xml:space="preserve">7. A  </w:t>
+      </w:r>
+    </w:p>
+    <w:p>
+      <w:pPr>
+        <w:rPr/>
+      </w:pPr>
+      <w:r>
+        <w:rPr>
+          <w:rtl w:val="0"/>
+        </w:rPr>
+        <w:t xml:space="preserve">8. A  </w:t>
+      </w:r>
+    </w:p>
+    <w:p>
+      <w:pPr>
+        <w:rPr/>
+      </w:pPr>
+      <w:r>
+        <w:rPr>
+          <w:rtl w:val="0"/>
+        </w:rPr>
+        <w:t xml:space="preserve">9. A  </w:t>
+      </w:r>
+    </w:p>
+    <w:p>
+      <w:pPr>
+        <w:rPr/>
+      </w:pPr>
+      <w:r>
+        <w:rPr>
+          <w:rtl w:val="0"/>
+        </w:rPr>
+        <w:t xml:space="preserve">10. A</w:t>
+      </w:r>
+    </w:p>
+    <w:p>
+      <w:pPr>
+        <w:rPr/>
+      </w:pPr>
+      <w:r>
+        <w:rPr>
+          <w:rtl w:val="0"/>
+        </w:rPr>
+      </w:r>
+    </w:p>
+    <w:p>
+      <w:pPr>
+        <w:rPr/>
+      </w:pPr>
+      <w:r>
+        <w:rPr>
+          <w:rtl w:val="0"/>
+        </w:rPr>
+      </w:r>
+    </w:p>
+    <w:p>
+      <w:pPr>
         <w:pStyle w:val="Heading1"/>
         <w:spacing w:after="240" w:before="240" w:lineRule="auto"/>
         <w:rPr/>
       </w:pPr>
-      <w:bookmarkStart w:colFirst="0" w:colLast="0" w:name="_heading=h.ulrxtoa5nt8" w:id="21"/>
+      <w:bookmarkStart w:colFirst="0" w:colLast="0" w:name="_heading=h.zgehapj0ajm4" w:id="21"/>
       <w:bookmarkEnd w:id="21"/>
+      <w:r>
+        <w:rPr>
+          <w:rtl w:val="0"/>
+        </w:rPr>
+      </w:r>
+    </w:p>
+    <w:p>
+      <w:pPr>
+        <w:pStyle w:val="Heading1"/>
+        <w:spacing w:after="240" w:before="240" w:lineRule="auto"/>
+        <w:rPr/>
+      </w:pPr>
+      <w:bookmarkStart w:colFirst="0" w:colLast="0" w:name="_heading=h.ulrxtoa5nt8" w:id="22"/>
+      <w:bookmarkEnd w:id="22"/>
       <w:r>
         <w:rPr>
           <w:rtl w:val="0"/>
@@ -4761,8 +6692,8 @@
           <w:szCs w:val="26"/>
         </w:rPr>
       </w:pPr>
-      <w:bookmarkStart w:colFirst="0" w:colLast="0" w:name="_heading=h.cie7ca1bt443" w:id="22"/>
-      <w:bookmarkEnd w:id="22"/>
+      <w:bookmarkStart w:colFirst="0" w:colLast="0" w:name="_heading=h.cie7ca1bt443" w:id="23"/>
+      <w:bookmarkEnd w:id="23"/>
       <w:r>
         <w:rPr>
           <w:b w:val="1"/>
@@ -4874,8 +6805,8 @@
       </w:pPr>
       <w:sdt>
         <w:sdtPr>
-          <w:id w:val="-1488677328"/>
-          <w:tag w:val="goog_rdk_27"/>
+          <w:id w:val="1230715535"/>
+          <w:tag w:val="goog_rdk_29"/>
         </w:sdtPr>
         <w:sdtContent>
           <w:r>
@@ -5062,8 +6993,8 @@
       </w:hyperlink>
       <w:sdt>
         <w:sdtPr>
-          <w:id w:val="1532066579"/>
-          <w:tag w:val="goog_rdk_28"/>
+          <w:id w:val="-1077409490"/>
+          <w:tag w:val="goog_rdk_30"/>
         </w:sdtPr>
         <w:sdtContent>
           <w:r>
@@ -5095,8 +7026,8 @@
           <w:szCs w:val="26"/>
         </w:rPr>
       </w:pPr>
-      <w:bookmarkStart w:colFirst="0" w:colLast="0" w:name="_heading=h.jf2mf15w4f3p" w:id="23"/>
-      <w:bookmarkEnd w:id="23"/>
+      <w:bookmarkStart w:colFirst="0" w:colLast="0" w:name="_heading=h.jf2mf15w4f3p" w:id="24"/>
+      <w:bookmarkEnd w:id="24"/>
       <w:r>
         <w:rPr>
           <w:b w:val="1"/>
@@ -5231,8 +7162,8 @@
           <w:szCs w:val="26"/>
         </w:rPr>
       </w:pPr>
-      <w:bookmarkStart w:colFirst="0" w:colLast="0" w:name="_heading=h.m06lkwrtwncx" w:id="24"/>
-      <w:bookmarkEnd w:id="24"/>
+      <w:bookmarkStart w:colFirst="0" w:colLast="0" w:name="_heading=h.m06lkwrtwncx" w:id="25"/>
+      <w:bookmarkEnd w:id="25"/>
       <w:r>
         <w:rPr>
           <w:b w:val="1"/>
@@ -5561,8 +7492,8 @@
           <w:szCs w:val="26"/>
         </w:rPr>
       </w:pPr>
-      <w:bookmarkStart w:colFirst="0" w:colLast="0" w:name="_heading=h.73qu6s8e5wbg" w:id="25"/>
-      <w:bookmarkEnd w:id="25"/>
+      <w:bookmarkStart w:colFirst="0" w:colLast="0" w:name="_heading=h.73qu6s8e5wbg" w:id="26"/>
+      <w:bookmarkEnd w:id="26"/>
       <w:r>
         <w:rPr>
           <w:b w:val="1"/>
@@ -5739,8 +7670,8 @@
           <w:szCs w:val="26"/>
         </w:rPr>
       </w:pPr>
-      <w:bookmarkStart w:colFirst="0" w:colLast="0" w:name="_heading=h.b5qugy3uebl6" w:id="26"/>
-      <w:bookmarkEnd w:id="26"/>
+      <w:bookmarkStart w:colFirst="0" w:colLast="0" w:name="_heading=h.b5qugy3uebl6" w:id="27"/>
+      <w:bookmarkEnd w:id="27"/>
       <w:r>
         <w:rPr>
           <w:b w:val="1"/>
@@ -5956,8 +7887,8 @@
       </w:pPr>
       <w:sdt>
         <w:sdtPr>
-          <w:id w:val="-1207800449"/>
-          <w:tag w:val="goog_rdk_29"/>
+          <w:id w:val="133915619"/>
+          <w:tag w:val="goog_rdk_31"/>
         </w:sdtPr>
         <w:sdtContent>
           <w:r>
@@ -6137,8 +8068,8 @@
           <w:szCs w:val="26"/>
         </w:rPr>
       </w:pPr>
-      <w:bookmarkStart w:colFirst="0" w:colLast="0" w:name="_heading=h.i4tyj41hnfv8" w:id="27"/>
-      <w:bookmarkEnd w:id="27"/>
+      <w:bookmarkStart w:colFirst="0" w:colLast="0" w:name="_heading=h.i4tyj41hnfv8" w:id="28"/>
+      <w:bookmarkEnd w:id="28"/>
       <w:r>
         <w:rPr>
           <w:b w:val="1"/>
@@ -6727,8 +8658,8 @@
           <w:szCs w:val="26"/>
         </w:rPr>
       </w:pPr>
-      <w:bookmarkStart w:colFirst="0" w:colLast="0" w:name="_heading=h.blq86ju7ucf1" w:id="28"/>
-      <w:bookmarkEnd w:id="28"/>
+      <w:bookmarkStart w:colFirst="0" w:colLast="0" w:name="_heading=h.blq86ju7ucf1" w:id="29"/>
+      <w:bookmarkEnd w:id="29"/>
       <w:r>
         <w:rPr>
           <w:b w:val="1"/>
@@ -6769,8 +8700,8 @@
       </w:r>
       <w:sdt>
         <w:sdtPr>
-          <w:id w:val="1419468067"/>
-          <w:tag w:val="goog_rdk_30"/>
+          <w:id w:val="708029551"/>
+          <w:tag w:val="goog_rdk_32"/>
         </w:sdtPr>
         <w:sdtContent>
           <w:r>
@@ -6799,8 +8730,8 @@
       </w:pPr>
       <w:sdt>
         <w:sdtPr>
-          <w:id w:val="534061696"/>
-          <w:tag w:val="goog_rdk_31"/>
+          <w:id w:val="285215074"/>
+          <w:tag w:val="goog_rdk_33"/>
         </w:sdtPr>
         <w:sdtContent>
           <w:r>
@@ -6829,8 +8760,8 @@
       </w:pPr>
       <w:sdt>
         <w:sdtPr>
-          <w:id w:val="-1374164583"/>
-          <w:tag w:val="goog_rdk_32"/>
+          <w:id w:val="1374277323"/>
+          <w:tag w:val="goog_rdk_34"/>
         </w:sdtPr>
         <w:sdtContent>
           <w:r>
@@ -6860,8 +8791,8 @@
       </w:pPr>
       <w:sdt>
         <w:sdtPr>
-          <w:id w:val="1456427673"/>
-          <w:tag w:val="goog_rdk_33"/>
+          <w:id w:val="-2023575378"/>
+          <w:tag w:val="goog_rdk_35"/>
         </w:sdtPr>
         <w:sdtContent>
           <w:r>
@@ -6881,12 +8812,963 @@
     </w:p>
     <w:p>
       <w:pPr>
+        <w:rPr/>
+      </w:pPr>
+      <w:r>
+        <w:rPr>
+          <w:sz w:val="40"/>
+          <w:szCs w:val="40"/>
+          <w:rtl w:val="0"/>
+        </w:rPr>
+        <w:t xml:space="preserve">Quizzes</w:t>
+      </w:r>
+      <w:r>
+        <w:rPr>
+          <w:rtl w:val="0"/>
+        </w:rPr>
+      </w:r>
+    </w:p>
+    <w:p>
+      <w:pPr>
+        <w:rPr/>
+      </w:pPr>
+      <w:r>
+        <w:rPr>
+          <w:rtl w:val="0"/>
+        </w:rPr>
+      </w:r>
+    </w:p>
+    <w:p>
+      <w:pPr>
+        <w:rPr>
+          <w:sz w:val="32"/>
+          <w:szCs w:val="32"/>
+        </w:rPr>
+      </w:pPr>
+      <w:r>
+        <w:rPr>
+          <w:sz w:val="32"/>
+          <w:szCs w:val="32"/>
+          <w:rtl w:val="0"/>
+        </w:rPr>
+        <w:t xml:space="preserve">Phase 3: Setup the PageIndex Code &amp; Build Your First Tree Index</w:t>
+      </w:r>
+    </w:p>
+    <w:p>
+      <w:pPr>
+        <w:rPr/>
+      </w:pPr>
+      <w:r>
+        <w:rPr>
+          <w:rtl w:val="0"/>
+        </w:rPr>
+      </w:r>
+    </w:p>
+    <w:p>
+      <w:pPr>
+        <w:rPr>
+          <w:sz w:val="36"/>
+          <w:szCs w:val="36"/>
+        </w:rPr>
+      </w:pPr>
+      <w:r>
+        <w:rPr>
+          <w:sz w:val="36"/>
+          <w:szCs w:val="36"/>
+          <w:rtl w:val="0"/>
+        </w:rPr>
+        <w:t xml:space="preserve">Easy Questions</w:t>
+      </w:r>
+    </w:p>
+    <w:p>
+      <w:pPr>
+        <w:rPr/>
+      </w:pPr>
+      <w:r>
+        <w:rPr>
+          <w:rtl w:val="0"/>
+        </w:rPr>
+      </w:r>
+    </w:p>
+    <w:p>
+      <w:pPr>
+        <w:rPr/>
+      </w:pPr>
+      <w:r>
+        <w:rPr>
+          <w:rtl w:val="0"/>
+        </w:rPr>
+      </w:r>
+    </w:p>
+    <w:p>
+      <w:pPr>
+        <w:rPr/>
+      </w:pPr>
+      <w:r>
+        <w:rPr>
+          <w:rtl w:val="0"/>
+        </w:rPr>
+        <w:t xml:space="preserve">1. What is the first command to download the PageIndex code?  </w:t>
+      </w:r>
+    </w:p>
+    <w:p>
+      <w:pPr>
+        <w:rPr/>
+      </w:pPr>
+      <w:r>
+        <w:rPr>
+          <w:rtl w:val="0"/>
+        </w:rPr>
+        <w:t xml:space="preserve">A) git clone https://github.com/VectifyAI/PageIndex.git  </w:t>
+      </w:r>
+    </w:p>
+    <w:p>
+      <w:pPr>
+        <w:rPr/>
+      </w:pPr>
+      <w:r>
+        <w:rPr>
+          <w:rtl w:val="0"/>
+        </w:rPr>
+        <w:t xml:space="preserve">B) pip install rag  </w:t>
+      </w:r>
+    </w:p>
+    <w:p>
+      <w:pPr>
+        <w:rPr/>
+      </w:pPr>
+      <w:r>
+        <w:rPr>
+          <w:rtl w:val="0"/>
+        </w:rPr>
+        <w:t xml:space="preserve">C) Only open Colab  </w:t>
+      </w:r>
+    </w:p>
+    <w:p>
+      <w:pPr>
+        <w:rPr/>
+      </w:pPr>
+      <w:r>
+        <w:rPr>
+          <w:rtl w:val="0"/>
+        </w:rPr>
+        <w:t xml:space="preserve">D) No need to download</w:t>
+      </w:r>
+    </w:p>
+    <w:p>
+      <w:pPr>
+        <w:rPr/>
+      </w:pPr>
+      <w:r>
+        <w:rPr>
+          <w:rtl w:val="0"/>
+        </w:rPr>
+      </w:r>
+    </w:p>
+    <w:p>
+      <w:pPr>
+        <w:rPr/>
+      </w:pPr>
+      <w:r>
+        <w:rPr>
+          <w:rtl w:val="0"/>
+        </w:rPr>
+        <w:t xml:space="preserve">2. What do you need to set in the environment before running indexing?  </w:t>
+      </w:r>
+    </w:p>
+    <w:p>
+      <w:pPr>
+        <w:rPr/>
+      </w:pPr>
+      <w:r>
+        <w:rPr>
+          <w:rtl w:val="0"/>
+        </w:rPr>
+        <w:t xml:space="preserve">A) Your OpenAI API key (export OPENAI_API_KEY=sk-...)  </w:t>
+      </w:r>
+    </w:p>
+    <w:p>
+      <w:pPr>
+        <w:rPr/>
+      </w:pPr>
+      <w:r>
+        <w:rPr>
+          <w:rtl w:val="0"/>
+        </w:rPr>
+        <w:t xml:space="preserve">B) Only Python version  </w:t>
+      </w:r>
+    </w:p>
+    <w:p>
+      <w:pPr>
+        <w:rPr/>
+      </w:pPr>
+      <w:r>
+        <w:rPr>
+          <w:rtl w:val="0"/>
+        </w:rPr>
+        <w:t xml:space="preserve">C) Only GPU  </w:t>
+      </w:r>
+    </w:p>
+    <w:p>
+      <w:pPr>
+        <w:rPr/>
+      </w:pPr>
+      <w:r>
+        <w:rPr>
+          <w:rtl w:val="0"/>
+        </w:rPr>
+        <w:t xml:space="preserve">D) No key needed</w:t>
+      </w:r>
+    </w:p>
+    <w:p>
+      <w:pPr>
+        <w:rPr/>
+      </w:pPr>
+      <w:r>
+        <w:rPr>
+          <w:rtl w:val="0"/>
+        </w:rPr>
+      </w:r>
+    </w:p>
+    <w:p>
+      <w:pPr>
+        <w:rPr/>
+      </w:pPr>
+      <w:r>
+        <w:rPr>
+          <w:rtl w:val="0"/>
+        </w:rPr>
+        <w:t xml:space="preserve">3. What command builds the tree index from a PDF?  </w:t>
+      </w:r>
+    </w:p>
+    <w:p>
+      <w:pPr>
+        <w:rPr/>
+      </w:pPr>
+      <w:r>
+        <w:rPr>
+          <w:rtl w:val="0"/>
+        </w:rPr>
+        <w:t xml:space="preserve">A) python run_pageindex.py --input your_file.pdf --output results/ --model gpt-4o-mini  </w:t>
+      </w:r>
+    </w:p>
+    <w:p>
+      <w:pPr>
+        <w:rPr/>
+      </w:pPr>
+      <w:r>
+        <w:rPr>
+          <w:rtl w:val="0"/>
+        </w:rPr>
+        <w:t xml:space="preserve">B) Only pip install  </w:t>
+      </w:r>
+    </w:p>
+    <w:p>
+      <w:pPr>
+        <w:rPr/>
+      </w:pPr>
+      <w:r>
+        <w:rPr>
+          <w:rtl w:val="0"/>
+        </w:rPr>
+        <w:t xml:space="preserve">C) Only git clone  </w:t>
+      </w:r>
+    </w:p>
+    <w:p>
+      <w:pPr>
+        <w:rPr/>
+      </w:pPr>
+      <w:r>
+        <w:rPr>
+          <w:rtl w:val="0"/>
+        </w:rPr>
+        <w:t xml:space="preserve">D) Only print</w:t>
+      </w:r>
+    </w:p>
+    <w:p>
+      <w:pPr>
+        <w:rPr/>
+      </w:pPr>
+      <w:r>
+        <w:rPr>
+          <w:rtl w:val="0"/>
+        </w:rPr>
+      </w:r>
+    </w:p>
+    <w:p>
+      <w:pPr>
+        <w:rPr/>
+      </w:pPr>
+      <w:r>
+        <w:rPr>
+          <w:rtl w:val="0"/>
+        </w:rPr>
+        <w:t xml:space="preserve">4. What file is created after successful indexing?  </w:t>
+      </w:r>
+    </w:p>
+    <w:p>
+      <w:pPr>
+        <w:rPr/>
+      </w:pPr>
+      <w:r>
+        <w:rPr>
+          <w:rtl w:val="0"/>
+        </w:rPr>
+        <w:t xml:space="preserve">A) your_file_structure.json (the smart tree)  </w:t>
+      </w:r>
+    </w:p>
+    <w:p>
+      <w:pPr>
+        <w:rPr/>
+      </w:pPr>
+      <w:r>
+        <w:rPr>
+          <w:rtl w:val="0"/>
+        </w:rPr>
+        <w:t xml:space="preserve">B) Only raw PDF  </w:t>
+      </w:r>
+    </w:p>
+    <w:p>
+      <w:pPr>
+        <w:rPr/>
+      </w:pPr>
+      <w:r>
+        <w:rPr>
+          <w:rtl w:val="0"/>
+        </w:rPr>
+        <w:t xml:space="preserve">C) Only embeddings  </w:t>
+      </w:r>
+    </w:p>
+    <w:p>
+      <w:pPr>
+        <w:rPr/>
+      </w:pPr>
+      <w:r>
+        <w:rPr>
+          <w:rtl w:val="0"/>
+        </w:rPr>
+        <w:t xml:space="preserve">D) Only chunks</w:t>
+      </w:r>
+    </w:p>
+    <w:p>
+      <w:pPr>
+        <w:rPr/>
+      </w:pPr>
+      <w:r>
+        <w:rPr>
+          <w:rtl w:val="0"/>
+        </w:rPr>
+      </w:r>
+    </w:p>
+    <w:p>
+      <w:pPr>
+        <w:rPr/>
+      </w:pPr>
+      <w:r>
+        <w:rPr>
+          <w:sz w:val="36"/>
+          <w:szCs w:val="36"/>
+          <w:rtl w:val="0"/>
+        </w:rPr>
+        <w:t xml:space="preserve">Medium Questions</w:t>
+      </w:r>
+      <w:r>
+        <w:rPr>
+          <w:rtl w:val="0"/>
+        </w:rPr>
+      </w:r>
+    </w:p>
+    <w:p>
+      <w:pPr>
+        <w:rPr/>
+      </w:pPr>
+      <w:r>
+        <w:rPr>
+          <w:rtl w:val="0"/>
+        </w:rPr>
+      </w:r>
+    </w:p>
+    <w:p>
+      <w:pPr>
+        <w:rPr/>
+      </w:pPr>
+      <w:r>
+        <w:rPr>
+          <w:rtl w:val="0"/>
+        </w:rPr>
+        <w:t xml:space="preserve">5. What is the role of config.yaml?  </w:t>
+      </w:r>
+    </w:p>
+    <w:p>
+      <w:pPr>
+        <w:rPr/>
+      </w:pPr>
+      <w:r>
+        <w:rPr>
+          <w:rtl w:val="0"/>
+        </w:rPr>
+        <w:t xml:space="preserve">A) It contains the smart prompts (toc_extractor_prompt, page_mapping_prompt, etc.) that GPT uses to build the accurate tree  </w:t>
+      </w:r>
+    </w:p>
+    <w:p>
+      <w:pPr>
+        <w:rPr/>
+      </w:pPr>
+      <w:r>
+        <w:rPr>
+          <w:rtl w:val="0"/>
+        </w:rPr>
+        <w:t xml:space="preserve">B) It is not used  </w:t>
+      </w:r>
+    </w:p>
+    <w:p>
+      <w:pPr>
+        <w:rPr/>
+      </w:pPr>
+      <w:r>
+        <w:rPr>
+          <w:rtl w:val="0"/>
+        </w:rPr>
+        <w:t xml:space="preserve">C) It only sets chunk size  </w:t>
+      </w:r>
+    </w:p>
+    <w:p>
+      <w:pPr>
+        <w:rPr/>
+      </w:pPr>
+      <w:r>
+        <w:rPr>
+          <w:rtl w:val="0"/>
+        </w:rPr>
+        <w:t xml:space="preserve">D) It only stores embeddings</w:t>
+      </w:r>
+    </w:p>
+    <w:p>
+      <w:pPr>
+        <w:rPr/>
+      </w:pPr>
+      <w:r>
+        <w:rPr>
+          <w:rtl w:val="0"/>
+        </w:rPr>
+      </w:r>
+    </w:p>
+    <w:p>
+      <w:pPr>
+        <w:rPr/>
+      </w:pPr>
+      <w:r>
+        <w:rPr>
+          <w:rtl w:val="0"/>
+        </w:rPr>
+        <w:t xml:space="preserve">6. What happens during indexing (main steps)?  </w:t>
+      </w:r>
+    </w:p>
+    <w:p>
+      <w:pPr>
+        <w:rPr/>
+      </w:pPr>
+      <w:sdt>
+        <w:sdtPr>
+          <w:id w:val="-1232605338"/>
+          <w:tag w:val="goog_rdk_36"/>
+        </w:sdtPr>
+        <w:sdtContent>
+          <w:r>
+            <w:rPr>
+              <w:rFonts w:ascii="Arial Unicode MS" w:cs="Arial Unicode MS" w:eastAsia="Arial Unicode MS" w:hAnsi="Arial Unicode MS"/>
+              <w:rtl w:val="0"/>
+            </w:rPr>
+            <w:t xml:space="preserve">A) Read PDF → Extract TOC or create one → Map sections to pages → Build hierarchy → Add summaries → Save JSON tree  </w:t>
+          </w:r>
+        </w:sdtContent>
+      </w:sdt>
+    </w:p>
+    <w:p>
+      <w:pPr>
+        <w:rPr/>
+      </w:pPr>
+      <w:r>
+        <w:rPr>
+          <w:rtl w:val="0"/>
+        </w:rPr>
+        <w:t xml:space="preserve">B) Only embed text  </w:t>
+      </w:r>
+    </w:p>
+    <w:p>
+      <w:pPr>
+        <w:rPr/>
+      </w:pPr>
+      <w:r>
+        <w:rPr>
+          <w:rtl w:val="0"/>
+        </w:rPr>
+        <w:t xml:space="preserve">C) Only chunk randomly  </w:t>
+      </w:r>
+    </w:p>
+    <w:p>
+      <w:pPr>
+        <w:rPr/>
+      </w:pPr>
+      <w:r>
+        <w:rPr>
+          <w:rtl w:val="0"/>
+        </w:rPr>
+        <w:t xml:space="preserve">D) Only run retrieval</w:t>
+      </w:r>
+    </w:p>
+    <w:p>
+      <w:pPr>
+        <w:rPr/>
+      </w:pPr>
+      <w:r>
+        <w:rPr>
+          <w:rtl w:val="0"/>
+        </w:rPr>
+      </w:r>
+    </w:p>
+    <w:p>
+      <w:pPr>
+        <w:rPr/>
+      </w:pPr>
+      <w:r>
+        <w:rPr>
+          <w:rtl w:val="0"/>
+        </w:rPr>
+        <w:t xml:space="preserve">7. What is a good first model to use for indexing?  </w:t>
+      </w:r>
+    </w:p>
+    <w:p>
+      <w:pPr>
+        <w:rPr/>
+      </w:pPr>
+      <w:r>
+        <w:rPr>
+          <w:rtl w:val="0"/>
+        </w:rPr>
+        <w:t xml:space="preserve">A) gpt-4o-mini (cheap and fast for testing)  </w:t>
+      </w:r>
+    </w:p>
+    <w:p>
+      <w:pPr>
+        <w:rPr/>
+      </w:pPr>
+      <w:r>
+        <w:rPr>
+          <w:rtl w:val="0"/>
+        </w:rPr>
+        <w:t xml:space="preserve">B) Only gpt-4o  </w:t>
+      </w:r>
+    </w:p>
+    <w:p>
+      <w:pPr>
+        <w:rPr/>
+      </w:pPr>
+      <w:r>
+        <w:rPr>
+          <w:rtl w:val="0"/>
+        </w:rPr>
+        <w:t xml:space="preserve">C) Only local models  </w:t>
+      </w:r>
+    </w:p>
+    <w:p>
+      <w:pPr>
+        <w:rPr/>
+      </w:pPr>
+      <w:r>
+        <w:rPr>
+          <w:rtl w:val="0"/>
+        </w:rPr>
+        <w:t xml:space="preserve">D) No model needed</w:t>
+      </w:r>
+    </w:p>
+    <w:p>
+      <w:pPr>
+        <w:rPr/>
+      </w:pPr>
+      <w:r>
+        <w:rPr>
+          <w:rtl w:val="0"/>
+        </w:rPr>
+      </w:r>
+    </w:p>
+    <w:p>
+      <w:pPr>
+        <w:rPr/>
+      </w:pPr>
+      <w:r>
+        <w:rPr>
+          <w:sz w:val="36"/>
+          <w:szCs w:val="36"/>
+          <w:rtl w:val="0"/>
+        </w:rPr>
+        <w:t xml:space="preserve">Hard Questions</w:t>
+      </w:r>
+      <w:r>
+        <w:rPr>
+          <w:rtl w:val="0"/>
+        </w:rPr>
+      </w:r>
+    </w:p>
+    <w:p>
+      <w:pPr>
+        <w:rPr/>
+      </w:pPr>
+      <w:r>
+        <w:rPr>
+          <w:rtl w:val="0"/>
+        </w:rPr>
+      </w:r>
+    </w:p>
+    <w:p>
+      <w:pPr>
+        <w:rPr/>
+      </w:pPr>
+      <w:r>
+        <w:rPr>
+          <w:rtl w:val="0"/>
+        </w:rPr>
+        <w:t xml:space="preserve">8. Why is the tree JSON much better than simple chunks?  </w:t>
+      </w:r>
+    </w:p>
+    <w:p>
+      <w:pPr>
+        <w:rPr/>
+      </w:pPr>
+      <w:r>
+        <w:rPr>
+          <w:rtl w:val="0"/>
+        </w:rPr>
+        <w:t xml:space="preserve">A) It keeps natural sections, page numbers, summaries, and hierarchy so the AI can follow references and reason logically  </w:t>
+      </w:r>
+    </w:p>
+    <w:p>
+      <w:pPr>
+        <w:rPr/>
+      </w:pPr>
+      <w:r>
+        <w:rPr>
+          <w:rtl w:val="0"/>
+        </w:rPr>
+        <w:t xml:space="preserve">B) It is larger  </w:t>
+      </w:r>
+    </w:p>
+    <w:p>
+      <w:pPr>
+        <w:rPr/>
+      </w:pPr>
+      <w:r>
+        <w:rPr>
+          <w:rtl w:val="0"/>
+        </w:rPr>
+        <w:t xml:space="preserve">C) It contains full raw text  </w:t>
+      </w:r>
+    </w:p>
+    <w:p>
+      <w:pPr>
+        <w:rPr/>
+      </w:pPr>
+      <w:r>
+        <w:rPr>
+          <w:rtl w:val="0"/>
+        </w:rPr>
+        <w:t xml:space="preserve">D) It has no metadata</w:t>
+      </w:r>
+    </w:p>
+    <w:p>
+      <w:pPr>
+        <w:rPr/>
+      </w:pPr>
+      <w:r>
+        <w:rPr>
+          <w:rtl w:val="0"/>
+        </w:rPr>
+      </w:r>
+    </w:p>
+    <w:p>
+      <w:pPr>
+        <w:rPr/>
+      </w:pPr>
+      <w:r>
+        <w:rPr>
+          <w:rtl w:val="0"/>
+        </w:rPr>
+        <w:t xml:space="preserve">9. What should you do if indexing takes too long or costs too much?  </w:t>
+      </w:r>
+    </w:p>
+    <w:p>
+      <w:pPr>
+        <w:rPr/>
+      </w:pPr>
+      <w:r>
+        <w:rPr>
+          <w:rtl w:val="0"/>
+        </w:rPr>
+        <w:t xml:space="preserve">A) Switch to gpt-4o-mini and reduce max_tokens or max_pages_per_node  </w:t>
+      </w:r>
+    </w:p>
+    <w:p>
+      <w:pPr>
+        <w:rPr/>
+      </w:pPr>
+      <w:r>
+        <w:rPr>
+          <w:rtl w:val="0"/>
+        </w:rPr>
+        <w:t xml:space="preserve">B) Increase model size  </w:t>
+      </w:r>
+    </w:p>
+    <w:p>
+      <w:pPr>
+        <w:rPr/>
+      </w:pPr>
+      <w:r>
+        <w:rPr>
+          <w:rtl w:val="0"/>
+        </w:rPr>
+        <w:t xml:space="preserve">C) Remove summaries  </w:t>
+      </w:r>
+    </w:p>
+    <w:p>
+      <w:pPr>
+        <w:rPr/>
+      </w:pPr>
+      <w:r>
+        <w:rPr>
+          <w:rtl w:val="0"/>
+        </w:rPr>
+        <w:t xml:space="preserve">D) Skip indexing</w:t>
+      </w:r>
+    </w:p>
+    <w:p>
+      <w:pPr>
+        <w:rPr/>
+      </w:pPr>
+      <w:r>
+        <w:rPr>
+          <w:rtl w:val="0"/>
+        </w:rPr>
+      </w:r>
+    </w:p>
+    <w:p>
+      <w:pPr>
+        <w:rPr/>
+      </w:pPr>
+      <w:r>
+        <w:rPr>
+          <w:rtl w:val="0"/>
+        </w:rPr>
+        <w:t xml:space="preserve">10. What is the outcome of Phase 3?  </w:t>
+      </w:r>
+    </w:p>
+    <w:p>
+      <w:pPr>
+        <w:rPr/>
+      </w:pPr>
+      <w:r>
+        <w:rPr>
+          <w:rtl w:val="0"/>
+        </w:rPr>
+        <w:t xml:space="preserve">A) You have successfully built your first PageIndex tree from a PDF and understand how the code works  </w:t>
+      </w:r>
+    </w:p>
+    <w:p>
+      <w:pPr>
+        <w:rPr/>
+      </w:pPr>
+      <w:r>
+        <w:rPr>
+          <w:rtl w:val="0"/>
+        </w:rPr>
+        <w:t xml:space="preserve">B) You only learn theory  </w:t>
+      </w:r>
+    </w:p>
+    <w:p>
+      <w:pPr>
+        <w:rPr/>
+      </w:pPr>
+      <w:r>
+        <w:rPr>
+          <w:rtl w:val="0"/>
+        </w:rPr>
+        <w:t xml:space="preserve">C) You skip running code  </w:t>
+      </w:r>
+    </w:p>
+    <w:p>
+      <w:pPr>
+        <w:rPr/>
+      </w:pPr>
+      <w:r>
+        <w:rPr>
+          <w:rtl w:val="0"/>
+        </w:rPr>
+        <w:t xml:space="preserve">D) You only learn normal RAG</w:t>
+      </w:r>
+    </w:p>
+    <w:p>
+      <w:pPr>
+        <w:rPr/>
+      </w:pPr>
+      <w:r>
+        <w:rPr>
+          <w:rtl w:val="0"/>
+        </w:rPr>
+      </w:r>
+    </w:p>
+    <w:p>
+      <w:pPr>
+        <w:rPr>
+          <w:sz w:val="32"/>
+          <w:szCs w:val="32"/>
+        </w:rPr>
+      </w:pPr>
+      <w:r>
+        <w:rPr>
+          <w:sz w:val="32"/>
+          <w:szCs w:val="32"/>
+          <w:rtl w:val="0"/>
+        </w:rPr>
+        <w:t xml:space="preserve">Answers for Phase 3: Setup the PageIndex Code &amp; Build Your First Tree Index</w:t>
+      </w:r>
+    </w:p>
+    <w:p>
+      <w:pPr>
+        <w:rPr/>
+      </w:pPr>
+      <w:r>
+        <w:rPr>
+          <w:rtl w:val="0"/>
+        </w:rPr>
+        <w:t xml:space="preserve">1. A  </w:t>
+      </w:r>
+    </w:p>
+    <w:p>
+      <w:pPr>
+        <w:rPr/>
+      </w:pPr>
+      <w:r>
+        <w:rPr>
+          <w:rtl w:val="0"/>
+        </w:rPr>
+        <w:t xml:space="preserve">2. A  </w:t>
+      </w:r>
+    </w:p>
+    <w:p>
+      <w:pPr>
+        <w:rPr/>
+      </w:pPr>
+      <w:r>
+        <w:rPr>
+          <w:rtl w:val="0"/>
+        </w:rPr>
+        <w:t xml:space="preserve">3. A  </w:t>
+      </w:r>
+    </w:p>
+    <w:p>
+      <w:pPr>
+        <w:rPr/>
+      </w:pPr>
+      <w:r>
+        <w:rPr>
+          <w:rtl w:val="0"/>
+        </w:rPr>
+        <w:t xml:space="preserve">4. A  </w:t>
+      </w:r>
+    </w:p>
+    <w:p>
+      <w:pPr>
+        <w:rPr/>
+      </w:pPr>
+      <w:r>
+        <w:rPr>
+          <w:rtl w:val="0"/>
+        </w:rPr>
+        <w:t xml:space="preserve">5. A  </w:t>
+      </w:r>
+    </w:p>
+    <w:p>
+      <w:pPr>
+        <w:rPr/>
+      </w:pPr>
+      <w:r>
+        <w:rPr>
+          <w:rtl w:val="0"/>
+        </w:rPr>
+        <w:t xml:space="preserve">6. A  </w:t>
+      </w:r>
+    </w:p>
+    <w:p>
+      <w:pPr>
+        <w:rPr/>
+      </w:pPr>
+      <w:r>
+        <w:rPr>
+          <w:rtl w:val="0"/>
+        </w:rPr>
+        <w:t xml:space="preserve">7. A  </w:t>
+      </w:r>
+    </w:p>
+    <w:p>
+      <w:pPr>
+        <w:rPr/>
+      </w:pPr>
+      <w:r>
+        <w:rPr>
+          <w:rtl w:val="0"/>
+        </w:rPr>
+        <w:t xml:space="preserve">8. A  </w:t>
+      </w:r>
+    </w:p>
+    <w:p>
+      <w:pPr>
+        <w:rPr/>
+      </w:pPr>
+      <w:r>
+        <w:rPr>
+          <w:rtl w:val="0"/>
+        </w:rPr>
+        <w:t xml:space="preserve">9. A  </w:t>
+      </w:r>
+    </w:p>
+    <w:p>
+      <w:pPr>
+        <w:rPr/>
+      </w:pPr>
+      <w:r>
+        <w:rPr>
+          <w:rtl w:val="0"/>
+        </w:rPr>
+        <w:t xml:space="preserve">10. A</w:t>
+      </w:r>
+    </w:p>
+    <w:p>
+      <w:pPr>
+        <w:rPr/>
+      </w:pPr>
+      <w:r>
+        <w:rPr>
+          <w:rtl w:val="0"/>
+        </w:rPr>
+      </w:r>
+    </w:p>
+    <w:p>
+      <w:pPr>
+        <w:rPr/>
+      </w:pPr>
+      <w:r>
+        <w:rPr>
+          <w:rtl w:val="0"/>
+        </w:rPr>
+      </w:r>
+    </w:p>
+    <w:p>
+      <w:pPr>
         <w:pStyle w:val="Heading1"/>
         <w:spacing w:after="240" w:before="240" w:lineRule="auto"/>
         <w:rPr/>
       </w:pPr>
-      <w:bookmarkStart w:colFirst="0" w:colLast="0" w:name="_heading=h.i6na737bub10" w:id="29"/>
-      <w:bookmarkEnd w:id="29"/>
+      <w:bookmarkStart w:colFirst="0" w:colLast="0" w:name="_heading=h.i6na737bub10" w:id="30"/>
+      <w:bookmarkEnd w:id="30"/>
       <w:r>
         <w:rPr>
           <w:rtl w:val="0"/>
@@ -7052,8 +9934,8 @@
           <w:szCs w:val="26"/>
         </w:rPr>
       </w:pPr>
-      <w:bookmarkStart w:colFirst="0" w:colLast="0" w:name="_heading=h.1m0by19jsdnl" w:id="30"/>
-      <w:bookmarkEnd w:id="30"/>
+      <w:bookmarkStart w:colFirst="0" w:colLast="0" w:name="_heading=h.1m0by19jsdnl" w:id="31"/>
+      <w:bookmarkEnd w:id="31"/>
       <w:r>
         <w:rPr>
           <w:b w:val="1"/>
@@ -7090,8 +9972,8 @@
       </w:pPr>
       <w:sdt>
         <w:sdtPr>
-          <w:id w:val="-6236105"/>
-          <w:tag w:val="goog_rdk_34"/>
+          <w:id w:val="856635388"/>
+          <w:tag w:val="goog_rdk_37"/>
         </w:sdtPr>
         <w:sdtContent>
           <w:r>
@@ -7120,8 +10002,8 @@
       </w:pPr>
       <w:sdt>
         <w:sdtPr>
-          <w:id w:val="-1432877932"/>
-          <w:tag w:val="goog_rdk_35"/>
+          <w:id w:val="939793221"/>
+          <w:tag w:val="goog_rdk_38"/>
         </w:sdtPr>
         <w:sdtContent>
           <w:r>
@@ -7150,8 +10032,8 @@
       </w:pPr>
       <w:sdt>
         <w:sdtPr>
-          <w:id w:val="-1499156037"/>
-          <w:tag w:val="goog_rdk_36"/>
+          <w:id w:val="1611128318"/>
+          <w:tag w:val="goog_rdk_39"/>
         </w:sdtPr>
         <w:sdtContent>
           <w:r>
@@ -7181,8 +10063,8 @@
       </w:pPr>
       <w:sdt>
         <w:sdtPr>
-          <w:id w:val="1751480856"/>
-          <w:tag w:val="goog_rdk_37"/>
+          <w:id w:val="-1539833180"/>
+          <w:tag w:val="goog_rdk_40"/>
         </w:sdtPr>
         <w:sdtContent>
           <w:r>
@@ -7226,8 +10108,8 @@
           <w:szCs w:val="26"/>
         </w:rPr>
       </w:pPr>
-      <w:bookmarkStart w:colFirst="0" w:colLast="0" w:name="_heading=h.9xa6myz24f30" w:id="31"/>
-      <w:bookmarkEnd w:id="31"/>
+      <w:bookmarkStart w:colFirst="0" w:colLast="0" w:name="_heading=h.9xa6myz24f30" w:id="32"/>
+      <w:bookmarkEnd w:id="32"/>
       <w:r>
         <w:rPr>
           <w:b w:val="1"/>
@@ -7250,12 +10132,12 @@
           <wp:inline distB="114300" distT="114300" distL="114300" distR="114300">
             <wp:extent cx="5943600" cy="279400"/>
             <wp:effectExtent b="0" l="0" r="0" t="0"/>
-            <wp:docPr id="12" name="image1.png"/>
+            <wp:docPr id="12" name="image15.png"/>
             <a:graphic>
               <a:graphicData uri="http://schemas.openxmlformats.org/drawingml/2006/picture">
                 <pic:pic>
                   <pic:nvPicPr>
-                    <pic:cNvPr id="0" name="image1.png"/>
+                    <pic:cNvPr id="0" name="image15.png"/>
                     <pic:cNvPicPr preferRelativeResize="0"/>
                   </pic:nvPicPr>
                   <pic:blipFill>
@@ -7336,8 +10218,8 @@
         <w:spacing w:after="240" w:before="240" w:lineRule="auto"/>
         <w:rPr/>
       </w:pPr>
-      <w:bookmarkStart w:colFirst="0" w:colLast="0" w:name="_heading=h.dqea3nfx0113" w:id="32"/>
-      <w:bookmarkEnd w:id="32"/>
+      <w:bookmarkStart w:colFirst="0" w:colLast="0" w:name="_heading=h.dqea3nfx0113" w:id="33"/>
+      <w:bookmarkEnd w:id="33"/>
       <w:r>
         <w:rPr>
           <w:rtl w:val="0"/>
@@ -7429,8 +10311,8 @@
       </w:pPr>
       <w:sdt>
         <w:sdtPr>
-          <w:id w:val="733341611"/>
-          <w:tag w:val="goog_rdk_38"/>
+          <w:id w:val="-960339843"/>
+          <w:tag w:val="goog_rdk_41"/>
         </w:sdtPr>
         <w:sdtContent>
           <w:r>
@@ -7446,8 +10328,8 @@
       </w:sdt>
       <w:sdt>
         <w:sdtPr>
-          <w:id w:val="420812075"/>
-          <w:tag w:val="goog_rdk_39"/>
+          <w:id w:val="-1076631416"/>
+          <w:tag w:val="goog_rdk_42"/>
         </w:sdtPr>
         <w:sdtContent>
           <w:r>
@@ -7570,12 +10452,12 @@
           <wp:inline distB="114300" distT="114300" distL="114300" distR="114300">
             <wp:extent cx="5943600" cy="3073400"/>
             <wp:effectExtent b="0" l="0" r="0" t="0"/>
-            <wp:docPr id="20" name="image6.png"/>
+            <wp:docPr id="20" name="image3.png"/>
             <a:graphic>
               <a:graphicData uri="http://schemas.openxmlformats.org/drawingml/2006/picture">
                 <pic:pic>
                   <pic:nvPicPr>
-                    <pic:cNvPr id="0" name="image6.png"/>
+                    <pic:cNvPr id="0" name="image3.png"/>
                     <pic:cNvPicPr preferRelativeResize="0"/>
                   </pic:nvPicPr>
                   <pic:blipFill>
@@ -7855,8 +10737,8 @@
           <w:szCs w:val="26"/>
         </w:rPr>
       </w:pPr>
-      <w:bookmarkStart w:colFirst="0" w:colLast="0" w:name="_heading=h.djh2dlfk69ul" w:id="33"/>
-      <w:bookmarkEnd w:id="33"/>
+      <w:bookmarkStart w:colFirst="0" w:colLast="0" w:name="_heading=h.djh2dlfk69ul" w:id="34"/>
+      <w:bookmarkEnd w:id="34"/>
       <w:r>
         <w:rPr>
           <w:b w:val="1"/>
@@ -7893,8 +10775,8 @@
       </w:pPr>
       <w:sdt>
         <w:sdtPr>
-          <w:id w:val="-791561790"/>
-          <w:tag w:val="goog_rdk_40"/>
+          <w:id w:val="1487833755"/>
+          <w:tag w:val="goog_rdk_43"/>
         </w:sdtPr>
         <w:sdtContent>
           <w:r>
@@ -7923,8 +10805,8 @@
       </w:pPr>
       <w:sdt>
         <w:sdtPr>
-          <w:id w:val="-155887989"/>
-          <w:tag w:val="goog_rdk_41"/>
+          <w:id w:val="2056512345"/>
+          <w:tag w:val="goog_rdk_44"/>
         </w:sdtPr>
         <w:sdtContent>
           <w:r>
@@ -7954,8 +10836,8 @@
       </w:pPr>
       <w:sdt>
         <w:sdtPr>
-          <w:id w:val="1013288192"/>
-          <w:tag w:val="goog_rdk_42"/>
+          <w:id w:val="436716631"/>
+          <w:tag w:val="goog_rdk_45"/>
         </w:sdtPr>
         <w:sdtContent>
           <w:r>
@@ -8013,8 +10895,8 @@
       </w:pPr>
       <w:sdt>
         <w:sdtPr>
-          <w:id w:val="1956853907"/>
-          <w:tag w:val="goog_rdk_43"/>
+          <w:id w:val="-45801998"/>
+          <w:tag w:val="goog_rdk_46"/>
         </w:sdtPr>
         <w:sdtContent>
           <w:r>
@@ -8043,8 +10925,8 @@
       </w:pPr>
       <w:sdt>
         <w:sdtPr>
-          <w:id w:val="476027233"/>
-          <w:tag w:val="goog_rdk_44"/>
+          <w:id w:val="-1441237929"/>
+          <w:tag w:val="goog_rdk_47"/>
         </w:sdtPr>
         <w:sdtContent>
           <w:r>
@@ -8074,8 +10956,8 @@
       </w:pPr>
       <w:sdt>
         <w:sdtPr>
-          <w:id w:val="1303144533"/>
-          <w:tag w:val="goog_rdk_45"/>
+          <w:id w:val="-1362095444"/>
+          <w:tag w:val="goog_rdk_48"/>
         </w:sdtPr>
         <w:sdtContent>
           <w:r>
@@ -8095,12 +10977,933 @@
     </w:p>
     <w:p>
       <w:pPr>
+        <w:rPr/>
+      </w:pPr>
+      <w:r>
+        <w:rPr>
+          <w:sz w:val="40"/>
+          <w:szCs w:val="40"/>
+          <w:rtl w:val="0"/>
+        </w:rPr>
+        <w:t xml:space="preserve">Quizzes</w:t>
+      </w:r>
+      <w:r>
+        <w:rPr>
+          <w:rtl w:val="0"/>
+        </w:rPr>
+      </w:r>
+    </w:p>
+    <w:p>
+      <w:pPr>
+        <w:rPr/>
+      </w:pPr>
+      <w:r>
+        <w:rPr>
+          <w:rtl w:val="0"/>
+        </w:rPr>
+      </w:r>
+    </w:p>
+    <w:p>
+      <w:pPr>
+        <w:rPr>
+          <w:sz w:val="32"/>
+          <w:szCs w:val="32"/>
+        </w:rPr>
+      </w:pPr>
+      <w:r>
+        <w:rPr>
+          <w:sz w:val="32"/>
+          <w:szCs w:val="32"/>
+          <w:rtl w:val="0"/>
+        </w:rPr>
+        <w:t xml:space="preserve">Phase 4: Looking Inside the Code – How the Tree Gets Built</w:t>
+      </w:r>
+    </w:p>
+    <w:p>
+      <w:pPr>
+        <w:rPr/>
+      </w:pPr>
+      <w:r>
+        <w:rPr>
+          <w:rtl w:val="0"/>
+        </w:rPr>
+      </w:r>
+    </w:p>
+    <w:p>
+      <w:pPr>
+        <w:rPr>
+          <w:sz w:val="36"/>
+          <w:szCs w:val="36"/>
+        </w:rPr>
+      </w:pPr>
+      <w:r>
+        <w:rPr>
+          <w:sz w:val="36"/>
+          <w:szCs w:val="36"/>
+          <w:rtl w:val="0"/>
+        </w:rPr>
+        <w:t xml:space="preserve">Easy Questions</w:t>
+      </w:r>
+    </w:p>
+    <w:p>
+      <w:pPr>
+        <w:rPr/>
+      </w:pPr>
+      <w:r>
+        <w:rPr>
+          <w:rtl w:val="0"/>
+        </w:rPr>
+      </w:r>
+    </w:p>
+    <w:p>
+      <w:pPr>
+        <w:rPr/>
+      </w:pPr>
+      <w:r>
+        <w:rPr>
+          <w:rtl w:val="0"/>
+        </w:rPr>
+        <w:t xml:space="preserve">1. What is the main file that builds the tree?  </w:t>
+      </w:r>
+    </w:p>
+    <w:p>
+      <w:pPr>
+        <w:rPr/>
+      </w:pPr>
+      <w:r>
+        <w:rPr>
+          <w:rtl w:val="0"/>
+        </w:rPr>
+        <w:t xml:space="preserve">A) pageindex/page_index.py  </w:t>
+      </w:r>
+    </w:p>
+    <w:p>
+      <w:pPr>
+        <w:rPr/>
+      </w:pPr>
+      <w:r>
+        <w:rPr>
+          <w:rtl w:val="0"/>
+        </w:rPr>
+        <w:t xml:space="preserve">B) Only run_pageindex.py  </w:t>
+      </w:r>
+    </w:p>
+    <w:p>
+      <w:pPr>
+        <w:rPr/>
+      </w:pPr>
+      <w:r>
+        <w:rPr>
+          <w:rtl w:val="0"/>
+        </w:rPr>
+        <w:t xml:space="preserve">C) Only config.yaml  </w:t>
+      </w:r>
+    </w:p>
+    <w:p>
+      <w:pPr>
+        <w:rPr/>
+      </w:pPr>
+      <w:r>
+        <w:rPr>
+          <w:rtl w:val="0"/>
+        </w:rPr>
+        <w:t xml:space="preserve">D) Only utils.py</w:t>
+      </w:r>
+    </w:p>
+    <w:p>
+      <w:pPr>
+        <w:rPr/>
+      </w:pPr>
+      <w:r>
+        <w:rPr>
+          <w:rtl w:val="0"/>
+        </w:rPr>
+      </w:r>
+    </w:p>
+    <w:p>
+      <w:pPr>
+        <w:rPr/>
+      </w:pPr>
+      <w:r>
+        <w:rPr>
+          <w:rtl w:val="0"/>
+        </w:rPr>
+        <w:t xml:space="preserve">2. What does the code do in the first step?  </w:t>
+      </w:r>
+    </w:p>
+    <w:p>
+      <w:pPr>
+        <w:rPr/>
+      </w:pPr>
+      <w:r>
+        <w:rPr>
+          <w:rtl w:val="0"/>
+        </w:rPr>
+        <w:t xml:space="preserve">A) Reads the PDF page by page using PyMuPDF to get clean text + layout  </w:t>
+      </w:r>
+    </w:p>
+    <w:p>
+      <w:pPr>
+        <w:rPr/>
+      </w:pPr>
+      <w:r>
+        <w:rPr>
+          <w:rtl w:val="0"/>
+        </w:rPr>
+        <w:t xml:space="preserve">B) Only embeds text  </w:t>
+      </w:r>
+    </w:p>
+    <w:p>
+      <w:pPr>
+        <w:rPr/>
+      </w:pPr>
+      <w:r>
+        <w:rPr>
+          <w:rtl w:val="0"/>
+        </w:rPr>
+        <w:t xml:space="preserve">C) Only chunks randomly  </w:t>
+      </w:r>
+    </w:p>
+    <w:p>
+      <w:pPr>
+        <w:rPr/>
+      </w:pPr>
+      <w:r>
+        <w:rPr>
+          <w:rtl w:val="0"/>
+        </w:rPr>
+        <w:t xml:space="preserve">D) Only runs retrieval</w:t>
+      </w:r>
+    </w:p>
+    <w:p>
+      <w:pPr>
+        <w:rPr/>
+      </w:pPr>
+      <w:r>
+        <w:rPr>
+          <w:rtl w:val="0"/>
+        </w:rPr>
+      </w:r>
+    </w:p>
+    <w:p>
+      <w:pPr>
+        <w:rPr/>
+      </w:pPr>
+      <w:r>
+        <w:rPr>
+          <w:rtl w:val="0"/>
+        </w:rPr>
+        <w:t xml:space="preserve">3. What does the TOC extractor prompt ask GPT to do?  </w:t>
+      </w:r>
+    </w:p>
+    <w:p>
+      <w:pPr>
+        <w:rPr/>
+      </w:pPr>
+      <w:r>
+        <w:rPr>
+          <w:rtl w:val="0"/>
+        </w:rPr>
+        <w:t xml:space="preserve">A) Look at the first few pages and create a hierarchical table of contents with titles, levels, and page numbers  </w:t>
+      </w:r>
+    </w:p>
+    <w:p>
+      <w:pPr>
+        <w:rPr/>
+      </w:pPr>
+      <w:r>
+        <w:rPr>
+          <w:rtl w:val="0"/>
+        </w:rPr>
+        <w:t xml:space="preserve">B) Only summarize the whole document  </w:t>
+      </w:r>
+    </w:p>
+    <w:p>
+      <w:pPr>
+        <w:rPr/>
+      </w:pPr>
+      <w:r>
+        <w:rPr>
+          <w:rtl w:val="0"/>
+        </w:rPr>
+        <w:t xml:space="preserve">C) Only chunk text  </w:t>
+      </w:r>
+    </w:p>
+    <w:p>
+      <w:pPr>
+        <w:rPr/>
+      </w:pPr>
+      <w:r>
+        <w:rPr>
+          <w:rtl w:val="0"/>
+        </w:rPr>
+        <w:t xml:space="preserve">D) Only answer questions</w:t>
+      </w:r>
+    </w:p>
+    <w:p>
+      <w:pPr>
+        <w:rPr/>
+      </w:pPr>
+      <w:r>
+        <w:rPr>
+          <w:rtl w:val="0"/>
+        </w:rPr>
+      </w:r>
+    </w:p>
+    <w:p>
+      <w:pPr>
+        <w:rPr/>
+      </w:pPr>
+      <w:r>
+        <w:rPr>
+          <w:rtl w:val="0"/>
+        </w:rPr>
+        <w:t xml:space="preserve">4. What is saved at the end?  </w:t>
+      </w:r>
+    </w:p>
+    <w:p>
+      <w:pPr>
+        <w:rPr/>
+      </w:pPr>
+      <w:r>
+        <w:rPr>
+          <w:rtl w:val="0"/>
+        </w:rPr>
+        <w:t xml:space="preserve">A) A JSON file with the full hierarchical tree (node_id, title, summary, start_page, end_page, children)  </w:t>
+      </w:r>
+    </w:p>
+    <w:p>
+      <w:pPr>
+        <w:rPr/>
+      </w:pPr>
+      <w:r>
+        <w:rPr>
+          <w:rtl w:val="0"/>
+        </w:rPr>
+        <w:t xml:space="preserve">B) Only raw PDF  </w:t>
+      </w:r>
+    </w:p>
+    <w:p>
+      <w:pPr>
+        <w:rPr/>
+      </w:pPr>
+      <w:r>
+        <w:rPr>
+          <w:rtl w:val="0"/>
+        </w:rPr>
+        <w:t xml:space="preserve">C) Only embeddings  </w:t>
+      </w:r>
+    </w:p>
+    <w:p>
+      <w:pPr>
+        <w:rPr/>
+      </w:pPr>
+      <w:r>
+        <w:rPr>
+          <w:rtl w:val="0"/>
+        </w:rPr>
+        <w:t xml:space="preserve">D) Only chunks</w:t>
+      </w:r>
+    </w:p>
+    <w:p>
+      <w:pPr>
+        <w:rPr/>
+      </w:pPr>
+      <w:r>
+        <w:rPr>
+          <w:rtl w:val="0"/>
+        </w:rPr>
+      </w:r>
+    </w:p>
+    <w:p>
+      <w:pPr>
+        <w:rPr/>
+      </w:pPr>
+      <w:r>
+        <w:rPr>
+          <w:sz w:val="36"/>
+          <w:szCs w:val="36"/>
+          <w:rtl w:val="0"/>
+        </w:rPr>
+        <w:t xml:space="preserve">Medium Questions</w:t>
+      </w:r>
+      <w:r>
+        <w:rPr>
+          <w:rtl w:val="0"/>
+        </w:rPr>
+      </w:r>
+    </w:p>
+    <w:p>
+      <w:pPr>
+        <w:rPr/>
+      </w:pPr>
+      <w:r>
+        <w:rPr>
+          <w:rtl w:val="0"/>
+        </w:rPr>
+      </w:r>
+    </w:p>
+    <w:p>
+      <w:pPr>
+        <w:rPr/>
+      </w:pPr>
+      <w:r>
+        <w:rPr>
+          <w:rtl w:val="0"/>
+        </w:rPr>
+        <w:t xml:space="preserve">5. Why does the code ask GPT multiple times during page mapping?  </w:t>
+      </w:r>
+    </w:p>
+    <w:p>
+      <w:pPr>
+        <w:rPr/>
+      </w:pPr>
+      <w:r>
+        <w:rPr>
+          <w:rtl w:val="0"/>
+        </w:rPr>
+        <w:t xml:space="preserve">A) To verify and improve accuracy when it is unsure about which section belongs to which pages  </w:t>
+      </w:r>
+    </w:p>
+    <w:p>
+      <w:pPr>
+        <w:rPr/>
+      </w:pPr>
+      <w:r>
+        <w:rPr>
+          <w:rtl w:val="0"/>
+        </w:rPr>
+        <w:t xml:space="preserve">B) To make it slower  </w:t>
+      </w:r>
+    </w:p>
+    <w:p>
+      <w:pPr>
+        <w:rPr/>
+      </w:pPr>
+      <w:r>
+        <w:rPr>
+          <w:rtl w:val="0"/>
+        </w:rPr>
+        <w:t xml:space="preserve">C) To increase cost  </w:t>
+      </w:r>
+    </w:p>
+    <w:p>
+      <w:pPr>
+        <w:rPr/>
+      </w:pPr>
+      <w:r>
+        <w:rPr>
+          <w:rtl w:val="0"/>
+        </w:rPr>
+        <w:t xml:space="preserve">D) To ignore layout</w:t>
+      </w:r>
+    </w:p>
+    <w:p>
+      <w:pPr>
+        <w:rPr/>
+      </w:pPr>
+      <w:r>
+        <w:rPr>
+          <w:rtl w:val="0"/>
+        </w:rPr>
+      </w:r>
+    </w:p>
+    <w:p>
+      <w:pPr>
+        <w:rPr/>
+      </w:pPr>
+      <w:r>
+        <w:rPr>
+          <w:rtl w:val="0"/>
+        </w:rPr>
+        <w:t xml:space="preserve">6. What is the role of max_pages_per_node and max_tokens?  </w:t>
+      </w:r>
+    </w:p>
+    <w:p>
+      <w:pPr>
+        <w:rPr/>
+      </w:pPr>
+      <w:r>
+        <w:rPr>
+          <w:rtl w:val="0"/>
+        </w:rPr>
+        <w:t xml:space="preserve">A) To control when a section is too big and needs to be split into sub-nodes  </w:t>
+      </w:r>
+    </w:p>
+    <w:p>
+      <w:pPr>
+        <w:rPr/>
+      </w:pPr>
+      <w:r>
+        <w:rPr>
+          <w:rtl w:val="0"/>
+        </w:rPr>
+        <w:t xml:space="preserve">B) They are not used  </w:t>
+      </w:r>
+    </w:p>
+    <w:p>
+      <w:pPr>
+        <w:rPr/>
+      </w:pPr>
+      <w:r>
+        <w:rPr>
+          <w:rtl w:val="0"/>
+        </w:rPr>
+        <w:t xml:space="preserve">C) They only affect speed  </w:t>
+      </w:r>
+    </w:p>
+    <w:p>
+      <w:pPr>
+        <w:rPr/>
+      </w:pPr>
+      <w:r>
+        <w:rPr>
+          <w:rtl w:val="0"/>
+        </w:rPr>
+        <w:t xml:space="preserve">D) They make the tree larger</w:t>
+      </w:r>
+    </w:p>
+    <w:p>
+      <w:pPr>
+        <w:rPr/>
+      </w:pPr>
+      <w:r>
+        <w:rPr>
+          <w:rtl w:val="0"/>
+        </w:rPr>
+      </w:r>
+    </w:p>
+    <w:p>
+      <w:pPr>
+        <w:rPr/>
+      </w:pPr>
+      <w:r>
+        <w:rPr>
+          <w:rtl w:val="0"/>
+        </w:rPr>
+        <w:t xml:space="preserve">7. What is the outcome of Phase 4?  </w:t>
+      </w:r>
+    </w:p>
+    <w:p>
+      <w:pPr>
+        <w:rPr/>
+      </w:pPr>
+      <w:r>
+        <w:rPr>
+          <w:rtl w:val="0"/>
+        </w:rPr>
+        <w:t xml:space="preserve">A) You understand the main steps and prompts the code uses to turn a messy PDF into a clean, hierarchical tree index  </w:t>
+      </w:r>
+    </w:p>
+    <w:p>
+      <w:pPr>
+        <w:rPr/>
+      </w:pPr>
+      <w:r>
+        <w:rPr>
+          <w:rtl w:val="0"/>
+        </w:rPr>
+        <w:t xml:space="preserve">B) You only learn retrieval  </w:t>
+      </w:r>
+    </w:p>
+    <w:p>
+      <w:pPr>
+        <w:rPr/>
+      </w:pPr>
+      <w:r>
+        <w:rPr>
+          <w:rtl w:val="0"/>
+        </w:rPr>
+        <w:t xml:space="preserve">C) You skip code reading  </w:t>
+      </w:r>
+    </w:p>
+    <w:p>
+      <w:pPr>
+        <w:rPr/>
+      </w:pPr>
+      <w:r>
+        <w:rPr>
+          <w:rtl w:val="0"/>
+        </w:rPr>
+        <w:t xml:space="preserve">D) You only learn normal RAG</w:t>
+      </w:r>
+    </w:p>
+    <w:p>
+      <w:pPr>
+        <w:rPr/>
+      </w:pPr>
+      <w:r>
+        <w:rPr>
+          <w:rtl w:val="0"/>
+        </w:rPr>
+      </w:r>
+    </w:p>
+    <w:p>
+      <w:pPr>
+        <w:rPr/>
+      </w:pPr>
+      <w:r>
+        <w:rPr>
+          <w:sz w:val="36"/>
+          <w:szCs w:val="36"/>
+          <w:rtl w:val="0"/>
+        </w:rPr>
+        <w:t xml:space="preserve">Hard Questions</w:t>
+      </w:r>
+      <w:r>
+        <w:rPr>
+          <w:rtl w:val="0"/>
+        </w:rPr>
+      </w:r>
+    </w:p>
+    <w:p>
+      <w:pPr>
+        <w:rPr/>
+      </w:pPr>
+      <w:r>
+        <w:rPr>
+          <w:rtl w:val="0"/>
+        </w:rPr>
+      </w:r>
+    </w:p>
+    <w:p>
+      <w:pPr>
+        <w:rPr/>
+      </w:pPr>
+      <w:sdt>
+        <w:sdtPr>
+          <w:id w:val="103763425"/>
+          <w:tag w:val="goog_rdk_49"/>
+        </w:sdtPr>
+        <w:sdtContent>
+          <w:r>
+            <w:rPr>
+              <w:rFonts w:ascii="Arial Unicode MS" w:cs="Arial Unicode MS" w:eastAsia="Arial Unicode MS" w:hAnsi="Arial Unicode MS"/>
+              <w:rtl w:val="0"/>
+            </w:rPr>
+            <w:t xml:space="preserve">8. Why is the tree built in two stages (flat list → hierarchy)?  </w:t>
+          </w:r>
+        </w:sdtContent>
+      </w:sdt>
+    </w:p>
+    <w:p>
+      <w:pPr>
+        <w:rPr/>
+      </w:pPr>
+      <w:r>
+        <w:rPr>
+          <w:rtl w:val="0"/>
+        </w:rPr>
+        <w:t xml:space="preserve">A) First create all nodes, then connect them as parent-child to form the proper structure  </w:t>
+      </w:r>
+    </w:p>
+    <w:p>
+      <w:pPr>
+        <w:rPr/>
+      </w:pPr>
+      <w:r>
+        <w:rPr>
+          <w:rtl w:val="0"/>
+        </w:rPr>
+        <w:t xml:space="preserve">B) It is faster  </w:t>
+      </w:r>
+    </w:p>
+    <w:p>
+      <w:pPr>
+        <w:rPr/>
+      </w:pPr>
+      <w:r>
+        <w:rPr>
+          <w:rtl w:val="0"/>
+        </w:rPr>
+        <w:t xml:space="preserve">C) It is not needed  </w:t>
+      </w:r>
+    </w:p>
+    <w:p>
+      <w:pPr>
+        <w:rPr/>
+      </w:pPr>
+      <w:r>
+        <w:rPr>
+          <w:rtl w:val="0"/>
+        </w:rPr>
+        <w:t xml:space="preserve">D) It reduces accuracy</w:t>
+      </w:r>
+    </w:p>
+    <w:p>
+      <w:pPr>
+        <w:rPr/>
+      </w:pPr>
+      <w:r>
+        <w:rPr>
+          <w:rtl w:val="0"/>
+        </w:rPr>
+      </w:r>
+    </w:p>
+    <w:p>
+      <w:pPr>
+        <w:rPr/>
+      </w:pPr>
+      <w:r>
+        <w:rPr>
+          <w:rtl w:val="0"/>
+        </w:rPr>
+        <w:t xml:space="preserve">9. What is the purpose of the summary_prompt?  </w:t>
+      </w:r>
+    </w:p>
+    <w:p>
+      <w:pPr>
+        <w:rPr/>
+      </w:pPr>
+      <w:r>
+        <w:rPr>
+          <w:rtl w:val="0"/>
+        </w:rPr>
+        <w:t xml:space="preserve">A) To generate 1–2 sentence summaries for each node so the AI can quickly decide relevance during querying  </w:t>
+      </w:r>
+    </w:p>
+    <w:p>
+      <w:pPr>
+        <w:rPr/>
+      </w:pPr>
+      <w:r>
+        <w:rPr>
+          <w:rtl w:val="0"/>
+        </w:rPr>
+        <w:t xml:space="preserve">B) To make indexing slower  </w:t>
+      </w:r>
+    </w:p>
+    <w:p>
+      <w:pPr>
+        <w:rPr/>
+      </w:pPr>
+      <w:r>
+        <w:rPr>
+          <w:rtl w:val="0"/>
+        </w:rPr>
+        <w:t xml:space="preserve">C) To remove page numbers  </w:t>
+      </w:r>
+    </w:p>
+    <w:p>
+      <w:pPr>
+        <w:rPr/>
+      </w:pPr>
+      <w:r>
+        <w:rPr>
+          <w:rtl w:val="0"/>
+        </w:rPr>
+        <w:t xml:space="preserve">D) To only store raw text</w:t>
+      </w:r>
+    </w:p>
+    <w:p>
+      <w:pPr>
+        <w:rPr/>
+      </w:pPr>
+      <w:r>
+        <w:rPr>
+          <w:rtl w:val="0"/>
+        </w:rPr>
+      </w:r>
+    </w:p>
+    <w:p>
+      <w:pPr>
+        <w:rPr/>
+      </w:pPr>
+      <w:r>
+        <w:rPr>
+          <w:rtl w:val="0"/>
+        </w:rPr>
+        <w:t xml:space="preserve">10. Why is this tree-building approach much better than simple chunking?  </w:t>
+      </w:r>
+    </w:p>
+    <w:p>
+      <w:pPr>
+        <w:rPr/>
+      </w:pPr>
+      <w:r>
+        <w:rPr>
+          <w:rtl w:val="0"/>
+        </w:rPr>
+        <w:t xml:space="preserve">A) It preserves natural document structure, page numbers, and summaries so the AI can reason and follow references like a human  </w:t>
+      </w:r>
+    </w:p>
+    <w:p>
+      <w:pPr>
+        <w:rPr/>
+      </w:pPr>
+      <w:r>
+        <w:rPr>
+          <w:rtl w:val="0"/>
+        </w:rPr>
+        <w:t xml:space="preserve">B) It is exactly the same as vector chunking  </w:t>
+      </w:r>
+    </w:p>
+    <w:p>
+      <w:pPr>
+        <w:rPr/>
+      </w:pPr>
+      <w:r>
+        <w:rPr>
+          <w:rtl w:val="0"/>
+        </w:rPr>
+        <w:t xml:space="preserve">C) It makes retrieval slower  </w:t>
+      </w:r>
+    </w:p>
+    <w:p>
+      <w:pPr>
+        <w:rPr/>
+      </w:pPr>
+      <w:r>
+        <w:rPr>
+          <w:rtl w:val="0"/>
+        </w:rPr>
+        <w:t xml:space="preserve">D) It ignores hierarchy</w:t>
+      </w:r>
+    </w:p>
+    <w:p>
+      <w:pPr>
+        <w:rPr/>
+      </w:pPr>
+      <w:r>
+        <w:rPr>
+          <w:rtl w:val="0"/>
+        </w:rPr>
+      </w:r>
+    </w:p>
+    <w:p>
+      <w:pPr>
+        <w:rPr>
+          <w:sz w:val="32"/>
+          <w:szCs w:val="32"/>
+        </w:rPr>
+      </w:pPr>
+      <w:r>
+        <w:rPr>
+          <w:sz w:val="32"/>
+          <w:szCs w:val="32"/>
+          <w:rtl w:val="0"/>
+        </w:rPr>
+        <w:t xml:space="preserve">Answers for Phase 4: Looking Inside the Code – How the Tree Gets Built</w:t>
+      </w:r>
+    </w:p>
+    <w:p>
+      <w:pPr>
+        <w:rPr/>
+      </w:pPr>
+      <w:r>
+        <w:rPr>
+          <w:rtl w:val="0"/>
+        </w:rPr>
+        <w:t xml:space="preserve">1. A  </w:t>
+      </w:r>
+    </w:p>
+    <w:p>
+      <w:pPr>
+        <w:rPr/>
+      </w:pPr>
+      <w:r>
+        <w:rPr>
+          <w:rtl w:val="0"/>
+        </w:rPr>
+        <w:t xml:space="preserve">2. A  </w:t>
+      </w:r>
+    </w:p>
+    <w:p>
+      <w:pPr>
+        <w:rPr/>
+      </w:pPr>
+      <w:r>
+        <w:rPr>
+          <w:rtl w:val="0"/>
+        </w:rPr>
+        <w:t xml:space="preserve">3. A  </w:t>
+      </w:r>
+    </w:p>
+    <w:p>
+      <w:pPr>
+        <w:rPr/>
+      </w:pPr>
+      <w:r>
+        <w:rPr>
+          <w:rtl w:val="0"/>
+        </w:rPr>
+        <w:t xml:space="preserve">4. A  </w:t>
+      </w:r>
+    </w:p>
+    <w:p>
+      <w:pPr>
+        <w:rPr/>
+      </w:pPr>
+      <w:r>
+        <w:rPr>
+          <w:rtl w:val="0"/>
+        </w:rPr>
+        <w:t xml:space="preserve">5. A  </w:t>
+      </w:r>
+    </w:p>
+    <w:p>
+      <w:pPr>
+        <w:rPr/>
+      </w:pPr>
+      <w:r>
+        <w:rPr>
+          <w:rtl w:val="0"/>
+        </w:rPr>
+        <w:t xml:space="preserve">6. A  </w:t>
+      </w:r>
+    </w:p>
+    <w:p>
+      <w:pPr>
+        <w:rPr/>
+      </w:pPr>
+      <w:r>
+        <w:rPr>
+          <w:rtl w:val="0"/>
+        </w:rPr>
+        <w:t xml:space="preserve">7. A  </w:t>
+      </w:r>
+    </w:p>
+    <w:p>
+      <w:pPr>
+        <w:rPr/>
+      </w:pPr>
+      <w:r>
+        <w:rPr>
+          <w:rtl w:val="0"/>
+        </w:rPr>
+        <w:t xml:space="preserve">8. A  </w:t>
+      </w:r>
+    </w:p>
+    <w:p>
+      <w:pPr>
+        <w:rPr/>
+      </w:pPr>
+      <w:r>
+        <w:rPr>
+          <w:rtl w:val="0"/>
+        </w:rPr>
+        <w:t xml:space="preserve">9. A  </w:t>
+      </w:r>
+    </w:p>
+    <w:p>
+      <w:pPr>
+        <w:rPr/>
+      </w:pPr>
+      <w:r>
+        <w:rPr>
+          <w:rtl w:val="0"/>
+        </w:rPr>
+        <w:t xml:space="preserve">10. A</w:t>
+      </w:r>
+    </w:p>
+    <w:p>
+      <w:pPr>
         <w:pStyle w:val="Heading1"/>
         <w:spacing w:after="240" w:before="240" w:lineRule="auto"/>
         <w:rPr/>
       </w:pPr>
-      <w:bookmarkStart w:colFirst="0" w:colLast="0" w:name="_heading=h.4rtmg39njiep" w:id="34"/>
-      <w:bookmarkEnd w:id="34"/>
+      <w:bookmarkStart w:colFirst="0" w:colLast="0" w:name="_heading=h.4rtmg39njiep" w:id="35"/>
+      <w:bookmarkEnd w:id="35"/>
       <w:r>
         <w:rPr>
           <w:rtl w:val="0"/>
@@ -8118,12 +11921,12 @@
           <wp:inline distB="114300" distT="114300" distL="114300" distR="114300">
             <wp:extent cx="5943600" cy="279400"/>
             <wp:effectExtent b="0" l="0" r="0" t="0"/>
-            <wp:docPr id="9" name="image4.png"/>
+            <wp:docPr id="9" name="image14.png"/>
             <a:graphic>
               <a:graphicData uri="http://schemas.openxmlformats.org/drawingml/2006/picture">
                 <pic:pic>
                   <pic:nvPicPr>
-                    <pic:cNvPr id="0" name="image4.png"/>
+                    <pic:cNvPr id="0" name="image14.png"/>
                     <pic:cNvPicPr preferRelativeResize="0"/>
                   </pic:nvPicPr>
                   <pic:blipFill>
@@ -8287,8 +12090,8 @@
           <w:szCs w:val="26"/>
         </w:rPr>
       </w:pPr>
-      <w:bookmarkStart w:colFirst="0" w:colLast="0" w:name="_heading=h.3ks5b91wq51r" w:id="35"/>
-      <w:bookmarkEnd w:id="35"/>
+      <w:bookmarkStart w:colFirst="0" w:colLast="0" w:name="_heading=h.3ks5b91wq51r" w:id="36"/>
+      <w:bookmarkEnd w:id="36"/>
       <w:r>
         <w:rPr>
           <w:b w:val="1"/>
@@ -8307,8 +12110,8 @@
         <w:spacing w:after="240" w:before="240" w:lineRule="auto"/>
         <w:rPr/>
       </w:pPr>
-      <w:bookmarkStart w:colFirst="0" w:colLast="0" w:name="_heading=h.m6bmxnrkvc34" w:id="36"/>
-      <w:bookmarkEnd w:id="36"/>
+      <w:bookmarkStart w:colFirst="0" w:colLast="0" w:name="_heading=h.m6bmxnrkvc34" w:id="37"/>
+      <w:bookmarkEnd w:id="37"/>
       <w:r>
         <w:rPr>
           <w:rtl w:val="0"/>
@@ -8328,8 +12131,8 @@
       </w:pPr>
       <w:sdt>
         <w:sdtPr>
-          <w:id w:val="167908038"/>
-          <w:tag w:val="goog_rdk_46"/>
+          <w:id w:val="-1218973558"/>
+          <w:tag w:val="goog_rdk_50"/>
         </w:sdtPr>
         <w:sdtContent>
           <w:r>
@@ -8359,8 +12162,8 @@
       </w:pPr>
       <w:sdt>
         <w:sdtPr>
-          <w:id w:val="-1833163456"/>
-          <w:tag w:val="goog_rdk_47"/>
+          <w:id w:val="250862568"/>
+          <w:tag w:val="goog_rdk_51"/>
         </w:sdtPr>
         <w:sdtContent>
           <w:r>
@@ -8384,8 +12187,8 @@
         <w:spacing w:after="240" w:before="240" w:lineRule="auto"/>
         <w:rPr/>
       </w:pPr>
-      <w:bookmarkStart w:colFirst="0" w:colLast="0" w:name="_heading=h.7kw5lsphgzkb" w:id="37"/>
-      <w:bookmarkEnd w:id="37"/>
+      <w:bookmarkStart w:colFirst="0" w:colLast="0" w:name="_heading=h.7kw5lsphgzkb" w:id="38"/>
+      <w:bookmarkEnd w:id="38"/>
       <w:r>
         <w:rPr>
           <w:rtl w:val="0"/>
@@ -8421,8 +12224,8 @@
       </w:pPr>
       <w:sdt>
         <w:sdtPr>
-          <w:id w:val="-1459736762"/>
-          <w:tag w:val="goog_rdk_48"/>
+          <w:id w:val="-322003002"/>
+          <w:tag w:val="goog_rdk_52"/>
         </w:sdtPr>
         <w:sdtContent>
           <w:r>
@@ -8451,8 +12254,8 @@
       </w:pPr>
       <w:sdt>
         <w:sdtPr>
-          <w:id w:val="816891797"/>
-          <w:tag w:val="goog_rdk_49"/>
+          <w:id w:val="-1798775907"/>
+          <w:tag w:val="goog_rdk_53"/>
         </w:sdtPr>
         <w:sdtContent>
           <w:r>
@@ -8482,8 +12285,8 @@
       </w:pPr>
       <w:sdt>
         <w:sdtPr>
-          <w:id w:val="1422831357"/>
-          <w:tag w:val="goog_rdk_50"/>
+          <w:id w:val="643831955"/>
+          <w:tag w:val="goog_rdk_54"/>
         </w:sdtPr>
         <w:sdtContent>
           <w:r>
@@ -8515,8 +12318,8 @@
           <w:szCs w:val="26"/>
         </w:rPr>
       </w:pPr>
-      <w:bookmarkStart w:colFirst="0" w:colLast="0" w:name="_heading=h.ni7qz1wuhbu3" w:id="38"/>
-      <w:bookmarkEnd w:id="38"/>
+      <w:bookmarkStart w:colFirst="0" w:colLast="0" w:name="_heading=h.ni7qz1wuhbu3" w:id="39"/>
+      <w:bookmarkEnd w:id="39"/>
       <w:r>
         <w:rPr>
           <w:b w:val="1"/>
@@ -8546,8 +12349,8 @@
         <w:pStyle w:val="Heading5"/>
         <w:rPr/>
       </w:pPr>
-      <w:bookmarkStart w:colFirst="0" w:colLast="0" w:name="_heading=h.a2wcty6o0ezq" w:id="39"/>
-      <w:bookmarkEnd w:id="39"/>
+      <w:bookmarkStart w:colFirst="0" w:colLast="0" w:name="_heading=h.a2wcty6o0ezq" w:id="40"/>
+      <w:bookmarkEnd w:id="40"/>
       <w:r>
         <w:rPr>
           <w:rtl w:val="0"/>
@@ -8561,8 +12364,8 @@
       </w:pPr>
       <w:sdt>
         <w:sdtPr>
-          <w:id w:val="559166728"/>
-          <w:tag w:val="goog_rdk_51"/>
+          <w:id w:val="868236684"/>
+          <w:tag w:val="goog_rdk_55"/>
         </w:sdtPr>
         <w:sdtContent>
           <w:r>
@@ -8626,8 +12429,8 @@
       </w:pPr>
       <w:sdt>
         <w:sdtPr>
-          <w:id w:val="-190854276"/>
-          <w:tag w:val="goog_rdk_52"/>
+          <w:id w:val="1527710610"/>
+          <w:tag w:val="goog_rdk_56"/>
         </w:sdtPr>
         <w:sdtContent>
           <w:r>
@@ -8705,8 +12508,8 @@
         <w:spacing w:after="240" w:lineRule="auto"/>
         <w:rPr/>
       </w:pPr>
-      <w:bookmarkStart w:colFirst="0" w:colLast="0" w:name="_heading=h.b22jd9a4alvd" w:id="40"/>
-      <w:bookmarkEnd w:id="40"/>
+      <w:bookmarkStart w:colFirst="0" w:colLast="0" w:name="_heading=h.b22jd9a4alvd" w:id="41"/>
+      <w:bookmarkEnd w:id="41"/>
       <w:r>
         <w:rPr>
           <w:rtl w:val="0"/>
@@ -8785,8 +12588,8 @@
           <w:bCs w:val="1"/>
         </w:rPr>
       </w:pPr>
-      <w:bookmarkStart w:colFirst="0" w:colLast="0" w:name="_heading=h.xel4ypy9pe5" w:id="41"/>
-      <w:bookmarkEnd w:id="41"/>
+      <w:bookmarkStart w:colFirst="0" w:colLast="0" w:name="_heading=h.xel4ypy9pe5" w:id="42"/>
+      <w:bookmarkEnd w:id="42"/>
       <w:r>
         <w:rPr>
           <w:rtl w:val="0"/>
@@ -8877,8 +12680,8 @@
         <w:pStyle w:val="Heading5"/>
         <w:rPr/>
       </w:pPr>
-      <w:bookmarkStart w:colFirst="0" w:colLast="0" w:name="_heading=h.umkitz4qijxp" w:id="42"/>
-      <w:bookmarkEnd w:id="42"/>
+      <w:bookmarkStart w:colFirst="0" w:colLast="0" w:name="_heading=h.umkitz4qijxp" w:id="43"/>
+      <w:bookmarkEnd w:id="43"/>
       <w:r>
         <w:rPr>
           <w:rtl w:val="0"/>
@@ -8933,8 +12736,8 @@
             <w:pPr>
               <w:rPr/>
             </w:pPr>
-            <w:bookmarkStart w:colFirst="0" w:colLast="0" w:name="_heading=h.9et4r4jtzo92" w:id="43"/>
-            <w:bookmarkEnd w:id="43"/>
+            <w:bookmarkStart w:colFirst="0" w:colLast="0" w:name="_heading=h.9et4r4jtzo92" w:id="44"/>
+            <w:bookmarkEnd w:id="44"/>
             <w:r>
               <w:rPr>
                 <w:rtl w:val="0"/>
@@ -9079,12 +12882,12 @@
           <wp:inline distB="114300" distT="114300" distL="114300" distR="114300">
             <wp:extent cx="5943600" cy="3708400"/>
             <wp:effectExtent b="0" l="0" r="0" t="0"/>
-            <wp:docPr id="22" name="image15.png"/>
+            <wp:docPr id="22" name="image9.png"/>
             <a:graphic>
               <a:graphicData uri="http://schemas.openxmlformats.org/drawingml/2006/picture">
                 <pic:pic>
                   <pic:nvPicPr>
-                    <pic:cNvPr id="0" name="image15.png"/>
+                    <pic:cNvPr id="0" name="image9.png"/>
                     <pic:cNvPicPr preferRelativeResize="0"/>
                   </pic:nvPicPr>
                   <pic:blipFill>
@@ -9138,8 +12941,8 @@
           <w:szCs w:val="26"/>
         </w:rPr>
       </w:pPr>
-      <w:bookmarkStart w:colFirst="0" w:colLast="0" w:name="_heading=h.ttfthixwaq2t" w:id="44"/>
-      <w:bookmarkEnd w:id="44"/>
+      <w:bookmarkStart w:colFirst="0" w:colLast="0" w:name="_heading=h.ttfthixwaq2t" w:id="45"/>
+      <w:bookmarkEnd w:id="45"/>
       <w:r>
         <w:rPr>
           <w:b w:val="1"/>
@@ -9237,8 +13040,8 @@
       </w:pPr>
       <w:sdt>
         <w:sdtPr>
-          <w:id w:val="1246872306"/>
-          <w:tag w:val="goog_rdk_53"/>
+          <w:id w:val="730718309"/>
+          <w:tag w:val="goog_rdk_57"/>
         </w:sdtPr>
         <w:sdtContent>
           <w:r>
@@ -9270,8 +13073,8 @@
           <w:szCs w:val="26"/>
         </w:rPr>
       </w:pPr>
-      <w:bookmarkStart w:colFirst="0" w:colLast="0" w:name="_heading=h.f5aqkisygkmy" w:id="45"/>
-      <w:bookmarkEnd w:id="45"/>
+      <w:bookmarkStart w:colFirst="0" w:colLast="0" w:name="_heading=h.f5aqkisygkmy" w:id="46"/>
+      <w:bookmarkEnd w:id="46"/>
       <w:r>
         <w:rPr>
           <w:b w:val="1"/>
@@ -9324,8 +13127,8 @@
         <w:pStyle w:val="Heading3"/>
         <w:rPr/>
       </w:pPr>
-      <w:bookmarkStart w:colFirst="0" w:colLast="0" w:name="_heading=h.e8wfa56a3doj" w:id="46"/>
-      <w:bookmarkEnd w:id="46"/>
+      <w:bookmarkStart w:colFirst="0" w:colLast="0" w:name="_heading=h.e8wfa56a3doj" w:id="47"/>
+      <w:bookmarkEnd w:id="47"/>
       <w:r>
         <w:rPr>
           <w:rtl w:val="0"/>
@@ -9905,8 +13708,8 @@
               <w:pStyle w:val="Heading3"/>
               <w:rPr/>
             </w:pPr>
-            <w:bookmarkStart w:colFirst="0" w:colLast="0" w:name="_heading=h.acsouta2qucs" w:id="47"/>
-            <w:bookmarkEnd w:id="47"/>
+            <w:bookmarkStart w:colFirst="0" w:colLast="0" w:name="_heading=h.acsouta2qucs" w:id="48"/>
+            <w:bookmarkEnd w:id="48"/>
             <w:r>
               <w:rPr>
                 <w:rtl w:val="0"/>
@@ -9935,8 +13738,8 @@
               <w:pStyle w:val="Heading3"/>
               <w:rPr/>
             </w:pPr>
-            <w:bookmarkStart w:colFirst="0" w:colLast="0" w:name="_heading=h.u4bgf0vwblfx" w:id="48"/>
-            <w:bookmarkEnd w:id="48"/>
+            <w:bookmarkStart w:colFirst="0" w:colLast="0" w:name="_heading=h.u4bgf0vwblfx" w:id="49"/>
+            <w:bookmarkEnd w:id="49"/>
             <w:r>
               <w:rPr>
                 <w:rtl w:val="0"/>
@@ -9949,11 +13752,959 @@
     </w:tbl>
     <w:p>
       <w:pPr>
-        <w:pStyle w:val="Heading3"/>
-        <w:rPr/>
-      </w:pPr>
-      <w:bookmarkStart w:colFirst="0" w:colLast="0" w:name="_heading=h.xtsouw7z9yt3" w:id="49"/>
-      <w:bookmarkEnd w:id="49"/>
+        <w:rPr/>
+      </w:pPr>
+      <w:r>
+        <w:rPr>
+          <w:rtl w:val="0"/>
+        </w:rPr>
+      </w:r>
+    </w:p>
+    <w:p>
+      <w:pPr>
+        <w:rPr/>
+      </w:pPr>
+      <w:r>
+        <w:rPr>
+          <w:sz w:val="40"/>
+          <w:szCs w:val="40"/>
+          <w:rtl w:val="0"/>
+        </w:rPr>
+        <w:t xml:space="preserve">Quizzes</w:t>
+      </w:r>
+      <w:r>
+        <w:rPr>
+          <w:rtl w:val="0"/>
+        </w:rPr>
+      </w:r>
+    </w:p>
+    <w:p>
+      <w:pPr>
+        <w:rPr/>
+      </w:pPr>
+      <w:r>
+        <w:rPr>
+          <w:rtl w:val="0"/>
+        </w:rPr>
+      </w:r>
+    </w:p>
+    <w:p>
+      <w:pPr>
+        <w:rPr>
+          <w:sz w:val="32"/>
+          <w:szCs w:val="32"/>
+        </w:rPr>
+      </w:pPr>
+      <w:r>
+        <w:rPr>
+          <w:sz w:val="32"/>
+          <w:szCs w:val="32"/>
+          <w:rtl w:val="0"/>
+        </w:rPr>
+        <w:t xml:space="preserve">Phase 5: Asking Questions to Your Document – The Real Vectorless Retrieval</w:t>
+      </w:r>
+    </w:p>
+    <w:p>
+      <w:pPr>
+        <w:rPr/>
+      </w:pPr>
+      <w:r>
+        <w:rPr>
+          <w:rtl w:val="0"/>
+        </w:rPr>
+      </w:r>
+    </w:p>
+    <w:p>
+      <w:pPr>
+        <w:rPr>
+          <w:sz w:val="36"/>
+          <w:szCs w:val="36"/>
+        </w:rPr>
+      </w:pPr>
+      <w:r>
+        <w:rPr>
+          <w:sz w:val="36"/>
+          <w:szCs w:val="36"/>
+          <w:rtl w:val="0"/>
+        </w:rPr>
+        <w:t xml:space="preserve">Easy Questions</w:t>
+      </w:r>
+    </w:p>
+    <w:p>
+      <w:pPr>
+        <w:rPr/>
+      </w:pPr>
+      <w:r>
+        <w:rPr>
+          <w:rtl w:val="0"/>
+        </w:rPr>
+      </w:r>
+    </w:p>
+    <w:p>
+      <w:pPr>
+        <w:rPr/>
+      </w:pPr>
+      <w:r>
+        <w:rPr>
+          <w:rtl w:val="0"/>
+        </w:rPr>
+      </w:r>
+    </w:p>
+    <w:p>
+      <w:pPr>
+        <w:rPr/>
+      </w:pPr>
+      <w:r>
+        <w:rPr>
+          <w:rtl w:val="0"/>
+        </w:rPr>
+        <w:t xml:space="preserve">1. What is the main difference in how PageIndex answers questions compared to normal vector RAG?  </w:t>
+      </w:r>
+    </w:p>
+    <w:p>
+      <w:pPr>
+        <w:rPr/>
+      </w:pPr>
+      <w:r>
+        <w:rPr>
+          <w:rtl w:val="0"/>
+        </w:rPr>
+        <w:t xml:space="preserve">A) PageIndex gives the AI the full tree outline with summaries so it can think and jump to exact pages; normal RAG only gives similar random chunks  </w:t>
+      </w:r>
+    </w:p>
+    <w:p>
+      <w:pPr>
+        <w:rPr/>
+      </w:pPr>
+      <w:r>
+        <w:rPr>
+          <w:rtl w:val="0"/>
+        </w:rPr>
+        <w:t xml:space="preserve">B) They are exactly the same  </w:t>
+      </w:r>
+    </w:p>
+    <w:p>
+      <w:pPr>
+        <w:rPr/>
+      </w:pPr>
+      <w:r>
+        <w:rPr>
+          <w:rtl w:val="0"/>
+        </w:rPr>
+        <w:t xml:space="preserve">C) PageIndex is slower  </w:t>
+      </w:r>
+    </w:p>
+    <w:p>
+      <w:pPr>
+        <w:rPr/>
+      </w:pPr>
+      <w:r>
+        <w:rPr>
+          <w:rtl w:val="0"/>
+        </w:rPr>
+        <w:t xml:space="preserve">D) PageIndex has no reasoning</w:t>
+      </w:r>
+    </w:p>
+    <w:p>
+      <w:pPr>
+        <w:rPr/>
+      </w:pPr>
+      <w:r>
+        <w:rPr>
+          <w:rtl w:val="0"/>
+        </w:rPr>
+      </w:r>
+    </w:p>
+    <w:p>
+      <w:pPr>
+        <w:rPr/>
+      </w:pPr>
+      <w:r>
+        <w:rPr>
+          <w:rtl w:val="0"/>
+        </w:rPr>
+        <w:t xml:space="preserve">2. What does the AI do in the 5-step thinking loop?  </w:t>
+      </w:r>
+    </w:p>
+    <w:p>
+      <w:pPr>
+        <w:rPr/>
+      </w:pPr>
+      <w:sdt>
+        <w:sdtPr>
+          <w:id w:val="-2029530568"/>
+          <w:tag w:val="goog_rdk_58"/>
+        </w:sdtPr>
+        <w:sdtContent>
+          <w:r>
+            <w:rPr>
+              <w:rFonts w:ascii="Arial Unicode MS" w:cs="Arial Unicode MS" w:eastAsia="Arial Unicode MS" w:hAnsi="Arial Unicode MS"/>
+              <w:rtl w:val="0"/>
+            </w:rPr>
+            <w:t xml:space="preserve">A) Look at tree → Think which section is best → Pick nodes and read full pages → Check if enough → Answer or loop again  </w:t>
+          </w:r>
+        </w:sdtContent>
+      </w:sdt>
+    </w:p>
+    <w:p>
+      <w:pPr>
+        <w:rPr/>
+      </w:pPr>
+      <w:r>
+        <w:rPr>
+          <w:rtl w:val="0"/>
+        </w:rPr>
+        <w:t xml:space="preserve">B) Only one retrieval step  </w:t>
+      </w:r>
+    </w:p>
+    <w:p>
+      <w:pPr>
+        <w:rPr/>
+      </w:pPr>
+      <w:r>
+        <w:rPr>
+          <w:rtl w:val="0"/>
+        </w:rPr>
+        <w:t xml:space="preserve">C) Only keyword search  </w:t>
+      </w:r>
+    </w:p>
+    <w:p>
+      <w:pPr>
+        <w:rPr/>
+      </w:pPr>
+      <w:r>
+        <w:rPr>
+          <w:rtl w:val="0"/>
+        </w:rPr>
+        <w:t xml:space="preserve">D) Only final answer without thinking</w:t>
+      </w:r>
+    </w:p>
+    <w:p>
+      <w:pPr>
+        <w:rPr/>
+      </w:pPr>
+      <w:r>
+        <w:rPr>
+          <w:rtl w:val="0"/>
+        </w:rPr>
+      </w:r>
+    </w:p>
+    <w:p>
+      <w:pPr>
+        <w:rPr/>
+      </w:pPr>
+      <w:r>
+        <w:rPr>
+          <w:rtl w:val="0"/>
+        </w:rPr>
+        <w:t xml:space="preserve">3. What does the final answer usually include?  </w:t>
+      </w:r>
+    </w:p>
+    <w:p>
+      <w:pPr>
+        <w:rPr/>
+      </w:pPr>
+      <w:r>
+        <w:rPr>
+          <w:rtl w:val="0"/>
+        </w:rPr>
+        <w:t xml:space="preserve">A) The answer + exact page numbers and section citations  </w:t>
+      </w:r>
+    </w:p>
+    <w:p>
+      <w:pPr>
+        <w:rPr/>
+      </w:pPr>
+      <w:r>
+        <w:rPr>
+          <w:rtl w:val="0"/>
+        </w:rPr>
+        <w:t xml:space="preserve">B) Only generic text  </w:t>
+      </w:r>
+    </w:p>
+    <w:p>
+      <w:pPr>
+        <w:rPr/>
+      </w:pPr>
+      <w:r>
+        <w:rPr>
+          <w:rtl w:val="0"/>
+        </w:rPr>
+        <w:t xml:space="preserve">C) No citations  </w:t>
+      </w:r>
+    </w:p>
+    <w:p>
+      <w:pPr>
+        <w:rPr/>
+      </w:pPr>
+      <w:r>
+        <w:rPr>
+          <w:rtl w:val="0"/>
+        </w:rPr>
+        <w:t xml:space="preserve">D) Only embeddings</w:t>
+      </w:r>
+    </w:p>
+    <w:p>
+      <w:pPr>
+        <w:rPr/>
+      </w:pPr>
+      <w:r>
+        <w:rPr>
+          <w:rtl w:val="0"/>
+        </w:rPr>
+      </w:r>
+    </w:p>
+    <w:p>
+      <w:pPr>
+        <w:rPr/>
+      </w:pPr>
+      <w:r>
+        <w:rPr>
+          <w:rtl w:val="0"/>
+        </w:rPr>
+        <w:t xml:space="preserve">4. What is one big advantage for follow-up questions?  </w:t>
+      </w:r>
+    </w:p>
+    <w:p>
+      <w:pPr>
+        <w:rPr/>
+      </w:pPr>
+      <w:r>
+        <w:rPr>
+          <w:rtl w:val="0"/>
+        </w:rPr>
+        <w:t xml:space="preserve">A) The AI remembers chat history and can refer back to previously read sections  </w:t>
+      </w:r>
+    </w:p>
+    <w:p>
+      <w:pPr>
+        <w:rPr/>
+      </w:pPr>
+      <w:r>
+        <w:rPr>
+          <w:rtl w:val="0"/>
+        </w:rPr>
+        <w:t xml:space="preserve">B) It forgets everything  </w:t>
+      </w:r>
+    </w:p>
+    <w:p>
+      <w:pPr>
+        <w:rPr/>
+      </w:pPr>
+      <w:r>
+        <w:rPr>
+          <w:rtl w:val="0"/>
+        </w:rPr>
+        <w:t xml:space="preserve">C) It is slower  </w:t>
+      </w:r>
+    </w:p>
+    <w:p>
+      <w:pPr>
+        <w:rPr/>
+      </w:pPr>
+      <w:r>
+        <w:rPr>
+          <w:rtl w:val="0"/>
+        </w:rPr>
+        <w:t xml:space="preserve">D) It cannot handle long documents</w:t>
+      </w:r>
+    </w:p>
+    <w:p>
+      <w:pPr>
+        <w:rPr/>
+      </w:pPr>
+      <w:r>
+        <w:rPr>
+          <w:rtl w:val="0"/>
+        </w:rPr>
+      </w:r>
+    </w:p>
+    <w:p>
+      <w:pPr>
+        <w:rPr/>
+      </w:pPr>
+      <w:r>
+        <w:rPr>
+          <w:sz w:val="36"/>
+          <w:szCs w:val="36"/>
+          <w:rtl w:val="0"/>
+        </w:rPr>
+        <w:t xml:space="preserve">Medium Questions</w:t>
+      </w:r>
+      <w:r>
+        <w:rPr>
+          <w:rtl w:val="0"/>
+        </w:rPr>
+      </w:r>
+    </w:p>
+    <w:p>
+      <w:pPr>
+        <w:rPr/>
+      </w:pPr>
+      <w:r>
+        <w:rPr>
+          <w:rtl w:val="0"/>
+        </w:rPr>
+      </w:r>
+    </w:p>
+    <w:p>
+      <w:pPr>
+        <w:rPr/>
+      </w:pPr>
+      <w:r>
+        <w:rPr>
+          <w:rtl w:val="0"/>
+        </w:rPr>
+        <w:t xml:space="preserve">5. How do you load the tree in the notebook?  </w:t>
+      </w:r>
+    </w:p>
+    <w:p>
+      <w:pPr>
+        <w:rPr/>
+      </w:pPr>
+      <w:r>
+        <w:rPr>
+          <w:rtl w:val="0"/>
+        </w:rPr>
+        <w:t xml:space="preserve">A) pi = PageIndex.load("results/your_file_structure.json")  </w:t>
+      </w:r>
+    </w:p>
+    <w:p>
+      <w:pPr>
+        <w:rPr/>
+      </w:pPr>
+      <w:r>
+        <w:rPr>
+          <w:rtl w:val="0"/>
+        </w:rPr>
+        <w:t xml:space="preserve">B) Only pip install  </w:t>
+      </w:r>
+    </w:p>
+    <w:p>
+      <w:pPr>
+        <w:rPr/>
+      </w:pPr>
+      <w:r>
+        <w:rPr>
+          <w:rtl w:val="0"/>
+        </w:rPr>
+        <w:t xml:space="preserve">C) Only git clone  </w:t>
+      </w:r>
+    </w:p>
+    <w:p>
+      <w:pPr>
+        <w:rPr/>
+      </w:pPr>
+      <w:r>
+        <w:rPr>
+          <w:rtl w:val="0"/>
+        </w:rPr>
+        <w:t xml:space="preserve">D) Only print</w:t>
+      </w:r>
+    </w:p>
+    <w:p>
+      <w:pPr>
+        <w:rPr/>
+      </w:pPr>
+      <w:r>
+        <w:rPr>
+          <w:rtl w:val="0"/>
+        </w:rPr>
+      </w:r>
+    </w:p>
+    <w:p>
+      <w:pPr>
+        <w:rPr/>
+      </w:pPr>
+      <w:r>
+        <w:rPr>
+          <w:rtl w:val="0"/>
+        </w:rPr>
+        <w:t xml:space="preserve">6. What is the outcome of Phase 5?  </w:t>
+      </w:r>
+    </w:p>
+    <w:p>
+      <w:pPr>
+        <w:rPr/>
+      </w:pPr>
+      <w:r>
+        <w:rPr>
+          <w:rtl w:val="0"/>
+        </w:rPr>
+        <w:t xml:space="preserve">A) You can ask real questions to your document using the tree index and get answers with exact page citations  </w:t>
+      </w:r>
+    </w:p>
+    <w:p>
+      <w:pPr>
+        <w:rPr/>
+      </w:pPr>
+      <w:r>
+        <w:rPr>
+          <w:rtl w:val="0"/>
+        </w:rPr>
+        <w:t xml:space="preserve">B) You only learn theory  </w:t>
+      </w:r>
+    </w:p>
+    <w:p>
+      <w:pPr>
+        <w:rPr/>
+      </w:pPr>
+      <w:r>
+        <w:rPr>
+          <w:rtl w:val="0"/>
+        </w:rPr>
+        <w:t xml:space="preserve">C) You skip running notebooks  </w:t>
+      </w:r>
+    </w:p>
+    <w:p>
+      <w:pPr>
+        <w:rPr/>
+      </w:pPr>
+      <w:r>
+        <w:rPr>
+          <w:rtl w:val="0"/>
+        </w:rPr>
+        <w:t xml:space="preserve">D) You only learn normal RAG</w:t>
+      </w:r>
+    </w:p>
+    <w:p>
+      <w:pPr>
+        <w:rPr/>
+      </w:pPr>
+      <w:r>
+        <w:rPr>
+          <w:rtl w:val="0"/>
+        </w:rPr>
+      </w:r>
+    </w:p>
+    <w:p>
+      <w:pPr>
+        <w:rPr/>
+      </w:pPr>
+      <w:r>
+        <w:rPr>
+          <w:rtl w:val="0"/>
+        </w:rPr>
+        <w:t xml:space="preserve">7. Why is the reasoning trace useful?  </w:t>
+      </w:r>
+    </w:p>
+    <w:p>
+      <w:pPr>
+        <w:rPr/>
+      </w:pPr>
+      <w:r>
+        <w:rPr>
+          <w:rtl w:val="0"/>
+        </w:rPr>
+        <w:t xml:space="preserve">A) It shows the AI’s step-by-step thinking (which nodes it picked and why) so you can debug or trust the answer  </w:t>
+      </w:r>
+    </w:p>
+    <w:p>
+      <w:pPr>
+        <w:rPr/>
+      </w:pPr>
+      <w:r>
+        <w:rPr>
+          <w:rtl w:val="0"/>
+        </w:rPr>
+        <w:t xml:space="preserve">B) It is not shown  </w:t>
+      </w:r>
+    </w:p>
+    <w:p>
+      <w:pPr>
+        <w:rPr/>
+      </w:pPr>
+      <w:r>
+        <w:rPr>
+          <w:rtl w:val="0"/>
+        </w:rPr>
+        <w:t xml:space="preserve">C) It makes answers longer  </w:t>
+      </w:r>
+    </w:p>
+    <w:p>
+      <w:pPr>
+        <w:rPr/>
+      </w:pPr>
+      <w:r>
+        <w:rPr>
+          <w:rtl w:val="0"/>
+        </w:rPr>
+        <w:t xml:space="preserve">D) It reduces accuracy</w:t>
+      </w:r>
+    </w:p>
+    <w:p>
+      <w:pPr>
+        <w:rPr/>
+      </w:pPr>
+      <w:r>
+        <w:rPr>
+          <w:rtl w:val="0"/>
+        </w:rPr>
+      </w:r>
+    </w:p>
+    <w:p>
+      <w:pPr>
+        <w:rPr/>
+      </w:pPr>
+      <w:r>
+        <w:rPr>
+          <w:sz w:val="36"/>
+          <w:szCs w:val="36"/>
+          <w:rtl w:val="0"/>
+        </w:rPr>
+        <w:t xml:space="preserve">Hard Questions</w:t>
+      </w:r>
+      <w:r>
+        <w:rPr>
+          <w:rtl w:val="0"/>
+        </w:rPr>
+      </w:r>
+    </w:p>
+    <w:p>
+      <w:pPr>
+        <w:rPr/>
+      </w:pPr>
+      <w:r>
+        <w:rPr>
+          <w:rtl w:val="0"/>
+        </w:rPr>
+      </w:r>
+    </w:p>
+    <w:p>
+      <w:pPr>
+        <w:rPr/>
+      </w:pPr>
+      <w:r>
+        <w:rPr>
+          <w:rtl w:val="0"/>
+        </w:rPr>
+        <w:t xml:space="preserve">8. In the notebook, how does it handle follow-up questions?  </w:t>
+      </w:r>
+    </w:p>
+    <w:p>
+      <w:pPr>
+        <w:rPr/>
+      </w:pPr>
+      <w:r>
+        <w:rPr>
+          <w:rtl w:val="0"/>
+        </w:rPr>
+        <w:t xml:space="preserve">A) It keeps chat_history and passes it to the query so the AI remembers previous answers and context  </w:t>
+      </w:r>
+    </w:p>
+    <w:p>
+      <w:pPr>
+        <w:rPr/>
+      </w:pPr>
+      <w:r>
+        <w:rPr>
+          <w:rtl w:val="0"/>
+        </w:rPr>
+        <w:t xml:space="preserve">B) It forgets previous questions  </w:t>
+      </w:r>
+    </w:p>
+    <w:p>
+      <w:pPr>
+        <w:rPr/>
+      </w:pPr>
+      <w:r>
+        <w:rPr>
+          <w:rtl w:val="0"/>
+        </w:rPr>
+        <w:t xml:space="preserve">C) It only answers one question  </w:t>
+      </w:r>
+    </w:p>
+    <w:p>
+      <w:pPr>
+        <w:rPr/>
+      </w:pPr>
+      <w:r>
+        <w:rPr>
+          <w:rtl w:val="0"/>
+        </w:rPr>
+        <w:t xml:space="preserve">D) It is slower</w:t>
+      </w:r>
+    </w:p>
+    <w:p>
+      <w:pPr>
+        <w:rPr/>
+      </w:pPr>
+      <w:r>
+        <w:rPr>
+          <w:rtl w:val="0"/>
+        </w:rPr>
+      </w:r>
+    </w:p>
+    <w:p>
+      <w:pPr>
+        <w:rPr/>
+      </w:pPr>
+      <w:r>
+        <w:rPr>
+          <w:rtl w:val="0"/>
+        </w:rPr>
+        <w:t xml:space="preserve">9. What is the difference in how the AI picks information?  </w:t>
+      </w:r>
+    </w:p>
+    <w:p>
+      <w:pPr>
+        <w:rPr/>
+      </w:pPr>
+      <w:r>
+        <w:rPr>
+          <w:rtl w:val="0"/>
+        </w:rPr>
+        <w:t xml:space="preserve">A) It reasons over the tree summaries and hierarchy instead of just similarity numbers  </w:t>
+      </w:r>
+    </w:p>
+    <w:p>
+      <w:pPr>
+        <w:rPr/>
+      </w:pPr>
+      <w:r>
+        <w:rPr>
+          <w:rtl w:val="0"/>
+        </w:rPr>
+        <w:t xml:space="preserve">B) It uses only cosine similarity  </w:t>
+      </w:r>
+    </w:p>
+    <w:p>
+      <w:pPr>
+        <w:rPr/>
+      </w:pPr>
+      <w:r>
+        <w:rPr>
+          <w:rtl w:val="0"/>
+        </w:rPr>
+        <w:t xml:space="preserve">C) It ignores the tree  </w:t>
+      </w:r>
+    </w:p>
+    <w:p>
+      <w:pPr>
+        <w:rPr/>
+      </w:pPr>
+      <w:r>
+        <w:rPr>
+          <w:rtl w:val="0"/>
+        </w:rPr>
+        <w:t xml:space="preserve">D) It uses only keywords</w:t>
+      </w:r>
+    </w:p>
+    <w:p>
+      <w:pPr>
+        <w:rPr/>
+      </w:pPr>
+      <w:r>
+        <w:rPr>
+          <w:rtl w:val="0"/>
+        </w:rPr>
+      </w:r>
+    </w:p>
+    <w:p>
+      <w:pPr>
+        <w:rPr/>
+      </w:pPr>
+      <w:r>
+        <w:rPr>
+          <w:rtl w:val="0"/>
+        </w:rPr>
+        <w:t xml:space="preserve">10. What is the overall outcome of Phase 5?  </w:t>
+      </w:r>
+    </w:p>
+    <w:p>
+      <w:pPr>
+        <w:rPr/>
+      </w:pPr>
+      <w:r>
+        <w:rPr>
+          <w:rtl w:val="0"/>
+        </w:rPr>
+        <w:t xml:space="preserve">A) You have run the notebook, asked questions, and seen how vectorless RAG thinks and cites exact pages  </w:t>
+      </w:r>
+    </w:p>
+    <w:p>
+      <w:pPr>
+        <w:rPr/>
+      </w:pPr>
+      <w:r>
+        <w:rPr>
+          <w:rtl w:val="0"/>
+        </w:rPr>
+        <w:t xml:space="preserve">B) You only learned ingestion  </w:t>
+      </w:r>
+    </w:p>
+    <w:p>
+      <w:pPr>
+        <w:rPr/>
+      </w:pPr>
+      <w:r>
+        <w:rPr>
+          <w:rtl w:val="0"/>
+        </w:rPr>
+        <w:t xml:space="preserve">C) You skipped the code  </w:t>
+      </w:r>
+    </w:p>
+    <w:p>
+      <w:pPr>
+        <w:rPr/>
+      </w:pPr>
+      <w:r>
+        <w:rPr>
+          <w:rtl w:val="0"/>
+        </w:rPr>
+        <w:t xml:space="preserve">D) You only learned theory</w:t>
+      </w:r>
+    </w:p>
+    <w:p>
+      <w:pPr>
+        <w:rPr/>
+      </w:pPr>
+      <w:r>
+        <w:rPr>
+          <w:rtl w:val="0"/>
+        </w:rPr>
+      </w:r>
+    </w:p>
+    <w:p>
+      <w:pPr>
+        <w:rPr>
+          <w:sz w:val="32"/>
+          <w:szCs w:val="32"/>
+        </w:rPr>
+      </w:pPr>
+      <w:r>
+        <w:rPr>
+          <w:sz w:val="32"/>
+          <w:szCs w:val="32"/>
+          <w:rtl w:val="0"/>
+        </w:rPr>
+        <w:t xml:space="preserve">Answers for Phase 5: Asking Questions to Your Document – The Real Vectorless Retrieval</w:t>
+      </w:r>
+    </w:p>
+    <w:p>
+      <w:pPr>
+        <w:rPr/>
+      </w:pPr>
+      <w:r>
+        <w:rPr>
+          <w:rtl w:val="0"/>
+        </w:rPr>
+        <w:t xml:space="preserve">1. A  </w:t>
+      </w:r>
+    </w:p>
+    <w:p>
+      <w:pPr>
+        <w:rPr/>
+      </w:pPr>
+      <w:r>
+        <w:rPr>
+          <w:rtl w:val="0"/>
+        </w:rPr>
+        <w:t xml:space="preserve">2. A  </w:t>
+      </w:r>
+    </w:p>
+    <w:p>
+      <w:pPr>
+        <w:rPr/>
+      </w:pPr>
+      <w:r>
+        <w:rPr>
+          <w:rtl w:val="0"/>
+        </w:rPr>
+        <w:t xml:space="preserve">3. A  </w:t>
+      </w:r>
+    </w:p>
+    <w:p>
+      <w:pPr>
+        <w:rPr/>
+      </w:pPr>
+      <w:r>
+        <w:rPr>
+          <w:rtl w:val="0"/>
+        </w:rPr>
+        <w:t xml:space="preserve">4. A  </w:t>
+      </w:r>
+    </w:p>
+    <w:p>
+      <w:pPr>
+        <w:rPr/>
+      </w:pPr>
+      <w:r>
+        <w:rPr>
+          <w:rtl w:val="0"/>
+        </w:rPr>
+        <w:t xml:space="preserve">5. A  </w:t>
+      </w:r>
+    </w:p>
+    <w:p>
+      <w:pPr>
+        <w:rPr/>
+      </w:pPr>
+      <w:r>
+        <w:rPr>
+          <w:rtl w:val="0"/>
+        </w:rPr>
+        <w:t xml:space="preserve">6. A  </w:t>
+      </w:r>
+    </w:p>
+    <w:p>
+      <w:pPr>
+        <w:rPr/>
+      </w:pPr>
+      <w:r>
+        <w:rPr>
+          <w:rtl w:val="0"/>
+        </w:rPr>
+        <w:t xml:space="preserve">7. A  </w:t>
+      </w:r>
+    </w:p>
+    <w:p>
+      <w:pPr>
+        <w:rPr/>
+      </w:pPr>
+      <w:r>
+        <w:rPr>
+          <w:rtl w:val="0"/>
+        </w:rPr>
+        <w:t xml:space="preserve">8. A  </w:t>
+      </w:r>
+    </w:p>
+    <w:p>
+      <w:pPr>
+        <w:rPr/>
+      </w:pPr>
+      <w:r>
+        <w:rPr>
+          <w:rtl w:val="0"/>
+        </w:rPr>
+        <w:t xml:space="preserve">9. A  </w:t>
+      </w:r>
+    </w:p>
+    <w:p>
+      <w:pPr>
+        <w:rPr/>
+      </w:pPr>
+      <w:r>
+        <w:rPr>
+          <w:rtl w:val="0"/>
+        </w:rPr>
+        <w:t xml:space="preserve">10. A</w:t>
+      </w:r>
+    </w:p>
+    <w:p>
+      <w:pPr>
+        <w:rPr/>
+      </w:pPr>
+      <w:r>
+        <w:rPr>
+          <w:rtl w:val="0"/>
+        </w:rPr>
+      </w:r>
+    </w:p>
+    <w:p>
+      <w:pPr>
+        <w:rPr/>
+      </w:pPr>
       <w:r>
         <w:rPr>
           <w:rtl w:val="0"/>
@@ -10131,8 +14882,8 @@
       </w:r>
       <w:sdt>
         <w:sdtPr>
-          <w:id w:val="713863559"/>
-          <w:tag w:val="goog_rdk_54"/>
+          <w:id w:val="287528693"/>
+          <w:tag w:val="goog_rdk_59"/>
         </w:sdtPr>
         <w:sdtContent>
           <w:r>
@@ -10169,8 +14920,8 @@
       </w:r>
       <w:sdt>
         <w:sdtPr>
-          <w:id w:val="27807117"/>
-          <w:tag w:val="goog_rdk_55"/>
+          <w:id w:val="1775159787"/>
+          <w:tag w:val="goog_rdk_60"/>
         </w:sdtPr>
         <w:sdtContent>
           <w:r>
@@ -10207,8 +14958,8 @@
       </w:r>
       <w:sdt>
         <w:sdtPr>
-          <w:id w:val="-723982513"/>
-          <w:tag w:val="goog_rdk_56"/>
+          <w:id w:val="-1217375774"/>
+          <w:tag w:val="goog_rdk_61"/>
         </w:sdtPr>
         <w:sdtContent>
           <w:r>
@@ -10468,12 +15219,12 @@
           <wp:inline distB="114300" distT="114300" distL="114300" distR="114300">
             <wp:extent cx="5943600" cy="1016000"/>
             <wp:effectExtent b="0" l="0" r="0" t="0"/>
-            <wp:docPr id="11" name="image7.png"/>
+            <wp:docPr id="11" name="image10.png"/>
             <a:graphic>
               <a:graphicData uri="http://schemas.openxmlformats.org/drawingml/2006/picture">
                 <pic:pic>
                   <pic:nvPicPr>
-                    <pic:cNvPr id="0" name="image7.png"/>
+                    <pic:cNvPr id="0" name="image10.png"/>
                     <pic:cNvPicPr preferRelativeResize="0"/>
                   </pic:nvPicPr>
                   <pic:blipFill>
@@ -10510,8 +15261,8 @@
       </w:pPr>
       <w:sdt>
         <w:sdtPr>
-          <w:id w:val="1639942778"/>
-          <w:tag w:val="goog_rdk_57"/>
+          <w:id w:val="-926896215"/>
+          <w:tag w:val="goog_rdk_62"/>
         </w:sdtPr>
         <w:sdtContent>
           <w:r>
@@ -10593,8 +15344,8 @@
       </w:pPr>
       <w:sdt>
         <w:sdtPr>
-          <w:id w:val="827213653"/>
-          <w:tag w:val="goog_rdk_58"/>
+          <w:id w:val="-798458582"/>
+          <w:tag w:val="goog_rdk_63"/>
         </w:sdtPr>
         <w:sdtContent>
           <w:r>
@@ -10703,8 +15454,8 @@
       </w:pPr>
       <w:sdt>
         <w:sdtPr>
-          <w:id w:val="1681117561"/>
-          <w:tag w:val="goog_rdk_59"/>
+          <w:id w:val="-190509937"/>
+          <w:tag w:val="goog_rdk_64"/>
         </w:sdtPr>
         <w:sdtContent>
           <w:r>
@@ -10778,12 +15529,12 @@
           <wp:inline distB="114300" distT="114300" distL="114300" distR="114300">
             <wp:extent cx="5943600" cy="876300"/>
             <wp:effectExtent b="0" l="0" r="0" t="0"/>
-            <wp:docPr id="10" name="image11.png"/>
+            <wp:docPr id="10" name="image7.png"/>
             <a:graphic>
               <a:graphicData uri="http://schemas.openxmlformats.org/drawingml/2006/picture">
                 <pic:pic>
                   <pic:nvPicPr>
-                    <pic:cNvPr id="0" name="image11.png"/>
+                    <pic:cNvPr id="0" name="image7.png"/>
                     <pic:cNvPicPr preferRelativeResize="0"/>
                   </pic:nvPicPr>
                   <pic:blipFill>
@@ -11167,8 +15918,8 @@
       </w:pPr>
       <w:sdt>
         <w:sdtPr>
-          <w:id w:val="978218630"/>
-          <w:tag w:val="goog_rdk_60"/>
+          <w:id w:val="2015946491"/>
+          <w:tag w:val="goog_rdk_65"/>
         </w:sdtPr>
         <w:sdtContent>
           <w:r>
@@ -11702,8 +16453,8 @@
       </w:pPr>
       <w:sdt>
         <w:sdtPr>
-          <w:id w:val="31190171"/>
-          <w:tag w:val="goog_rdk_61"/>
+          <w:id w:val="160185565"/>
+          <w:tag w:val="goog_rdk_66"/>
         </w:sdtPr>
         <w:sdtContent>
           <w:r>
@@ -11732,8 +16483,8 @@
       </w:pPr>
       <w:sdt>
         <w:sdtPr>
-          <w:id w:val="-2068789098"/>
-          <w:tag w:val="goog_rdk_62"/>
+          <w:id w:val="1461994557"/>
+          <w:tag w:val="goog_rdk_67"/>
         </w:sdtPr>
         <w:sdtContent>
           <w:r>
@@ -11762,8 +16513,8 @@
       </w:pPr>
       <w:sdt>
         <w:sdtPr>
-          <w:id w:val="-54483400"/>
-          <w:tag w:val="goog_rdk_63"/>
+          <w:id w:val="1562557987"/>
+          <w:tag w:val="goog_rdk_68"/>
         </w:sdtPr>
         <w:sdtContent>
           <w:r>
@@ -11792,8 +16543,8 @@
       </w:pPr>
       <w:sdt>
         <w:sdtPr>
-          <w:id w:val="-613116255"/>
-          <w:tag w:val="goog_rdk_64"/>
+          <w:id w:val="517907881"/>
+          <w:tag w:val="goog_rdk_69"/>
         </w:sdtPr>
         <w:sdtContent>
           <w:r>
@@ -11823,8 +16574,8 @@
       </w:pPr>
       <w:sdt>
         <w:sdtPr>
-          <w:id w:val="636887955"/>
-          <w:tag w:val="goog_rdk_65"/>
+          <w:id w:val="608596302"/>
+          <w:tag w:val="goog_rdk_70"/>
         </w:sdtPr>
         <w:sdtContent>
           <w:r>
@@ -11848,8 +16599,905 @@
       </w:pPr>
       <w:r>
         <w:rPr>
-          <w:rtl w:val="0"/>
-        </w:rPr>
+          <w:sz w:val="40"/>
+          <w:szCs w:val="40"/>
+          <w:rtl w:val="0"/>
+        </w:rPr>
+        <w:t xml:space="preserve">Quizzes</w:t>
+      </w:r>
+      <w:r>
+        <w:rPr>
+          <w:rtl w:val="0"/>
+        </w:rPr>
+      </w:r>
+    </w:p>
+    <w:p>
+      <w:pPr>
+        <w:rPr/>
+      </w:pPr>
+      <w:r>
+        <w:rPr>
+          <w:rtl w:val="0"/>
+        </w:rPr>
+      </w:r>
+    </w:p>
+    <w:p>
+      <w:pPr>
+        <w:rPr>
+          <w:sz w:val="32"/>
+          <w:szCs w:val="32"/>
+        </w:rPr>
+      </w:pPr>
+      <w:r>
+        <w:rPr>
+          <w:sz w:val="32"/>
+          <w:szCs w:val="32"/>
+          <w:rtl w:val="0"/>
+        </w:rPr>
+        <w:t xml:space="preserve">Phase 6: Advanced Topics &amp; Customizing PageIndex</w:t>
+      </w:r>
+    </w:p>
+    <w:p>
+      <w:pPr>
+        <w:rPr/>
+      </w:pPr>
+      <w:r>
+        <w:rPr>
+          <w:rtl w:val="0"/>
+        </w:rPr>
+      </w:r>
+    </w:p>
+    <w:p>
+      <w:pPr>
+        <w:rPr>
+          <w:sz w:val="36"/>
+          <w:szCs w:val="36"/>
+        </w:rPr>
+      </w:pPr>
+      <w:r>
+        <w:rPr>
+          <w:sz w:val="36"/>
+          <w:szCs w:val="36"/>
+          <w:rtl w:val="0"/>
+        </w:rPr>
+        <w:t xml:space="preserve">Easy Questions</w:t>
+      </w:r>
+    </w:p>
+    <w:p>
+      <w:pPr>
+        <w:rPr/>
+      </w:pPr>
+      <w:r>
+        <w:rPr>
+          <w:rtl w:val="0"/>
+        </w:rPr>
+      </w:r>
+    </w:p>
+    <w:p>
+      <w:pPr>
+        <w:rPr/>
+      </w:pPr>
+      <w:r>
+        <w:rPr>
+          <w:rtl w:val="0"/>
+        </w:rPr>
+      </w:r>
+    </w:p>
+    <w:p>
+      <w:pPr>
+        <w:rPr/>
+      </w:pPr>
+      <w:r>
+        <w:rPr>
+          <w:rtl w:val="0"/>
+        </w:rPr>
+        <w:t xml:space="preserve">1. What can you change in config.yaml to make indexing cheaper?  </w:t>
+      </w:r>
+    </w:p>
+    <w:p>
+      <w:pPr>
+        <w:rPr/>
+      </w:pPr>
+      <w:r>
+        <w:rPr>
+          <w:rtl w:val="0"/>
+        </w:rPr>
+        <w:t xml:space="preserve">A) Use gpt-4o-mini instead of gpt-4o and reduce max_tokens or max_pages_per_node  </w:t>
+      </w:r>
+    </w:p>
+    <w:p>
+      <w:pPr>
+        <w:rPr/>
+      </w:pPr>
+      <w:r>
+        <w:rPr>
+          <w:rtl w:val="0"/>
+        </w:rPr>
+        <w:t xml:space="preserve">B) Increase model size  </w:t>
+      </w:r>
+    </w:p>
+    <w:p>
+      <w:pPr>
+        <w:rPr/>
+      </w:pPr>
+      <w:r>
+        <w:rPr>
+          <w:rtl w:val="0"/>
+        </w:rPr>
+        <w:t xml:space="preserve">C) Remove summaries  </w:t>
+      </w:r>
+    </w:p>
+    <w:p>
+      <w:pPr>
+        <w:rPr/>
+      </w:pPr>
+      <w:r>
+        <w:rPr>
+          <w:rtl w:val="0"/>
+        </w:rPr>
+        <w:t xml:space="preserve">D) Skip indexing</w:t>
+      </w:r>
+    </w:p>
+    <w:p>
+      <w:pPr>
+        <w:rPr/>
+      </w:pPr>
+      <w:r>
+        <w:rPr>
+          <w:rtl w:val="0"/>
+        </w:rPr>
+      </w:r>
+    </w:p>
+    <w:p>
+      <w:pPr>
+        <w:rPr/>
+      </w:pPr>
+      <w:r>
+        <w:rPr>
+          <w:rtl w:val="0"/>
+        </w:rPr>
+        <w:t xml:space="preserve">2. What is vision mode useful for?  </w:t>
+      </w:r>
+    </w:p>
+    <w:p>
+      <w:pPr>
+        <w:rPr/>
+      </w:pPr>
+      <w:r>
+        <w:rPr>
+          <w:rtl w:val="0"/>
+        </w:rPr>
+        <w:t xml:space="preserve">A) Scanned PDFs, tables, charts, or image-heavy documents where normal text extraction fails (GPT-4o reads the actual page images)  </w:t>
+      </w:r>
+    </w:p>
+    <w:p>
+      <w:pPr>
+        <w:rPr/>
+      </w:pPr>
+      <w:r>
+        <w:rPr>
+          <w:rtl w:val="0"/>
+        </w:rPr>
+        <w:t xml:space="preserve">B) Only clean printed text  </w:t>
+      </w:r>
+    </w:p>
+    <w:p>
+      <w:pPr>
+        <w:rPr/>
+      </w:pPr>
+      <w:r>
+        <w:rPr>
+          <w:rtl w:val="0"/>
+        </w:rPr>
+        <w:t xml:space="preserve">C) Only speed  </w:t>
+      </w:r>
+    </w:p>
+    <w:p>
+      <w:pPr>
+        <w:rPr/>
+      </w:pPr>
+      <w:r>
+        <w:rPr>
+          <w:rtl w:val="0"/>
+        </w:rPr>
+        <w:t xml:space="preserve">D) Only English</w:t>
+      </w:r>
+    </w:p>
+    <w:p>
+      <w:pPr>
+        <w:rPr/>
+      </w:pPr>
+      <w:r>
+        <w:rPr>
+          <w:rtl w:val="0"/>
+        </w:rPr>
+      </w:r>
+    </w:p>
+    <w:p>
+      <w:pPr>
+        <w:rPr/>
+      </w:pPr>
+      <w:r>
+        <w:rPr>
+          <w:rtl w:val="0"/>
+        </w:rPr>
+        <w:t xml:space="preserve">3. How do you support multiple documents?  </w:t>
+      </w:r>
+    </w:p>
+    <w:p>
+      <w:pPr>
+        <w:rPr/>
+      </w:pPr>
+      <w:r>
+        <w:rPr>
+          <w:rtl w:val="0"/>
+        </w:rPr>
+        <w:t xml:space="preserve">A) Load multiple PageIndex objects or combine trees (or use chat history across them)  </w:t>
+      </w:r>
+    </w:p>
+    <w:p>
+      <w:pPr>
+        <w:rPr/>
+      </w:pPr>
+      <w:r>
+        <w:rPr>
+          <w:rtl w:val="0"/>
+        </w:rPr>
+        <w:t xml:space="preserve">B) Only one document at a time  </w:t>
+      </w:r>
+    </w:p>
+    <w:p>
+      <w:pPr>
+        <w:rPr/>
+      </w:pPr>
+      <w:r>
+        <w:rPr>
+          <w:rtl w:val="0"/>
+        </w:rPr>
+        <w:t xml:space="preserve">C) It is not possible  </w:t>
+      </w:r>
+    </w:p>
+    <w:p>
+      <w:pPr>
+        <w:rPr/>
+      </w:pPr>
+      <w:r>
+        <w:rPr>
+          <w:rtl w:val="0"/>
+        </w:rPr>
+        <w:t xml:space="preserve">D) Only use vector search</w:t>
+      </w:r>
+    </w:p>
+    <w:p>
+      <w:pPr>
+        <w:rPr/>
+      </w:pPr>
+      <w:r>
+        <w:rPr>
+          <w:rtl w:val="0"/>
+        </w:rPr>
+      </w:r>
+    </w:p>
+    <w:p>
+      <w:pPr>
+        <w:rPr/>
+      </w:pPr>
+      <w:r>
+        <w:rPr>
+          <w:rtl w:val="0"/>
+        </w:rPr>
+        <w:t xml:space="preserve">4. What is a quick way to build a chat interface?  </w:t>
+      </w:r>
+    </w:p>
+    <w:p>
+      <w:pPr>
+        <w:rPr/>
+      </w:pPr>
+      <w:r>
+        <w:rPr>
+          <w:rtl w:val="0"/>
+        </w:rPr>
+        <w:t xml:space="preserve">A) Use Streamlit with the PageIndex and chat history  </w:t>
+      </w:r>
+    </w:p>
+    <w:p>
+      <w:pPr>
+        <w:rPr/>
+      </w:pPr>
+      <w:r>
+        <w:rPr>
+          <w:rtl w:val="0"/>
+        </w:rPr>
+        <w:t xml:space="preserve">B) Only command line  </w:t>
+      </w:r>
+    </w:p>
+    <w:p>
+      <w:pPr>
+        <w:rPr/>
+      </w:pPr>
+      <w:r>
+        <w:rPr>
+          <w:rtl w:val="0"/>
+        </w:rPr>
+        <w:t xml:space="preserve">C) Only notebook  </w:t>
+      </w:r>
+    </w:p>
+    <w:p>
+      <w:pPr>
+        <w:rPr/>
+      </w:pPr>
+      <w:r>
+        <w:rPr>
+          <w:rtl w:val="0"/>
+        </w:rPr>
+        <w:t xml:space="preserve">D) No interface possible</w:t>
+      </w:r>
+    </w:p>
+    <w:p>
+      <w:pPr>
+        <w:rPr/>
+      </w:pPr>
+      <w:r>
+        <w:rPr>
+          <w:rtl w:val="0"/>
+        </w:rPr>
+      </w:r>
+    </w:p>
+    <w:p>
+      <w:pPr>
+        <w:rPr>
+          <w:sz w:val="36"/>
+          <w:szCs w:val="36"/>
+        </w:rPr>
+      </w:pPr>
+      <w:r>
+        <w:rPr>
+          <w:sz w:val="36"/>
+          <w:szCs w:val="36"/>
+          <w:rtl w:val="0"/>
+        </w:rPr>
+        <w:t xml:space="preserve">Medium Questions</w:t>
+      </w:r>
+    </w:p>
+    <w:p>
+      <w:pPr>
+        <w:rPr/>
+      </w:pPr>
+      <w:r>
+        <w:rPr>
+          <w:rtl w:val="0"/>
+        </w:rPr>
+      </w:r>
+    </w:p>
+    <w:p>
+      <w:pPr>
+        <w:rPr/>
+      </w:pPr>
+      <w:r>
+        <w:rPr>
+          <w:rtl w:val="0"/>
+        </w:rPr>
+        <w:t xml:space="preserve">5. Why is vision mode powerful for Indian reports?  </w:t>
+      </w:r>
+    </w:p>
+    <w:p>
+      <w:pPr>
+        <w:rPr/>
+      </w:pPr>
+      <w:r>
+        <w:rPr>
+          <w:rtl w:val="0"/>
+        </w:rPr>
+        <w:t xml:space="preserve">A) Many MCA filings, older annual reports, or stamped agreements are scanned images; vision mode reads them directly without OCR errors  </w:t>
+      </w:r>
+    </w:p>
+    <w:p>
+      <w:pPr>
+        <w:rPr/>
+      </w:pPr>
+      <w:r>
+        <w:rPr>
+          <w:rtl w:val="0"/>
+        </w:rPr>
+        <w:t xml:space="preserve">B) It is slower  </w:t>
+      </w:r>
+    </w:p>
+    <w:p>
+      <w:pPr>
+        <w:rPr/>
+      </w:pPr>
+      <w:r>
+        <w:rPr>
+          <w:rtl w:val="0"/>
+        </w:rPr>
+        <w:t xml:space="preserve">C) It only works on English  </w:t>
+      </w:r>
+    </w:p>
+    <w:p>
+      <w:pPr>
+        <w:rPr/>
+      </w:pPr>
+      <w:r>
+        <w:rPr>
+          <w:rtl w:val="0"/>
+        </w:rPr>
+        <w:t xml:space="preserve">D) It ignores layout</w:t>
+      </w:r>
+    </w:p>
+    <w:p>
+      <w:pPr>
+        <w:rPr/>
+      </w:pPr>
+      <w:r>
+        <w:rPr>
+          <w:rtl w:val="0"/>
+        </w:rPr>
+      </w:r>
+    </w:p>
+    <w:p>
+      <w:pPr>
+        <w:rPr/>
+      </w:pPr>
+      <w:r>
+        <w:rPr>
+          <w:rtl w:val="0"/>
+        </w:rPr>
+        <w:t xml:space="preserve">6. What is the outcome of Phase 6?  </w:t>
+      </w:r>
+    </w:p>
+    <w:p>
+      <w:pPr>
+        <w:rPr/>
+      </w:pPr>
+      <w:r>
+        <w:rPr>
+          <w:rtl w:val="0"/>
+        </w:rPr>
+        <w:t xml:space="preserve">A) You know how to customize PageIndex (cheaper indexing, vision mode, multi-document, chat app) and handle common problems in Indian documents  </w:t>
+      </w:r>
+    </w:p>
+    <w:p>
+      <w:pPr>
+        <w:rPr/>
+      </w:pPr>
+      <w:r>
+        <w:rPr>
+          <w:rtl w:val="0"/>
+        </w:rPr>
+        <w:t xml:space="preserve">B) You only learned basic indexing  </w:t>
+      </w:r>
+    </w:p>
+    <w:p>
+      <w:pPr>
+        <w:rPr/>
+      </w:pPr>
+      <w:r>
+        <w:rPr>
+          <w:rtl w:val="0"/>
+        </w:rPr>
+        <w:t xml:space="preserve">C) You skipped advanced topics  </w:t>
+      </w:r>
+    </w:p>
+    <w:p>
+      <w:pPr>
+        <w:rPr/>
+      </w:pPr>
+      <w:r>
+        <w:rPr>
+          <w:rtl w:val="0"/>
+        </w:rPr>
+        <w:t xml:space="preserve">D) You only learned normal RAG</w:t>
+      </w:r>
+    </w:p>
+    <w:p>
+      <w:pPr>
+        <w:rPr/>
+      </w:pPr>
+      <w:r>
+        <w:rPr>
+          <w:rtl w:val="0"/>
+        </w:rPr>
+      </w:r>
+    </w:p>
+    <w:p>
+      <w:pPr>
+        <w:rPr/>
+      </w:pPr>
+      <w:r>
+        <w:rPr>
+          <w:rtl w:val="0"/>
+        </w:rPr>
+        <w:t xml:space="preserve">7. How can you make follow-up questions better?  </w:t>
+      </w:r>
+    </w:p>
+    <w:p>
+      <w:pPr>
+        <w:rPr/>
+      </w:pPr>
+      <w:r>
+        <w:rPr>
+          <w:rtl w:val="0"/>
+        </w:rPr>
+        <w:t xml:space="preserve">A) Pass chat_history to the query so the AI remembers previous answers and context  </w:t>
+      </w:r>
+    </w:p>
+    <w:p>
+      <w:pPr>
+        <w:rPr/>
+      </w:pPr>
+      <w:r>
+        <w:rPr>
+          <w:rtl w:val="0"/>
+        </w:rPr>
+        <w:t xml:space="preserve">B) Forget previous questions  </w:t>
+      </w:r>
+    </w:p>
+    <w:p>
+      <w:pPr>
+        <w:rPr/>
+      </w:pPr>
+      <w:r>
+        <w:rPr>
+          <w:rtl w:val="0"/>
+        </w:rPr>
+        <w:t xml:space="preserve">C) Only answer one question  </w:t>
+      </w:r>
+    </w:p>
+    <w:p>
+      <w:pPr>
+        <w:rPr/>
+      </w:pPr>
+      <w:r>
+        <w:rPr>
+          <w:rtl w:val="0"/>
+        </w:rPr>
+        <w:t xml:space="preserve">D) Make it slower</w:t>
+      </w:r>
+    </w:p>
+    <w:p>
+      <w:pPr>
+        <w:rPr/>
+      </w:pPr>
+      <w:r>
+        <w:rPr>
+          <w:rtl w:val="0"/>
+        </w:rPr>
+      </w:r>
+    </w:p>
+    <w:p>
+      <w:pPr>
+        <w:rPr>
+          <w:sz w:val="36"/>
+          <w:szCs w:val="36"/>
+        </w:rPr>
+      </w:pPr>
+      <w:r>
+        <w:rPr>
+          <w:sz w:val="36"/>
+          <w:szCs w:val="36"/>
+          <w:rtl w:val="0"/>
+        </w:rPr>
+        <w:t xml:space="preserve">Hard Questions</w:t>
+      </w:r>
+    </w:p>
+    <w:p>
+      <w:pPr>
+        <w:rPr/>
+      </w:pPr>
+      <w:r>
+        <w:rPr>
+          <w:rtl w:val="0"/>
+        </w:rPr>
+      </w:r>
+    </w:p>
+    <w:p>
+      <w:pPr>
+        <w:rPr/>
+      </w:pPr>
+      <w:r>
+        <w:rPr>
+          <w:rtl w:val="0"/>
+        </w:rPr>
+        <w:t xml:space="preserve">8. What should you do if the tree is not accurate on dense legal or financial documents?  </w:t>
+      </w:r>
+    </w:p>
+    <w:p>
+      <w:pPr>
+        <w:rPr/>
+      </w:pPr>
+      <w:r>
+        <w:rPr>
+          <w:rtl w:val="0"/>
+        </w:rPr>
+        <w:t xml:space="preserve">A) Re-index with gpt-4o (better structure understanding) or adjust max_pages_per_node and max_tokens  </w:t>
+      </w:r>
+    </w:p>
+    <w:p>
+      <w:pPr>
+        <w:rPr/>
+      </w:pPr>
+      <w:r>
+        <w:rPr>
+          <w:rtl w:val="0"/>
+        </w:rPr>
+        <w:t xml:space="preserve">B) Use smaller model  </w:t>
+      </w:r>
+    </w:p>
+    <w:p>
+      <w:pPr>
+        <w:rPr/>
+      </w:pPr>
+      <w:r>
+        <w:rPr>
+          <w:rtl w:val="0"/>
+        </w:rPr>
+        <w:t xml:space="preserve">C) Remove summaries  </w:t>
+      </w:r>
+    </w:p>
+    <w:p>
+      <w:pPr>
+        <w:rPr/>
+      </w:pPr>
+      <w:r>
+        <w:rPr>
+          <w:rtl w:val="0"/>
+        </w:rPr>
+        <w:t xml:space="preserve">D) Skip tree</w:t>
+      </w:r>
+    </w:p>
+    <w:p>
+      <w:pPr>
+        <w:rPr/>
+      </w:pPr>
+      <w:r>
+        <w:rPr>
+          <w:rtl w:val="0"/>
+        </w:rPr>
+      </w:r>
+    </w:p>
+    <w:p>
+      <w:pPr>
+        <w:rPr/>
+      </w:pPr>
+      <w:r>
+        <w:rPr>
+          <w:rtl w:val="0"/>
+        </w:rPr>
+        <w:t xml:space="preserve">9. What is a good strategy for cost vs quality?  </w:t>
+      </w:r>
+    </w:p>
+    <w:p>
+      <w:pPr>
+        <w:rPr/>
+      </w:pPr>
+      <w:r>
+        <w:rPr>
+          <w:rtl w:val="0"/>
+        </w:rPr>
+        <w:t xml:space="preserve">A) Use gpt-4o-mini for first tests, switch to gpt-4o when you need highest quality tree  </w:t>
+      </w:r>
+    </w:p>
+    <w:p>
+      <w:pPr>
+        <w:rPr/>
+      </w:pPr>
+      <w:r>
+        <w:rPr>
+          <w:rtl w:val="0"/>
+        </w:rPr>
+        <w:t xml:space="preserve">B) Always use the most expensive model  </w:t>
+      </w:r>
+    </w:p>
+    <w:p>
+      <w:pPr>
+        <w:rPr/>
+      </w:pPr>
+      <w:r>
+        <w:rPr>
+          <w:rtl w:val="0"/>
+        </w:rPr>
+        <w:t xml:space="preserve">C) Never change model  </w:t>
+      </w:r>
+    </w:p>
+    <w:p>
+      <w:pPr>
+        <w:rPr/>
+      </w:pPr>
+      <w:r>
+        <w:rPr>
+          <w:rtl w:val="0"/>
+        </w:rPr>
+        <w:t xml:space="preserve">D) Only use local models</w:t>
+      </w:r>
+    </w:p>
+    <w:p>
+      <w:pPr>
+        <w:rPr/>
+      </w:pPr>
+      <w:r>
+        <w:rPr>
+          <w:rtl w:val="0"/>
+        </w:rPr>
+      </w:r>
+    </w:p>
+    <w:p>
+      <w:pPr>
+        <w:rPr/>
+      </w:pPr>
+      <w:r>
+        <w:rPr>
+          <w:rtl w:val="0"/>
+        </w:rPr>
+        <w:t xml:space="preserve">10. What is the final advice in the conclusion?  </w:t>
+      </w:r>
+    </w:p>
+    <w:p>
+      <w:pPr>
+        <w:rPr/>
+      </w:pPr>
+      <w:r>
+        <w:rPr>
+          <w:rtl w:val="0"/>
+        </w:rPr>
+        <w:t xml:space="preserve">A) You now have a complete vectorless RAG system with tree indexing, agentic reasoning, vision support, and chat interface — ready for real documents like annual reports, policies, or manuals  </w:t>
+      </w:r>
+    </w:p>
+    <w:p>
+      <w:pPr>
+        <w:rPr/>
+      </w:pPr>
+      <w:r>
+        <w:rPr>
+          <w:rtl w:val="0"/>
+        </w:rPr>
+        <w:t xml:space="preserve">B) Stop at basic RAG  </w:t>
+      </w:r>
+    </w:p>
+    <w:p>
+      <w:pPr>
+        <w:rPr/>
+      </w:pPr>
+      <w:r>
+        <w:rPr>
+          <w:rtl w:val="0"/>
+        </w:rPr>
+        <w:t xml:space="preserve">C) Only use vector RAG  </w:t>
+      </w:r>
+    </w:p>
+    <w:p>
+      <w:pPr>
+        <w:rPr/>
+      </w:pPr>
+      <w:r>
+        <w:rPr>
+          <w:rtl w:val="0"/>
+        </w:rPr>
+        <w:t xml:space="preserve">D) Never customize</w:t>
+      </w:r>
+    </w:p>
+    <w:p>
+      <w:pPr>
+        <w:rPr/>
+      </w:pPr>
+      <w:r>
+        <w:rPr>
+          <w:rtl w:val="0"/>
+        </w:rPr>
+      </w:r>
+    </w:p>
+    <w:p>
+      <w:pPr>
+        <w:rPr>
+          <w:sz w:val="36"/>
+          <w:szCs w:val="36"/>
+        </w:rPr>
+      </w:pPr>
+      <w:r>
+        <w:rPr>
+          <w:sz w:val="36"/>
+          <w:szCs w:val="36"/>
+          <w:rtl w:val="0"/>
+        </w:rPr>
+        <w:t xml:space="preserve">Answers for Phase 6: Advanced Topics &amp; Customizing PageIndex</w:t>
+      </w:r>
+    </w:p>
+    <w:p>
+      <w:pPr>
+        <w:rPr/>
+      </w:pPr>
+      <w:r>
+        <w:rPr>
+          <w:rtl w:val="0"/>
+        </w:rPr>
+        <w:t xml:space="preserve">1. A  </w:t>
+      </w:r>
+    </w:p>
+    <w:p>
+      <w:pPr>
+        <w:rPr/>
+      </w:pPr>
+      <w:r>
+        <w:rPr>
+          <w:rtl w:val="0"/>
+        </w:rPr>
+        <w:t xml:space="preserve">2. A  </w:t>
+      </w:r>
+    </w:p>
+    <w:p>
+      <w:pPr>
+        <w:rPr/>
+      </w:pPr>
+      <w:r>
+        <w:rPr>
+          <w:rtl w:val="0"/>
+        </w:rPr>
+        <w:t xml:space="preserve">3. A  </w:t>
+      </w:r>
+    </w:p>
+    <w:p>
+      <w:pPr>
+        <w:rPr/>
+      </w:pPr>
+      <w:r>
+        <w:rPr>
+          <w:rtl w:val="0"/>
+        </w:rPr>
+        <w:t xml:space="preserve">4. A  </w:t>
+      </w:r>
+    </w:p>
+    <w:p>
+      <w:pPr>
+        <w:rPr/>
+      </w:pPr>
+      <w:r>
+        <w:rPr>
+          <w:rtl w:val="0"/>
+        </w:rPr>
+        <w:t xml:space="preserve">5. A  </w:t>
+      </w:r>
+    </w:p>
+    <w:p>
+      <w:pPr>
+        <w:rPr/>
+      </w:pPr>
+      <w:r>
+        <w:rPr>
+          <w:rtl w:val="0"/>
+        </w:rPr>
+        <w:t xml:space="preserve">6. A  </w:t>
+      </w:r>
+    </w:p>
+    <w:p>
+      <w:pPr>
+        <w:rPr/>
+      </w:pPr>
+      <w:r>
+        <w:rPr>
+          <w:rtl w:val="0"/>
+        </w:rPr>
+        <w:t xml:space="preserve">7. A  </w:t>
+      </w:r>
+    </w:p>
+    <w:p>
+      <w:pPr>
+        <w:rPr/>
+      </w:pPr>
+      <w:r>
+        <w:rPr>
+          <w:rtl w:val="0"/>
+        </w:rPr>
+        <w:t xml:space="preserve">8. A  </w:t>
+      </w:r>
+    </w:p>
+    <w:p>
+      <w:pPr>
+        <w:rPr/>
+      </w:pPr>
+      <w:r>
+        <w:rPr>
+          <w:rtl w:val="0"/>
+        </w:rPr>
+        <w:t xml:space="preserve">9. A  </w:t>
       </w:r>
     </w:p>
     <w:sectPr>
@@ -16079,7 +21727,7 @@
 
 <file path=customXML/item1.xml><?xml version="1.0" encoding="utf-8"?>
 <go:gDocsCustomXmlDataStorage xmlns:go="http://customooxmlschemas.google.com/" xmlns:r="http://schemas.openxmlformats.org/officeDocument/2006/relationships" uri="GoogleDocsCustomDataVersion2">
-  <go:docsCustomData xmlns:go="http://customooxmlschemas.google.com/" roundtripDataSignature="AMtx7mhHgOQeKTl/+iiGiYtzERuou74Keg==">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</go:docsCustomData>
+  <go:docsCustomData xmlns:go="http://customooxmlschemas.google.com/" roundtripDataSignature="AMtx7mjFswxfI/zicZ3VH7I9SrOkbDxA1Q==">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</go:docsCustomData>
 </go:gDocsCustomXmlDataStorage>
 </file>
 
